--- a/docs/tumor-ngs-tender/苏州市立医院-肿瘤NGS平台建设需求.docx
+++ b/docs/tumor-ngs-tender/苏州市立医院-肿瘤NGS平台建设需求.docx
@@ -117,7 +117,29 @@
           <w:sz w:val="21"/>
           <w:szCs w:val="21"/>
         </w:rPr>
-        <w:t xml:space="preserve">。实验室已建成并具备功能分区，本次不涉及新建与装修改造，设备就位所需的台面承重等局部适配由中标人负责。服务期限自合同签订之日起 </w:t>
+        <w:t xml:space="preserve">。实验室已建成并具备功能分区，自上游至下游依次为</w:t>
+      </w:r>
+      <w:r>
+        <w:rPr>
+          <w:rFonts w:ascii="Times New Roman" w:eastAsia="宋体" w:hAnsi="Times New Roman"/>
+          <w:b/>
+          <w:bCs/>
+          <w:color w:val="000000"/>
+          <w:sz w:val="21"/>
+          <w:szCs w:val="21"/>
+        </w:rPr>
+        <w:t xml:space="preserve">试剂准备区、样本制备区（组织）、样本制备区（血浆）、破碎区（核酸片段化）、文库制备区、杂交捕获区、扩增区、测序区</w:t>
+      </w:r>
+      <w:r>
+        <w:rPr>
+          <w:rFonts w:ascii="Times New Roman" w:eastAsia="宋体" w:hAnsi="Times New Roman"/>
+          <w:b w:val="false"/>
+          <w:bCs w:val="false"/>
+          <w:color w:val="000000"/>
+          <w:sz w:val="21"/>
+          <w:szCs w:val="21"/>
+        </w:rPr>
+        <w:t xml:space="preserve">，各区独立成间并按单向流程布置；本次不涉及新建与装修改造，设备就位所需的台面承重等局部适配由中标人负责。服务期限自合同签订之日起 </w:t>
       </w:r>
       <w:r>
         <w:rPr>
@@ -790,7 +812,29 @@
                 <w:sz w:val="18"/>
                 <w:szCs w:val="18"/>
               </w:rPr>
-              <w:t xml:space="preserve">建库，支持点突变、插入缺失、基因融合与拷贝数变异的同步检测。</w:t>
+              <w:t xml:space="preserve">建库，支持点突变、插入缺失、基因融合与拷贝数变异的同步检测。组织样本基因组 DNA 的片段化</w:t>
+            </w:r>
+            <w:r>
+              <w:rPr>
+                <w:rFonts w:ascii="Times New Roman" w:eastAsia="宋体" w:hAnsi="Times New Roman"/>
+                <w:b/>
+                <w:bCs/>
+                <w:color w:val="000000"/>
+                <w:sz w:val="18"/>
+                <w:szCs w:val="18"/>
+              </w:rPr>
+              <w:t xml:space="preserve">采用酶法或物理超声法均可，本项目不作限定</w:t>
+            </w:r>
+            <w:r>
+              <w:rPr>
+                <w:rFonts w:ascii="Times New Roman" w:eastAsia="宋体" w:hAnsi="Times New Roman"/>
+                <w:b w:val="false"/>
+                <w:bCs w:val="false"/>
+                <w:color w:val="000000"/>
+                <w:sz w:val="18"/>
+                <w:szCs w:val="18"/>
+              </w:rPr>
+              <w:t xml:space="preserve">；附件一已按物理超声法预留片段化设备并单独设置破碎区，投标人应按所投试剂盒的实际方法学一并供应相应设备，并提出其安装与环境条件要求。</w:t>
             </w:r>
           </w:p>
         </w:tc>
@@ -3260,7 +3304,7 @@
                 <w:sz w:val="18"/>
                 <w:szCs w:val="18"/>
               </w:rPr>
-              <w:t xml:space="preserve">质保期满后的维保价格一并报出，作为评审因素。</w:t>
+              <w:t xml:space="preserve">质保期满后的维保价格一并报出。</w:t>
             </w:r>
           </w:p>
         </w:tc>
@@ -3343,23 +3387,63 @@
                 <w:sz w:val="18"/>
                 <w:szCs w:val="18"/>
               </w:rPr>
-              <w:t xml:space="preserve">单独报出移机服务价格，作为可选报价项，不计入评标价</w:t>
-            </w:r>
-            <w:r>
-              <w:rPr>
-                <w:rFonts w:ascii="Times New Roman" w:eastAsia="宋体" w:hAnsi="Times New Roman"/>
-                <w:b w:val="false"/>
-                <w:bCs w:val="false"/>
-                <w:color w:val="000000"/>
-                <w:sz w:val="18"/>
-                <w:szCs w:val="18"/>
-              </w:rPr>
-              <w:t xml:space="preserve">，中标后由院方按实际需要决定是否实施；移机不影响原质保期的连续计算。</w:t>
+              <w:t xml:space="preserve">单独报出移机服务价格，作为可选报价项单独列示</w:t>
+            </w:r>
+            <w:r>
+              <w:rPr>
+                <w:rFonts w:ascii="Times New Roman" w:eastAsia="宋体" w:hAnsi="Times New Roman"/>
+                <w:b w:val="false"/>
+                <w:bCs w:val="false"/>
+                <w:color w:val="000000"/>
+                <w:sz w:val="18"/>
+                <w:szCs w:val="18"/>
+              </w:rPr>
+              <w:t xml:space="preserve">，由院方按实际需要决定是否实施；移机不影响原质保期的连续计算。</w:t>
             </w:r>
           </w:p>
         </w:tc>
       </w:tr>
     </w:tbl>
+    <w:p>
+      <w:pPr>
+        <w:spacing w:after="120" w:before="160" w:line="320"/>
+        <w:ind w:firstLine="420"/>
+        <w:jc w:val="both"/>
+      </w:pPr>
+      <w:r>
+        <w:rPr>
+          <w:rFonts w:ascii="Times New Roman" w:eastAsia="宋体" w:hAnsi="Times New Roman"/>
+          <w:b w:val="false"/>
+          <w:bCs w:val="false"/>
+          <w:color w:val="000000"/>
+          <w:sz w:val="19"/>
+          <w:szCs w:val="19"/>
+        </w:rPr>
+        <w:t xml:space="preserve">本文件为</w:t>
+      </w:r>
+      <w:r>
+        <w:rPr>
+          <w:rFonts w:ascii="Times New Roman" w:eastAsia="宋体" w:hAnsi="Times New Roman"/>
+          <w:b/>
+          <w:bCs/>
+          <w:color w:val="000000"/>
+          <w:sz w:val="19"/>
+          <w:szCs w:val="19"/>
+        </w:rPr>
+        <w:t xml:space="preserve">建设需求</w:t>
+      </w:r>
+      <w:r>
+        <w:rPr>
+          <w:rFonts w:ascii="Times New Roman" w:eastAsia="宋体" w:hAnsi="Times New Roman"/>
+          <w:b w:val="false"/>
+          <w:bCs w:val="false"/>
+          <w:color w:val="000000"/>
+          <w:sz w:val="19"/>
+          <w:szCs w:val="19"/>
+        </w:rPr>
+        <w:t xml:space="preserve">，仅描述本项目的技术与商务需求。投标人资格条件、评审办法、合同条款及其他未尽事宜，以招标文件相应章节及采购合同约定为准。</w:t>
+      </w:r>
+    </w:p>
     <w:p>
       <w:pPr>
         <w:keepNext/>
@@ -3392,7 +3476,7 @@
           <w:sz w:val="21"/>
           <w:szCs w:val="21"/>
         </w:rPr>
-        <w:t xml:space="preserve">本清单按功能分区列明，共 59 项，</w:t>
+        <w:t xml:space="preserve">本清单按功能分区列明，共 75 项、118 台（件），</w:t>
       </w:r>
       <w:r>
         <w:rPr>
@@ -3830,7 +3914,7 @@
                 <w:sz w:val="18"/>
                 <w:szCs w:val="18"/>
               </w:rPr>
-              <w:t xml:space="preserve">ACB-1300V/双人;垂直单流向</w:t>
+              <w:t xml:space="preserve">双人位，垂直单向流；洁净度满足试剂配制要求</w:t>
             </w:r>
           </w:p>
         </w:tc>
@@ -4022,7 +4106,7 @@
                 <w:sz w:val="18"/>
                 <w:szCs w:val="18"/>
               </w:rPr>
-              <w:t xml:space="preserve">电导率18.2MΩ</w:t>
+              <w:t xml:space="preserve">出水电阻率 18.2 MΩ·cm</w:t>
             </w:r>
           </w:p>
         </w:tc>
@@ -4214,7 +4298,7 @@
                 <w:sz w:val="18"/>
                 <w:szCs w:val="18"/>
               </w:rPr>
-              <w:t xml:space="preserve">2-8℃&amp;-20℃</w:t>
+              <w:t xml:space="preserve">2–8 ℃ 冷藏与 −20 ℃ 冷冻双温区</w:t>
             </w:r>
           </w:p>
         </w:tc>
@@ -5174,7 +5258,7 @@
                 <w:sz w:val="18"/>
                 <w:szCs w:val="18"/>
               </w:rPr>
-              <w:t xml:space="preserve">量程分档覆盖 0.1–1000 µL，精度符合 GB/T 39374；分档：0.1-2.0µl、0.5-10µl、2-20µl、10-100µl、20-200µl、100-1000µl</w:t>
+              <w:t xml:space="preserve">量程分档覆盖 0.1–1000 µL；分档：0.1–2.0、0.5–10、2–20、10–100、20–200、100–1000 µL</w:t>
             </w:r>
           </w:p>
         </w:tc>
@@ -5282,7 +5366,7 @@
                 <w:sz w:val="18"/>
                 <w:szCs w:val="18"/>
               </w:rPr>
-              <w:t xml:space="preserve">标本与文库制备区</w:t>
+              <w:t xml:space="preserve">样本制备区（组织）</w:t>
             </w:r>
           </w:p>
         </w:tc>
@@ -5318,7 +5402,7 @@
                 <w:sz w:val="18"/>
                 <w:szCs w:val="18"/>
               </w:rPr>
-              <w:t xml:space="preserve">核酸提取 + 文库构建（扩增前）</w:t>
+              <w:t xml:space="preserve">组织样本处理与基因组 DNA 提取</w:t>
             </w:r>
           </w:p>
         </w:tc>
@@ -5388,7 +5472,7 @@
                 <w:sz w:val="18"/>
                 <w:szCs w:val="18"/>
               </w:rPr>
-              <w:t xml:space="preserve">2-8℃&amp;-20℃</w:t>
+              <w:t xml:space="preserve">2–8 ℃ 冷藏与 −20 ℃ 冷冻双温区</w:t>
             </w:r>
           </w:p>
         </w:tc>
@@ -6313,7 +6397,7 @@
                 <w:sz w:val="18"/>
                 <w:szCs w:val="18"/>
               </w:rPr>
-              <w:t xml:space="preserve">PCR扩增仪</w:t>
+              <w:t xml:space="preserve">单道移液器</w:t>
             </w:r>
           </w:p>
         </w:tc>
@@ -6348,7 +6432,7 @@
                 <w:sz w:val="18"/>
                 <w:szCs w:val="18"/>
               </w:rPr>
-              <w:t xml:space="preserve">≥96 孔，具备梯度扩增功能</w:t>
+              <w:t xml:space="preserve">量程分档覆盖 0.1–1000 µL；分档：0.1–2.0、0.5–10、2–20、10–100、20–200、100–1000 µL</w:t>
             </w:r>
           </w:p>
         </w:tc>
@@ -6383,7 +6467,7 @@
                 <w:sz w:val="18"/>
                 <w:szCs w:val="18"/>
               </w:rPr>
-              <w:t xml:space="preserve">1</w:t>
+              <w:t xml:space="preserve">6</w:t>
             </w:r>
           </w:p>
         </w:tc>
@@ -6418,7 +6502,7 @@
                 <w:sz w:val="18"/>
                 <w:szCs w:val="18"/>
               </w:rPr>
-              <w:t xml:space="preserve">文库孵育与扩增</w:t>
+              <w:t xml:space="preserve">分子实验常规器具</w:t>
             </w:r>
           </w:p>
         </w:tc>
@@ -6505,7 +6589,7 @@
                 <w:sz w:val="18"/>
                 <w:szCs w:val="18"/>
               </w:rPr>
-              <w:t xml:space="preserve">高速离心机</w:t>
+              <w:t xml:space="preserve">八道移液器</w:t>
             </w:r>
           </w:p>
         </w:tc>
@@ -6540,7 +6624,7 @@
                 <w:sz w:val="18"/>
                 <w:szCs w:val="18"/>
               </w:rPr>
-              <w:t xml:space="preserve">1.5ml转子</w:t>
+              <w:t xml:space="preserve">八通道，与八排管、96 孔板配套；分档：0.5–10、5–50、30–300 µL</w:t>
             </w:r>
           </w:p>
         </w:tc>
@@ -6575,7 +6659,7 @@
                 <w:sz w:val="18"/>
                 <w:szCs w:val="18"/>
               </w:rPr>
-              <w:t xml:space="preserve">1</w:t>
+              <w:t xml:space="preserve">3</w:t>
             </w:r>
           </w:p>
         </w:tc>
@@ -6610,7 +6694,7 @@
                 <w:sz w:val="18"/>
                 <w:szCs w:val="18"/>
               </w:rPr>
-              <w:t xml:space="preserve">纯化与分离</w:t>
+              <w:t xml:space="preserve">分子实验常规器具</w:t>
             </w:r>
           </w:p>
         </w:tc>
@@ -6697,7 +6781,7 @@
                 <w:sz w:val="18"/>
                 <w:szCs w:val="18"/>
               </w:rPr>
-              <w:t xml:space="preserve">磁力架</w:t>
+              <w:t xml:space="preserve">高速离心机</w:t>
             </w:r>
           </w:p>
         </w:tc>
@@ -6732,7 +6816,7 @@
                 <w:sz w:val="18"/>
                 <w:szCs w:val="18"/>
               </w:rPr>
-              <w:t xml:space="preserve">16头；16孔(凹）;离心管用</w:t>
+              <w:t xml:space="preserve">台式高速离心机，配 1.5 mL 离心管转子</w:t>
             </w:r>
           </w:p>
         </w:tc>
@@ -6802,7 +6886,7 @@
                 <w:sz w:val="18"/>
                 <w:szCs w:val="18"/>
               </w:rPr>
-              <w:t xml:space="preserve">磁珠纯化</w:t>
+              <w:t xml:space="preserve">纯化与分离</w:t>
             </w:r>
           </w:p>
         </w:tc>
@@ -6889,7 +6973,7 @@
                 <w:sz w:val="18"/>
                 <w:szCs w:val="18"/>
               </w:rPr>
-              <w:t xml:space="preserve">96孔磁力架（八排管）</w:t>
+              <w:t xml:space="preserve">磁力架（1.5 mL 离心管用）</w:t>
             </w:r>
           </w:p>
         </w:tc>
@@ -6924,7 +7008,7 @@
                 <w:sz w:val="18"/>
                 <w:szCs w:val="18"/>
               </w:rPr>
-              <w:t xml:space="preserve">八排管</w:t>
+              <w:t xml:space="preserve">16 孔，适配 1.5 mL 离心管</w:t>
             </w:r>
           </w:p>
         </w:tc>
@@ -6959,7 +7043,7 @@
                 <w:sz w:val="18"/>
                 <w:szCs w:val="18"/>
               </w:rPr>
-              <w:t xml:space="preserve">1</w:t>
+              <w:t xml:space="preserve">2</w:t>
             </w:r>
           </w:p>
         </w:tc>
@@ -6994,7 +7078,7 @@
                 <w:sz w:val="18"/>
                 <w:szCs w:val="18"/>
               </w:rPr>
-              <w:t xml:space="preserve">磁珠纯化（96 孔）</w:t>
+              <w:t xml:space="preserve">磁珠纯化</w:t>
             </w:r>
           </w:p>
         </w:tc>
@@ -7116,7 +7200,7 @@
                 <w:sz w:val="18"/>
                 <w:szCs w:val="18"/>
               </w:rPr>
-              <w:t xml:space="preserve">二级，1500*815*2270mm</w:t>
+              <w:t xml:space="preserve">Ⅱ级 A2 型；外形尺寸约 1500×815×2270 mm</w:t>
             </w:r>
           </w:p>
         </w:tc>
@@ -7308,7 +7392,7 @@
                 <w:sz w:val="18"/>
                 <w:szCs w:val="18"/>
               </w:rPr>
-              <w:t xml:space="preserve">96孔+1.5模块</w:t>
+              <w:t xml:space="preserve">配 96 孔与 1.5 mL 两种模块，控温可调</w:t>
             </w:r>
           </w:p>
         </w:tc>
@@ -7465,7 +7549,7 @@
                 <w:sz w:val="18"/>
                 <w:szCs w:val="18"/>
               </w:rPr>
-              <w:t xml:space="preserve">单道移液器</w:t>
+              <w:t xml:space="preserve">荧光定量仪</w:t>
             </w:r>
           </w:p>
         </w:tc>
@@ -7500,7 +7584,7 @@
                 <w:sz w:val="18"/>
                 <w:szCs w:val="18"/>
               </w:rPr>
-              <w:t xml:space="preserve">量程分档覆盖 0.1–1000 µL，精度符合 GB/T 39374；分档：0.1-2.0µl、0.5-10µl、2-20µl、10-100µl、20-200µl、100-1000µl</w:t>
+              <w:t xml:space="preserve">荧光法核酸与文库浓度精确定量</w:t>
             </w:r>
           </w:p>
         </w:tc>
@@ -7535,7 +7619,7 @@
                 <w:sz w:val="18"/>
                 <w:szCs w:val="18"/>
               </w:rPr>
-              <w:t xml:space="preserve">6</w:t>
+              <w:t xml:space="preserve">1</w:t>
             </w:r>
           </w:p>
         </w:tc>
@@ -7570,7 +7654,7 @@
                 <w:sz w:val="18"/>
                 <w:szCs w:val="18"/>
               </w:rPr>
-              <w:t xml:space="preserve">分子实验常规器具</w:t>
+              <w:t xml:space="preserve">核酸与文库浓度测定</w:t>
             </w:r>
           </w:p>
         </w:tc>
@@ -7579,6 +7663,220 @@
         <w:tc>
           <w:tcPr>
             <w:tcW w:type="dxa" w:w="1200"/>
+            <w:vMerge w:val="restart"/>
+            <w:tcBorders>
+              <w:top w:val="none" w:color="FFFFFF" w:sz="0"/>
+              <w:left w:val="none" w:color="FFFFFF" w:sz="0"/>
+              <w:bottom w:val="single" w:color="BFBFBF" w:sz="2"/>
+              <w:right w:val="none" w:color="FFFFFF" w:sz="0"/>
+            </w:tcBorders>
+            <w:tcMar>
+              <w:top w:type="dxa" w:w="60"/>
+              <w:left w:type="dxa" w:w="90"/>
+              <w:bottom w:type="dxa" w:w="60"/>
+              <w:right w:type="dxa" w:w="90"/>
+            </w:tcMar>
+            <w:vAlign w:val="top"/>
+          </w:tcPr>
+          <w:p>
+            <w:pPr>
+              <w:spacing w:line="280"/>
+              <w:jc w:val="left"/>
+            </w:pPr>
+            <w:r>
+              <w:rPr>
+                <w:rFonts w:ascii="Times New Roman" w:eastAsia="宋体" w:hAnsi="Times New Roman"/>
+                <w:b w:val="false"/>
+                <w:bCs w:val="false"/>
+                <w:color w:val="000000"/>
+                <w:sz w:val="18"/>
+                <w:szCs w:val="18"/>
+              </w:rPr>
+              <w:t xml:space="preserve">样本制备区（血浆）</w:t>
+            </w:r>
+          </w:p>
+        </w:tc>
+        <w:tc>
+          <w:tcPr>
+            <w:tcW w:type="dxa" w:w="1400"/>
+            <w:vMerge w:val="restart"/>
+            <w:tcBorders>
+              <w:top w:val="none" w:color="FFFFFF" w:sz="0"/>
+              <w:left w:val="none" w:color="FFFFFF" w:sz="0"/>
+              <w:bottom w:val="single" w:color="BFBFBF" w:sz="2"/>
+              <w:right w:val="none" w:color="FFFFFF" w:sz="0"/>
+            </w:tcBorders>
+            <w:tcMar>
+              <w:top w:type="dxa" w:w="60"/>
+              <w:left w:type="dxa" w:w="90"/>
+              <w:bottom w:type="dxa" w:w="60"/>
+              <w:right w:type="dxa" w:w="90"/>
+            </w:tcMar>
+            <w:vAlign w:val="top"/>
+          </w:tcPr>
+          <w:p>
+            <w:pPr>
+              <w:spacing w:line="280"/>
+              <w:jc w:val="left"/>
+            </w:pPr>
+            <w:r>
+              <w:rPr>
+                <w:rFonts w:ascii="Times New Roman" w:eastAsia="宋体" w:hAnsi="Times New Roman"/>
+                <w:b w:val="false"/>
+                <w:bCs w:val="false"/>
+                <w:color w:val="000000"/>
+                <w:sz w:val="18"/>
+                <w:szCs w:val="18"/>
+              </w:rPr>
+              <w:t xml:space="preserve">血浆分离与游离 DNA（cfDNA）提取</w:t>
+            </w:r>
+          </w:p>
+        </w:tc>
+        <w:tc>
+          <w:tcPr>
+            <w:tcW w:type="dxa" w:w="1600"/>
+            <w:tcBorders>
+              <w:top w:val="none" w:color="FFFFFF" w:sz="0"/>
+              <w:left w:val="none" w:color="FFFFFF" w:sz="0"/>
+              <w:bottom w:val="single" w:color="BFBFBF" w:sz="2"/>
+              <w:right w:val="none" w:color="FFFFFF" w:sz="0"/>
+            </w:tcBorders>
+            <w:tcMar>
+              <w:top w:type="dxa" w:w="60"/>
+              <w:left w:type="dxa" w:w="90"/>
+              <w:bottom w:type="dxa" w:w="60"/>
+              <w:right w:type="dxa" w:w="90"/>
+            </w:tcMar>
+            <w:vAlign w:val="top"/>
+          </w:tcPr>
+          <w:p>
+            <w:pPr>
+              <w:spacing w:line="280"/>
+              <w:jc w:val="left"/>
+            </w:pPr>
+            <w:r>
+              <w:rPr>
+                <w:rFonts w:ascii="Times New Roman" w:eastAsia="宋体" w:hAnsi="Times New Roman"/>
+                <w:b w:val="false"/>
+                <w:bCs w:val="false"/>
+                <w:color w:val="000000"/>
+                <w:sz w:val="18"/>
+                <w:szCs w:val="18"/>
+              </w:rPr>
+              <w:t xml:space="preserve">冷藏冷冻箱</w:t>
+            </w:r>
+          </w:p>
+        </w:tc>
+        <w:tc>
+          <w:tcPr>
+            <w:tcW w:type="dxa" w:w="3660"/>
+            <w:tcBorders>
+              <w:top w:val="none" w:color="FFFFFF" w:sz="0"/>
+              <w:left w:val="none" w:color="FFFFFF" w:sz="0"/>
+              <w:bottom w:val="single" w:color="BFBFBF" w:sz="2"/>
+              <w:right w:val="none" w:color="FFFFFF" w:sz="0"/>
+            </w:tcBorders>
+            <w:tcMar>
+              <w:top w:type="dxa" w:w="60"/>
+              <w:left w:type="dxa" w:w="90"/>
+              <w:bottom w:type="dxa" w:w="60"/>
+              <w:right w:type="dxa" w:w="90"/>
+            </w:tcMar>
+            <w:vAlign w:val="top"/>
+          </w:tcPr>
+          <w:p>
+            <w:pPr>
+              <w:spacing w:line="280"/>
+              <w:jc w:val="left"/>
+            </w:pPr>
+            <w:r>
+              <w:rPr>
+                <w:rFonts w:ascii="Times New Roman" w:eastAsia="宋体" w:hAnsi="Times New Roman"/>
+                <w:b w:val="false"/>
+                <w:bCs w:val="false"/>
+                <w:color w:val="000000"/>
+                <w:sz w:val="18"/>
+                <w:szCs w:val="18"/>
+              </w:rPr>
+              <w:t xml:space="preserve">2–8 ℃ 冷藏与 −20 ℃ 冷冻双温区</w:t>
+            </w:r>
+          </w:p>
+        </w:tc>
+        <w:tc>
+          <w:tcPr>
+            <w:tcW w:type="dxa" w:w="600"/>
+            <w:tcBorders>
+              <w:top w:val="none" w:color="FFFFFF" w:sz="0"/>
+              <w:left w:val="none" w:color="FFFFFF" w:sz="0"/>
+              <w:bottom w:val="single" w:color="BFBFBF" w:sz="2"/>
+              <w:right w:val="none" w:color="FFFFFF" w:sz="0"/>
+            </w:tcBorders>
+            <w:tcMar>
+              <w:top w:type="dxa" w:w="60"/>
+              <w:left w:type="dxa" w:w="90"/>
+              <w:bottom w:type="dxa" w:w="60"/>
+              <w:right w:type="dxa" w:w="90"/>
+            </w:tcMar>
+            <w:vAlign w:val="top"/>
+          </w:tcPr>
+          <w:p>
+            <w:pPr>
+              <w:spacing w:line="280"/>
+              <w:jc w:val="center"/>
+            </w:pPr>
+            <w:r>
+              <w:rPr>
+                <w:rFonts w:ascii="Times New Roman" w:eastAsia="宋体" w:hAnsi="Times New Roman"/>
+                <w:b w:val="false"/>
+                <w:bCs w:val="false"/>
+                <w:color w:val="000000"/>
+                <w:sz w:val="18"/>
+                <w:szCs w:val="18"/>
+              </w:rPr>
+              <w:t xml:space="preserve">1</w:t>
+            </w:r>
+          </w:p>
+        </w:tc>
+        <w:tc>
+          <w:tcPr>
+            <w:tcW w:type="dxa" w:w="1400"/>
+            <w:tcBorders>
+              <w:top w:val="none" w:color="FFFFFF" w:sz="0"/>
+              <w:left w:val="none" w:color="FFFFFF" w:sz="0"/>
+              <w:bottom w:val="single" w:color="BFBFBF" w:sz="2"/>
+              <w:right w:val="none" w:color="FFFFFF" w:sz="0"/>
+            </w:tcBorders>
+            <w:tcMar>
+              <w:top w:type="dxa" w:w="60"/>
+              <w:left w:type="dxa" w:w="90"/>
+              <w:bottom w:type="dxa" w:w="60"/>
+              <w:right w:type="dxa" w:w="90"/>
+            </w:tcMar>
+            <w:vAlign w:val="top"/>
+          </w:tcPr>
+          <w:p>
+            <w:pPr>
+              <w:spacing w:line="280"/>
+              <w:jc w:val="left"/>
+            </w:pPr>
+            <w:r>
+              <w:rPr>
+                <w:rFonts w:ascii="Times New Roman" w:eastAsia="宋体" w:hAnsi="Times New Roman"/>
+                <w:b w:val="false"/>
+                <w:bCs w:val="false"/>
+                <w:color w:val="000000"/>
+                <w:sz w:val="18"/>
+                <w:szCs w:val="18"/>
+              </w:rPr>
+              <w:t xml:space="preserve">试剂与样本暂存</w:t>
+            </w:r>
+          </w:p>
+        </w:tc>
+      </w:tr>
+      <w:tr>
+        <w:tc>
+          <w:tcPr>
+            <w:tcW w:type="dxa" w:w="1200"/>
             <w:vMerge w:val="continue"/>
             <w:tcBorders>
               <w:top w:val="none" w:color="FFFFFF" w:sz="0"/>
@@ -7657,7 +7955,7 @@
                 <w:sz w:val="18"/>
                 <w:szCs w:val="18"/>
               </w:rPr>
-              <w:t xml:space="preserve">八道移液器</w:t>
+              <w:t xml:space="preserve">计时器</w:t>
             </w:r>
           </w:p>
         </w:tc>
@@ -7692,7 +7990,7 @@
                 <w:sz w:val="18"/>
                 <w:szCs w:val="18"/>
               </w:rPr>
-              <w:t xml:space="preserve">八通道，与八连管、96 孔板配套；分档：0.5-10 µl、5-50 µl、30-300 µl</w:t>
+              <w:t xml:space="preserve">量程覆盖常规孵育时长，具备定时提醒</w:t>
             </w:r>
           </w:p>
         </w:tc>
@@ -7727,7 +8025,7 @@
                 <w:sz w:val="18"/>
                 <w:szCs w:val="18"/>
               </w:rPr>
-              <w:t xml:space="preserve">3</w:t>
+              <w:t xml:space="preserve">1</w:t>
             </w:r>
           </w:p>
         </w:tc>
@@ -7762,7 +8060,7 @@
                 <w:sz w:val="18"/>
                 <w:szCs w:val="18"/>
               </w:rPr>
-              <w:t xml:space="preserve">分子实验常规器具</w:t>
+              <w:t xml:space="preserve">流程计时</w:t>
             </w:r>
           </w:p>
         </w:tc>
@@ -7771,6 +8069,2310 @@
         <w:tc>
           <w:tcPr>
             <w:tcW w:type="dxa" w:w="1200"/>
+            <w:vMerge w:val="continue"/>
+            <w:tcBorders>
+              <w:top w:val="none" w:color="FFFFFF" w:sz="0"/>
+              <w:left w:val="none" w:color="FFFFFF" w:sz="0"/>
+              <w:bottom w:val="single" w:color="BFBFBF" w:sz="2"/>
+              <w:right w:val="none" w:color="FFFFFF" w:sz="0"/>
+            </w:tcBorders>
+            <w:tcMar>
+              <w:top w:type="dxa" w:w="60"/>
+              <w:left w:type="dxa" w:w="90"/>
+              <w:bottom w:type="dxa" w:w="60"/>
+              <w:right w:type="dxa" w:w="90"/>
+            </w:tcMar>
+            <w:vAlign w:val="top"/>
+          </w:tcPr>
+          <w:p>
+            <w:pPr>
+              <w:spacing w:line="280"/>
+              <w:jc w:val="left"/>
+            </w:pPr>
+          </w:p>
+        </w:tc>
+        <w:tc>
+          <w:tcPr>
+            <w:tcW w:type="dxa" w:w="1400"/>
+            <w:vMerge w:val="continue"/>
+            <w:tcBorders>
+              <w:top w:val="none" w:color="FFFFFF" w:sz="0"/>
+              <w:left w:val="none" w:color="FFFFFF" w:sz="0"/>
+              <w:bottom w:val="single" w:color="BFBFBF" w:sz="2"/>
+              <w:right w:val="none" w:color="FFFFFF" w:sz="0"/>
+            </w:tcBorders>
+            <w:tcMar>
+              <w:top w:type="dxa" w:w="60"/>
+              <w:left w:type="dxa" w:w="90"/>
+              <w:bottom w:type="dxa" w:w="60"/>
+              <w:right w:type="dxa" w:w="90"/>
+            </w:tcMar>
+            <w:vAlign w:val="top"/>
+          </w:tcPr>
+          <w:p>
+            <w:pPr>
+              <w:spacing w:line="280"/>
+              <w:jc w:val="left"/>
+            </w:pPr>
+          </w:p>
+        </w:tc>
+        <w:tc>
+          <w:tcPr>
+            <w:tcW w:type="dxa" w:w="1600"/>
+            <w:tcBorders>
+              <w:top w:val="none" w:color="FFFFFF" w:sz="0"/>
+              <w:left w:val="none" w:color="FFFFFF" w:sz="0"/>
+              <w:bottom w:val="single" w:color="BFBFBF" w:sz="2"/>
+              <w:right w:val="none" w:color="FFFFFF" w:sz="0"/>
+            </w:tcBorders>
+            <w:tcMar>
+              <w:top w:type="dxa" w:w="60"/>
+              <w:left w:type="dxa" w:w="90"/>
+              <w:bottom w:type="dxa" w:w="60"/>
+              <w:right w:type="dxa" w:w="90"/>
+            </w:tcMar>
+            <w:vAlign w:val="top"/>
+          </w:tcPr>
+          <w:p>
+            <w:pPr>
+              <w:spacing w:line="280"/>
+              <w:jc w:val="left"/>
+            </w:pPr>
+            <w:r>
+              <w:rPr>
+                <w:rFonts w:ascii="Times New Roman" w:eastAsia="宋体" w:hAnsi="Times New Roman"/>
+                <w:b w:val="false"/>
+                <w:bCs w:val="false"/>
+                <w:color w:val="000000"/>
+                <w:sz w:val="18"/>
+                <w:szCs w:val="18"/>
+              </w:rPr>
+              <w:t xml:space="preserve">温湿度计</w:t>
+            </w:r>
+          </w:p>
+        </w:tc>
+        <w:tc>
+          <w:tcPr>
+            <w:tcW w:type="dxa" w:w="3660"/>
+            <w:tcBorders>
+              <w:top w:val="none" w:color="FFFFFF" w:sz="0"/>
+              <w:left w:val="none" w:color="FFFFFF" w:sz="0"/>
+              <w:bottom w:val="single" w:color="BFBFBF" w:sz="2"/>
+              <w:right w:val="none" w:color="FFFFFF" w:sz="0"/>
+            </w:tcBorders>
+            <w:tcMar>
+              <w:top w:type="dxa" w:w="60"/>
+              <w:left w:type="dxa" w:w="90"/>
+              <w:bottom w:type="dxa" w:w="60"/>
+              <w:right w:type="dxa" w:w="90"/>
+            </w:tcMar>
+            <w:vAlign w:val="top"/>
+          </w:tcPr>
+          <w:p>
+            <w:pPr>
+              <w:spacing w:line="280"/>
+              <w:jc w:val="left"/>
+            </w:pPr>
+            <w:r>
+              <w:rPr>
+                <w:rFonts w:ascii="Times New Roman" w:eastAsia="宋体" w:hAnsi="Times New Roman"/>
+                <w:b w:val="false"/>
+                <w:bCs w:val="false"/>
+                <w:color w:val="000000"/>
+                <w:sz w:val="18"/>
+                <w:szCs w:val="18"/>
+              </w:rPr>
+              <w:t xml:space="preserve">可显示环境温湿度，具备最值记录</w:t>
+            </w:r>
+          </w:p>
+        </w:tc>
+        <w:tc>
+          <w:tcPr>
+            <w:tcW w:type="dxa" w:w="600"/>
+            <w:tcBorders>
+              <w:top w:val="none" w:color="FFFFFF" w:sz="0"/>
+              <w:left w:val="none" w:color="FFFFFF" w:sz="0"/>
+              <w:bottom w:val="single" w:color="BFBFBF" w:sz="2"/>
+              <w:right w:val="none" w:color="FFFFFF" w:sz="0"/>
+            </w:tcBorders>
+            <w:tcMar>
+              <w:top w:type="dxa" w:w="60"/>
+              <w:left w:type="dxa" w:w="90"/>
+              <w:bottom w:type="dxa" w:w="60"/>
+              <w:right w:type="dxa" w:w="90"/>
+            </w:tcMar>
+            <w:vAlign w:val="top"/>
+          </w:tcPr>
+          <w:p>
+            <w:pPr>
+              <w:spacing w:line="280"/>
+              <w:jc w:val="center"/>
+            </w:pPr>
+            <w:r>
+              <w:rPr>
+                <w:rFonts w:ascii="Times New Roman" w:eastAsia="宋体" w:hAnsi="Times New Roman"/>
+                <w:b w:val="false"/>
+                <w:bCs w:val="false"/>
+                <w:color w:val="000000"/>
+                <w:sz w:val="18"/>
+                <w:szCs w:val="18"/>
+              </w:rPr>
+              <w:t xml:space="preserve">1</w:t>
+            </w:r>
+          </w:p>
+        </w:tc>
+        <w:tc>
+          <w:tcPr>
+            <w:tcW w:type="dxa" w:w="1400"/>
+            <w:tcBorders>
+              <w:top w:val="none" w:color="FFFFFF" w:sz="0"/>
+              <w:left w:val="none" w:color="FFFFFF" w:sz="0"/>
+              <w:bottom w:val="single" w:color="BFBFBF" w:sz="2"/>
+              <w:right w:val="none" w:color="FFFFFF" w:sz="0"/>
+            </w:tcBorders>
+            <w:tcMar>
+              <w:top w:type="dxa" w:w="60"/>
+              <w:left w:type="dxa" w:w="90"/>
+              <w:bottom w:type="dxa" w:w="60"/>
+              <w:right w:type="dxa" w:w="90"/>
+            </w:tcMar>
+            <w:vAlign w:val="top"/>
+          </w:tcPr>
+          <w:p>
+            <w:pPr>
+              <w:spacing w:line="280"/>
+              <w:jc w:val="left"/>
+            </w:pPr>
+            <w:r>
+              <w:rPr>
+                <w:rFonts w:ascii="Times New Roman" w:eastAsia="宋体" w:hAnsi="Times New Roman"/>
+                <w:b w:val="false"/>
+                <w:bCs w:val="false"/>
+                <w:color w:val="000000"/>
+                <w:sz w:val="18"/>
+                <w:szCs w:val="18"/>
+              </w:rPr>
+              <w:t xml:space="preserve">环境监测</w:t>
+            </w:r>
+          </w:p>
+        </w:tc>
+      </w:tr>
+      <w:tr>
+        <w:tc>
+          <w:tcPr>
+            <w:tcW w:type="dxa" w:w="1200"/>
+            <w:vMerge w:val="continue"/>
+            <w:tcBorders>
+              <w:top w:val="none" w:color="FFFFFF" w:sz="0"/>
+              <w:left w:val="none" w:color="FFFFFF" w:sz="0"/>
+              <w:bottom w:val="single" w:color="BFBFBF" w:sz="2"/>
+              <w:right w:val="none" w:color="FFFFFF" w:sz="0"/>
+            </w:tcBorders>
+            <w:tcMar>
+              <w:top w:type="dxa" w:w="60"/>
+              <w:left w:type="dxa" w:w="90"/>
+              <w:bottom w:type="dxa" w:w="60"/>
+              <w:right w:type="dxa" w:w="90"/>
+            </w:tcMar>
+            <w:vAlign w:val="top"/>
+          </w:tcPr>
+          <w:p>
+            <w:pPr>
+              <w:spacing w:line="280"/>
+              <w:jc w:val="left"/>
+            </w:pPr>
+          </w:p>
+        </w:tc>
+        <w:tc>
+          <w:tcPr>
+            <w:tcW w:type="dxa" w:w="1400"/>
+            <w:vMerge w:val="continue"/>
+            <w:tcBorders>
+              <w:top w:val="none" w:color="FFFFFF" w:sz="0"/>
+              <w:left w:val="none" w:color="FFFFFF" w:sz="0"/>
+              <w:bottom w:val="single" w:color="BFBFBF" w:sz="2"/>
+              <w:right w:val="none" w:color="FFFFFF" w:sz="0"/>
+            </w:tcBorders>
+            <w:tcMar>
+              <w:top w:type="dxa" w:w="60"/>
+              <w:left w:type="dxa" w:w="90"/>
+              <w:bottom w:type="dxa" w:w="60"/>
+              <w:right w:type="dxa" w:w="90"/>
+            </w:tcMar>
+            <w:vAlign w:val="top"/>
+          </w:tcPr>
+          <w:p>
+            <w:pPr>
+              <w:spacing w:line="280"/>
+              <w:jc w:val="left"/>
+            </w:pPr>
+          </w:p>
+        </w:tc>
+        <w:tc>
+          <w:tcPr>
+            <w:tcW w:type="dxa" w:w="1600"/>
+            <w:tcBorders>
+              <w:top w:val="none" w:color="FFFFFF" w:sz="0"/>
+              <w:left w:val="none" w:color="FFFFFF" w:sz="0"/>
+              <w:bottom w:val="single" w:color="BFBFBF" w:sz="2"/>
+              <w:right w:val="none" w:color="FFFFFF" w:sz="0"/>
+            </w:tcBorders>
+            <w:tcMar>
+              <w:top w:type="dxa" w:w="60"/>
+              <w:left w:type="dxa" w:w="90"/>
+              <w:bottom w:type="dxa" w:w="60"/>
+              <w:right w:type="dxa" w:w="90"/>
+            </w:tcMar>
+            <w:vAlign w:val="top"/>
+          </w:tcPr>
+          <w:p>
+            <w:pPr>
+              <w:spacing w:line="280"/>
+              <w:jc w:val="left"/>
+            </w:pPr>
+            <w:r>
+              <w:rPr>
+                <w:rFonts w:ascii="Times New Roman" w:eastAsia="宋体" w:hAnsi="Times New Roman"/>
+                <w:b w:val="false"/>
+                <w:bCs w:val="false"/>
+                <w:color w:val="000000"/>
+                <w:sz w:val="18"/>
+                <w:szCs w:val="18"/>
+              </w:rPr>
+              <w:t xml:space="preserve">漩涡振荡器</w:t>
+            </w:r>
+          </w:p>
+        </w:tc>
+        <w:tc>
+          <w:tcPr>
+            <w:tcW w:type="dxa" w:w="3660"/>
+            <w:tcBorders>
+              <w:top w:val="none" w:color="FFFFFF" w:sz="0"/>
+              <w:left w:val="none" w:color="FFFFFF" w:sz="0"/>
+              <w:bottom w:val="single" w:color="BFBFBF" w:sz="2"/>
+              <w:right w:val="none" w:color="FFFFFF" w:sz="0"/>
+            </w:tcBorders>
+            <w:tcMar>
+              <w:top w:type="dxa" w:w="60"/>
+              <w:left w:type="dxa" w:w="90"/>
+              <w:bottom w:type="dxa" w:w="60"/>
+              <w:right w:type="dxa" w:w="90"/>
+            </w:tcMar>
+            <w:vAlign w:val="top"/>
+          </w:tcPr>
+          <w:p>
+            <w:pPr>
+              <w:spacing w:line="280"/>
+              <w:jc w:val="left"/>
+            </w:pPr>
+            <w:r>
+              <w:rPr>
+                <w:rFonts w:ascii="Times New Roman" w:eastAsia="宋体" w:hAnsi="Times New Roman"/>
+                <w:b w:val="false"/>
+                <w:bCs w:val="false"/>
+                <w:color w:val="000000"/>
+                <w:sz w:val="18"/>
+                <w:szCs w:val="18"/>
+              </w:rPr>
+              <w:t xml:space="preserve">转速可调，支持点动与连续两种模式</w:t>
+            </w:r>
+          </w:p>
+        </w:tc>
+        <w:tc>
+          <w:tcPr>
+            <w:tcW w:type="dxa" w:w="600"/>
+            <w:tcBorders>
+              <w:top w:val="none" w:color="FFFFFF" w:sz="0"/>
+              <w:left w:val="none" w:color="FFFFFF" w:sz="0"/>
+              <w:bottom w:val="single" w:color="BFBFBF" w:sz="2"/>
+              <w:right w:val="none" w:color="FFFFFF" w:sz="0"/>
+            </w:tcBorders>
+            <w:tcMar>
+              <w:top w:type="dxa" w:w="60"/>
+              <w:left w:type="dxa" w:w="90"/>
+              <w:bottom w:type="dxa" w:w="60"/>
+              <w:right w:type="dxa" w:w="90"/>
+            </w:tcMar>
+            <w:vAlign w:val="top"/>
+          </w:tcPr>
+          <w:p>
+            <w:pPr>
+              <w:spacing w:line="280"/>
+              <w:jc w:val="center"/>
+            </w:pPr>
+            <w:r>
+              <w:rPr>
+                <w:rFonts w:ascii="Times New Roman" w:eastAsia="宋体" w:hAnsi="Times New Roman"/>
+                <w:b w:val="false"/>
+                <w:bCs w:val="false"/>
+                <w:color w:val="000000"/>
+                <w:sz w:val="18"/>
+                <w:szCs w:val="18"/>
+              </w:rPr>
+              <w:t xml:space="preserve">1</w:t>
+            </w:r>
+          </w:p>
+        </w:tc>
+        <w:tc>
+          <w:tcPr>
+            <w:tcW w:type="dxa" w:w="1400"/>
+            <w:tcBorders>
+              <w:top w:val="none" w:color="FFFFFF" w:sz="0"/>
+              <w:left w:val="none" w:color="FFFFFF" w:sz="0"/>
+              <w:bottom w:val="single" w:color="BFBFBF" w:sz="2"/>
+              <w:right w:val="none" w:color="FFFFFF" w:sz="0"/>
+            </w:tcBorders>
+            <w:tcMar>
+              <w:top w:type="dxa" w:w="60"/>
+              <w:left w:type="dxa" w:w="90"/>
+              <w:bottom w:type="dxa" w:w="60"/>
+              <w:right w:type="dxa" w:w="90"/>
+            </w:tcMar>
+            <w:vAlign w:val="top"/>
+          </w:tcPr>
+          <w:p>
+            <w:pPr>
+              <w:spacing w:line="280"/>
+              <w:jc w:val="left"/>
+            </w:pPr>
+            <w:r>
+              <w:rPr>
+                <w:rFonts w:ascii="Times New Roman" w:eastAsia="宋体" w:hAnsi="Times New Roman"/>
+                <w:b w:val="false"/>
+                <w:bCs w:val="false"/>
+                <w:color w:val="000000"/>
+                <w:sz w:val="18"/>
+                <w:szCs w:val="18"/>
+              </w:rPr>
+              <w:t xml:space="preserve">混匀</w:t>
+            </w:r>
+          </w:p>
+        </w:tc>
+      </w:tr>
+      <w:tr>
+        <w:tc>
+          <w:tcPr>
+            <w:tcW w:type="dxa" w:w="1200"/>
+            <w:vMerge w:val="continue"/>
+            <w:tcBorders>
+              <w:top w:val="none" w:color="FFFFFF" w:sz="0"/>
+              <w:left w:val="none" w:color="FFFFFF" w:sz="0"/>
+              <w:bottom w:val="single" w:color="BFBFBF" w:sz="2"/>
+              <w:right w:val="none" w:color="FFFFFF" w:sz="0"/>
+            </w:tcBorders>
+            <w:tcMar>
+              <w:top w:type="dxa" w:w="60"/>
+              <w:left w:type="dxa" w:w="90"/>
+              <w:bottom w:type="dxa" w:w="60"/>
+              <w:right w:type="dxa" w:w="90"/>
+            </w:tcMar>
+            <w:vAlign w:val="top"/>
+          </w:tcPr>
+          <w:p>
+            <w:pPr>
+              <w:spacing w:line="280"/>
+              <w:jc w:val="left"/>
+            </w:pPr>
+          </w:p>
+        </w:tc>
+        <w:tc>
+          <w:tcPr>
+            <w:tcW w:type="dxa" w:w="1400"/>
+            <w:vMerge w:val="continue"/>
+            <w:tcBorders>
+              <w:top w:val="none" w:color="FFFFFF" w:sz="0"/>
+              <w:left w:val="none" w:color="FFFFFF" w:sz="0"/>
+              <w:bottom w:val="single" w:color="BFBFBF" w:sz="2"/>
+              <w:right w:val="none" w:color="FFFFFF" w:sz="0"/>
+            </w:tcBorders>
+            <w:tcMar>
+              <w:top w:type="dxa" w:w="60"/>
+              <w:left w:type="dxa" w:w="90"/>
+              <w:bottom w:type="dxa" w:w="60"/>
+              <w:right w:type="dxa" w:w="90"/>
+            </w:tcMar>
+            <w:vAlign w:val="top"/>
+          </w:tcPr>
+          <w:p>
+            <w:pPr>
+              <w:spacing w:line="280"/>
+              <w:jc w:val="left"/>
+            </w:pPr>
+          </w:p>
+        </w:tc>
+        <w:tc>
+          <w:tcPr>
+            <w:tcW w:type="dxa" w:w="1600"/>
+            <w:tcBorders>
+              <w:top w:val="none" w:color="FFFFFF" w:sz="0"/>
+              <w:left w:val="none" w:color="FFFFFF" w:sz="0"/>
+              <w:bottom w:val="single" w:color="BFBFBF" w:sz="2"/>
+              <w:right w:val="none" w:color="FFFFFF" w:sz="0"/>
+            </w:tcBorders>
+            <w:tcMar>
+              <w:top w:type="dxa" w:w="60"/>
+              <w:left w:type="dxa" w:w="90"/>
+              <w:bottom w:type="dxa" w:w="60"/>
+              <w:right w:type="dxa" w:w="90"/>
+            </w:tcMar>
+            <w:vAlign w:val="top"/>
+          </w:tcPr>
+          <w:p>
+            <w:pPr>
+              <w:spacing w:line="280"/>
+              <w:jc w:val="left"/>
+            </w:pPr>
+            <w:r>
+              <w:rPr>
+                <w:rFonts w:ascii="Times New Roman" w:eastAsia="宋体" w:hAnsi="Times New Roman"/>
+                <w:b w:val="false"/>
+                <w:bCs w:val="false"/>
+                <w:color w:val="000000"/>
+                <w:sz w:val="18"/>
+                <w:szCs w:val="18"/>
+              </w:rPr>
+              <w:t xml:space="preserve">掌式离心机</w:t>
+            </w:r>
+          </w:p>
+        </w:tc>
+        <w:tc>
+          <w:tcPr>
+            <w:tcW w:type="dxa" w:w="3660"/>
+            <w:tcBorders>
+              <w:top w:val="none" w:color="FFFFFF" w:sz="0"/>
+              <w:left w:val="none" w:color="FFFFFF" w:sz="0"/>
+              <w:bottom w:val="single" w:color="BFBFBF" w:sz="2"/>
+              <w:right w:val="none" w:color="FFFFFF" w:sz="0"/>
+            </w:tcBorders>
+            <w:tcMar>
+              <w:top w:type="dxa" w:w="60"/>
+              <w:left w:type="dxa" w:w="90"/>
+              <w:bottom w:type="dxa" w:w="60"/>
+              <w:right w:type="dxa" w:w="90"/>
+            </w:tcMar>
+            <w:vAlign w:val="top"/>
+          </w:tcPr>
+          <w:p>
+            <w:pPr>
+              <w:spacing w:line="280"/>
+              <w:jc w:val="left"/>
+            </w:pPr>
+            <w:r>
+              <w:rPr>
+                <w:rFonts w:ascii="Times New Roman" w:eastAsia="宋体" w:hAnsi="Times New Roman"/>
+                <w:b w:val="false"/>
+                <w:bCs w:val="false"/>
+                <w:color w:val="000000"/>
+                <w:sz w:val="18"/>
+                <w:szCs w:val="18"/>
+              </w:rPr>
+              <w:t xml:space="preserve">适配 1.5 mL 离心管与八排管，两种转子</w:t>
+            </w:r>
+          </w:p>
+        </w:tc>
+        <w:tc>
+          <w:tcPr>
+            <w:tcW w:type="dxa" w:w="600"/>
+            <w:tcBorders>
+              <w:top w:val="none" w:color="FFFFFF" w:sz="0"/>
+              <w:left w:val="none" w:color="FFFFFF" w:sz="0"/>
+              <w:bottom w:val="single" w:color="BFBFBF" w:sz="2"/>
+              <w:right w:val="none" w:color="FFFFFF" w:sz="0"/>
+            </w:tcBorders>
+            <w:tcMar>
+              <w:top w:type="dxa" w:w="60"/>
+              <w:left w:type="dxa" w:w="90"/>
+              <w:bottom w:type="dxa" w:w="60"/>
+              <w:right w:type="dxa" w:w="90"/>
+            </w:tcMar>
+            <w:vAlign w:val="top"/>
+          </w:tcPr>
+          <w:p>
+            <w:pPr>
+              <w:spacing w:line="280"/>
+              <w:jc w:val="center"/>
+            </w:pPr>
+            <w:r>
+              <w:rPr>
+                <w:rFonts w:ascii="Times New Roman" w:eastAsia="宋体" w:hAnsi="Times New Roman"/>
+                <w:b w:val="false"/>
+                <w:bCs w:val="false"/>
+                <w:color w:val="000000"/>
+                <w:sz w:val="18"/>
+                <w:szCs w:val="18"/>
+              </w:rPr>
+              <w:t xml:space="preserve">1</w:t>
+            </w:r>
+          </w:p>
+        </w:tc>
+        <w:tc>
+          <w:tcPr>
+            <w:tcW w:type="dxa" w:w="1400"/>
+            <w:tcBorders>
+              <w:top w:val="none" w:color="FFFFFF" w:sz="0"/>
+              <w:left w:val="none" w:color="FFFFFF" w:sz="0"/>
+              <w:bottom w:val="single" w:color="BFBFBF" w:sz="2"/>
+              <w:right w:val="none" w:color="FFFFFF" w:sz="0"/>
+            </w:tcBorders>
+            <w:tcMar>
+              <w:top w:type="dxa" w:w="60"/>
+              <w:left w:type="dxa" w:w="90"/>
+              <w:bottom w:type="dxa" w:w="60"/>
+              <w:right w:type="dxa" w:w="90"/>
+            </w:tcMar>
+            <w:vAlign w:val="top"/>
+          </w:tcPr>
+          <w:p>
+            <w:pPr>
+              <w:spacing w:line="280"/>
+              <w:jc w:val="left"/>
+            </w:pPr>
+            <w:r>
+              <w:rPr>
+                <w:rFonts w:ascii="Times New Roman" w:eastAsia="宋体" w:hAnsi="Times New Roman"/>
+                <w:b w:val="false"/>
+                <w:bCs w:val="false"/>
+                <w:color w:val="000000"/>
+                <w:sz w:val="18"/>
+                <w:szCs w:val="18"/>
+              </w:rPr>
+              <w:t xml:space="preserve">瞬时离心</w:t>
+            </w:r>
+          </w:p>
+        </w:tc>
+      </w:tr>
+      <w:tr>
+        <w:tc>
+          <w:tcPr>
+            <w:tcW w:type="dxa" w:w="1200"/>
+            <w:vMerge w:val="continue"/>
+            <w:tcBorders>
+              <w:top w:val="none" w:color="FFFFFF" w:sz="0"/>
+              <w:left w:val="none" w:color="FFFFFF" w:sz="0"/>
+              <w:bottom w:val="single" w:color="BFBFBF" w:sz="2"/>
+              <w:right w:val="none" w:color="FFFFFF" w:sz="0"/>
+            </w:tcBorders>
+            <w:tcMar>
+              <w:top w:type="dxa" w:w="60"/>
+              <w:left w:type="dxa" w:w="90"/>
+              <w:bottom w:type="dxa" w:w="60"/>
+              <w:right w:type="dxa" w:w="90"/>
+            </w:tcMar>
+            <w:vAlign w:val="top"/>
+          </w:tcPr>
+          <w:p>
+            <w:pPr>
+              <w:spacing w:line="280"/>
+              <w:jc w:val="left"/>
+            </w:pPr>
+          </w:p>
+        </w:tc>
+        <w:tc>
+          <w:tcPr>
+            <w:tcW w:type="dxa" w:w="1400"/>
+            <w:vMerge w:val="continue"/>
+            <w:tcBorders>
+              <w:top w:val="none" w:color="FFFFFF" w:sz="0"/>
+              <w:left w:val="none" w:color="FFFFFF" w:sz="0"/>
+              <w:bottom w:val="single" w:color="BFBFBF" w:sz="2"/>
+              <w:right w:val="none" w:color="FFFFFF" w:sz="0"/>
+            </w:tcBorders>
+            <w:tcMar>
+              <w:top w:type="dxa" w:w="60"/>
+              <w:left w:type="dxa" w:w="90"/>
+              <w:bottom w:type="dxa" w:w="60"/>
+              <w:right w:type="dxa" w:w="90"/>
+            </w:tcMar>
+            <w:vAlign w:val="top"/>
+          </w:tcPr>
+          <w:p>
+            <w:pPr>
+              <w:spacing w:line="280"/>
+              <w:jc w:val="left"/>
+            </w:pPr>
+          </w:p>
+        </w:tc>
+        <w:tc>
+          <w:tcPr>
+            <w:tcW w:type="dxa" w:w="1600"/>
+            <w:tcBorders>
+              <w:top w:val="none" w:color="FFFFFF" w:sz="0"/>
+              <w:left w:val="none" w:color="FFFFFF" w:sz="0"/>
+              <w:bottom w:val="single" w:color="BFBFBF" w:sz="2"/>
+              <w:right w:val="none" w:color="FFFFFF" w:sz="0"/>
+            </w:tcBorders>
+            <w:tcMar>
+              <w:top w:type="dxa" w:w="60"/>
+              <w:left w:type="dxa" w:w="90"/>
+              <w:bottom w:type="dxa" w:w="60"/>
+              <w:right w:type="dxa" w:w="90"/>
+            </w:tcMar>
+            <w:vAlign w:val="top"/>
+          </w:tcPr>
+          <w:p>
+            <w:pPr>
+              <w:spacing w:line="280"/>
+              <w:jc w:val="left"/>
+            </w:pPr>
+            <w:r>
+              <w:rPr>
+                <w:rFonts w:ascii="Times New Roman" w:eastAsia="宋体" w:hAnsi="Times New Roman"/>
+                <w:b w:val="false"/>
+                <w:bCs w:val="false"/>
+                <w:color w:val="000000"/>
+                <w:sz w:val="18"/>
+                <w:szCs w:val="18"/>
+              </w:rPr>
+              <w:t xml:space="preserve">单道移液器</w:t>
+            </w:r>
+          </w:p>
+        </w:tc>
+        <w:tc>
+          <w:tcPr>
+            <w:tcW w:type="dxa" w:w="3660"/>
+            <w:tcBorders>
+              <w:top w:val="none" w:color="FFFFFF" w:sz="0"/>
+              <w:left w:val="none" w:color="FFFFFF" w:sz="0"/>
+              <w:bottom w:val="single" w:color="BFBFBF" w:sz="2"/>
+              <w:right w:val="none" w:color="FFFFFF" w:sz="0"/>
+            </w:tcBorders>
+            <w:tcMar>
+              <w:top w:type="dxa" w:w="60"/>
+              <w:left w:type="dxa" w:w="90"/>
+              <w:bottom w:type="dxa" w:w="60"/>
+              <w:right w:type="dxa" w:w="90"/>
+            </w:tcMar>
+            <w:vAlign w:val="top"/>
+          </w:tcPr>
+          <w:p>
+            <w:pPr>
+              <w:spacing w:line="280"/>
+              <w:jc w:val="left"/>
+            </w:pPr>
+            <w:r>
+              <w:rPr>
+                <w:rFonts w:ascii="Times New Roman" w:eastAsia="宋体" w:hAnsi="Times New Roman"/>
+                <w:b w:val="false"/>
+                <w:bCs w:val="false"/>
+                <w:color w:val="000000"/>
+                <w:sz w:val="18"/>
+                <w:szCs w:val="18"/>
+              </w:rPr>
+              <w:t xml:space="preserve">量程分档覆盖 0.1–1000 µL；分档：0.1–2.0、0.5–10、2–20、10–100、20–200、100–1000 µL</w:t>
+            </w:r>
+          </w:p>
+        </w:tc>
+        <w:tc>
+          <w:tcPr>
+            <w:tcW w:type="dxa" w:w="600"/>
+            <w:tcBorders>
+              <w:top w:val="none" w:color="FFFFFF" w:sz="0"/>
+              <w:left w:val="none" w:color="FFFFFF" w:sz="0"/>
+              <w:bottom w:val="single" w:color="BFBFBF" w:sz="2"/>
+              <w:right w:val="none" w:color="FFFFFF" w:sz="0"/>
+            </w:tcBorders>
+            <w:tcMar>
+              <w:top w:type="dxa" w:w="60"/>
+              <w:left w:type="dxa" w:w="90"/>
+              <w:bottom w:type="dxa" w:w="60"/>
+              <w:right w:type="dxa" w:w="90"/>
+            </w:tcMar>
+            <w:vAlign w:val="top"/>
+          </w:tcPr>
+          <w:p>
+            <w:pPr>
+              <w:spacing w:line="280"/>
+              <w:jc w:val="center"/>
+            </w:pPr>
+            <w:r>
+              <w:rPr>
+                <w:rFonts w:ascii="Times New Roman" w:eastAsia="宋体" w:hAnsi="Times New Roman"/>
+                <w:b w:val="false"/>
+                <w:bCs w:val="false"/>
+                <w:color w:val="000000"/>
+                <w:sz w:val="18"/>
+                <w:szCs w:val="18"/>
+              </w:rPr>
+              <w:t xml:space="preserve">6</w:t>
+            </w:r>
+          </w:p>
+        </w:tc>
+        <w:tc>
+          <w:tcPr>
+            <w:tcW w:type="dxa" w:w="1400"/>
+            <w:tcBorders>
+              <w:top w:val="none" w:color="FFFFFF" w:sz="0"/>
+              <w:left w:val="none" w:color="FFFFFF" w:sz="0"/>
+              <w:bottom w:val="single" w:color="BFBFBF" w:sz="2"/>
+              <w:right w:val="none" w:color="FFFFFF" w:sz="0"/>
+            </w:tcBorders>
+            <w:tcMar>
+              <w:top w:type="dxa" w:w="60"/>
+              <w:left w:type="dxa" w:w="90"/>
+              <w:bottom w:type="dxa" w:w="60"/>
+              <w:right w:type="dxa" w:w="90"/>
+            </w:tcMar>
+            <w:vAlign w:val="top"/>
+          </w:tcPr>
+          <w:p>
+            <w:pPr>
+              <w:spacing w:line="280"/>
+              <w:jc w:val="left"/>
+            </w:pPr>
+            <w:r>
+              <w:rPr>
+                <w:rFonts w:ascii="Times New Roman" w:eastAsia="宋体" w:hAnsi="Times New Roman"/>
+                <w:b w:val="false"/>
+                <w:bCs w:val="false"/>
+                <w:color w:val="000000"/>
+                <w:sz w:val="18"/>
+                <w:szCs w:val="18"/>
+              </w:rPr>
+              <w:t xml:space="preserve">分子实验常规器具</w:t>
+            </w:r>
+          </w:p>
+        </w:tc>
+      </w:tr>
+      <w:tr>
+        <w:tc>
+          <w:tcPr>
+            <w:tcW w:type="dxa" w:w="1200"/>
+            <w:vMerge w:val="continue"/>
+            <w:tcBorders>
+              <w:top w:val="none" w:color="FFFFFF" w:sz="0"/>
+              <w:left w:val="none" w:color="FFFFFF" w:sz="0"/>
+              <w:bottom w:val="single" w:color="BFBFBF" w:sz="2"/>
+              <w:right w:val="none" w:color="FFFFFF" w:sz="0"/>
+            </w:tcBorders>
+            <w:tcMar>
+              <w:top w:type="dxa" w:w="60"/>
+              <w:left w:type="dxa" w:w="90"/>
+              <w:bottom w:type="dxa" w:w="60"/>
+              <w:right w:type="dxa" w:w="90"/>
+            </w:tcMar>
+            <w:vAlign w:val="top"/>
+          </w:tcPr>
+          <w:p>
+            <w:pPr>
+              <w:spacing w:line="280"/>
+              <w:jc w:val="left"/>
+            </w:pPr>
+          </w:p>
+        </w:tc>
+        <w:tc>
+          <w:tcPr>
+            <w:tcW w:type="dxa" w:w="1400"/>
+            <w:vMerge w:val="continue"/>
+            <w:tcBorders>
+              <w:top w:val="none" w:color="FFFFFF" w:sz="0"/>
+              <w:left w:val="none" w:color="FFFFFF" w:sz="0"/>
+              <w:bottom w:val="single" w:color="BFBFBF" w:sz="2"/>
+              <w:right w:val="none" w:color="FFFFFF" w:sz="0"/>
+            </w:tcBorders>
+            <w:tcMar>
+              <w:top w:type="dxa" w:w="60"/>
+              <w:left w:type="dxa" w:w="90"/>
+              <w:bottom w:type="dxa" w:w="60"/>
+              <w:right w:type="dxa" w:w="90"/>
+            </w:tcMar>
+            <w:vAlign w:val="top"/>
+          </w:tcPr>
+          <w:p>
+            <w:pPr>
+              <w:spacing w:line="280"/>
+              <w:jc w:val="left"/>
+            </w:pPr>
+          </w:p>
+        </w:tc>
+        <w:tc>
+          <w:tcPr>
+            <w:tcW w:type="dxa" w:w="1600"/>
+            <w:tcBorders>
+              <w:top w:val="none" w:color="FFFFFF" w:sz="0"/>
+              <w:left w:val="none" w:color="FFFFFF" w:sz="0"/>
+              <w:bottom w:val="single" w:color="BFBFBF" w:sz="2"/>
+              <w:right w:val="none" w:color="FFFFFF" w:sz="0"/>
+            </w:tcBorders>
+            <w:tcMar>
+              <w:top w:type="dxa" w:w="60"/>
+              <w:left w:type="dxa" w:w="90"/>
+              <w:bottom w:type="dxa" w:w="60"/>
+              <w:right w:type="dxa" w:w="90"/>
+            </w:tcMar>
+            <w:vAlign w:val="top"/>
+          </w:tcPr>
+          <w:p>
+            <w:pPr>
+              <w:spacing w:line="280"/>
+              <w:jc w:val="left"/>
+            </w:pPr>
+            <w:r>
+              <w:rPr>
+                <w:rFonts w:ascii="Times New Roman" w:eastAsia="宋体" w:hAnsi="Times New Roman"/>
+                <w:b w:val="false"/>
+                <w:bCs w:val="false"/>
+                <w:color w:val="000000"/>
+                <w:sz w:val="18"/>
+                <w:szCs w:val="18"/>
+              </w:rPr>
+              <w:t xml:space="preserve">八道移液器</w:t>
+            </w:r>
+          </w:p>
+        </w:tc>
+        <w:tc>
+          <w:tcPr>
+            <w:tcW w:type="dxa" w:w="3660"/>
+            <w:tcBorders>
+              <w:top w:val="none" w:color="FFFFFF" w:sz="0"/>
+              <w:left w:val="none" w:color="FFFFFF" w:sz="0"/>
+              <w:bottom w:val="single" w:color="BFBFBF" w:sz="2"/>
+              <w:right w:val="none" w:color="FFFFFF" w:sz="0"/>
+            </w:tcBorders>
+            <w:tcMar>
+              <w:top w:type="dxa" w:w="60"/>
+              <w:left w:type="dxa" w:w="90"/>
+              <w:bottom w:type="dxa" w:w="60"/>
+              <w:right w:type="dxa" w:w="90"/>
+            </w:tcMar>
+            <w:vAlign w:val="top"/>
+          </w:tcPr>
+          <w:p>
+            <w:pPr>
+              <w:spacing w:line="280"/>
+              <w:jc w:val="left"/>
+            </w:pPr>
+            <w:r>
+              <w:rPr>
+                <w:rFonts w:ascii="Times New Roman" w:eastAsia="宋体" w:hAnsi="Times New Roman"/>
+                <w:b w:val="false"/>
+                <w:bCs w:val="false"/>
+                <w:color w:val="000000"/>
+                <w:sz w:val="18"/>
+                <w:szCs w:val="18"/>
+              </w:rPr>
+              <w:t xml:space="preserve">八通道，与八排管、96 孔板配套；分档：0.5–10、5–50、30–300 µL</w:t>
+            </w:r>
+          </w:p>
+        </w:tc>
+        <w:tc>
+          <w:tcPr>
+            <w:tcW w:type="dxa" w:w="600"/>
+            <w:tcBorders>
+              <w:top w:val="none" w:color="FFFFFF" w:sz="0"/>
+              <w:left w:val="none" w:color="FFFFFF" w:sz="0"/>
+              <w:bottom w:val="single" w:color="BFBFBF" w:sz="2"/>
+              <w:right w:val="none" w:color="FFFFFF" w:sz="0"/>
+            </w:tcBorders>
+            <w:tcMar>
+              <w:top w:type="dxa" w:w="60"/>
+              <w:left w:type="dxa" w:w="90"/>
+              <w:bottom w:type="dxa" w:w="60"/>
+              <w:right w:type="dxa" w:w="90"/>
+            </w:tcMar>
+            <w:vAlign w:val="top"/>
+          </w:tcPr>
+          <w:p>
+            <w:pPr>
+              <w:spacing w:line="280"/>
+              <w:jc w:val="center"/>
+            </w:pPr>
+            <w:r>
+              <w:rPr>
+                <w:rFonts w:ascii="Times New Roman" w:eastAsia="宋体" w:hAnsi="Times New Roman"/>
+                <w:b w:val="false"/>
+                <w:bCs w:val="false"/>
+                <w:color w:val="000000"/>
+                <w:sz w:val="18"/>
+                <w:szCs w:val="18"/>
+              </w:rPr>
+              <w:t xml:space="preserve">3</w:t>
+            </w:r>
+          </w:p>
+        </w:tc>
+        <w:tc>
+          <w:tcPr>
+            <w:tcW w:type="dxa" w:w="1400"/>
+            <w:tcBorders>
+              <w:top w:val="none" w:color="FFFFFF" w:sz="0"/>
+              <w:left w:val="none" w:color="FFFFFF" w:sz="0"/>
+              <w:bottom w:val="single" w:color="BFBFBF" w:sz="2"/>
+              <w:right w:val="none" w:color="FFFFFF" w:sz="0"/>
+            </w:tcBorders>
+            <w:tcMar>
+              <w:top w:type="dxa" w:w="60"/>
+              <w:left w:type="dxa" w:w="90"/>
+              <w:bottom w:type="dxa" w:w="60"/>
+              <w:right w:type="dxa" w:w="90"/>
+            </w:tcMar>
+            <w:vAlign w:val="top"/>
+          </w:tcPr>
+          <w:p>
+            <w:pPr>
+              <w:spacing w:line="280"/>
+              <w:jc w:val="left"/>
+            </w:pPr>
+            <w:r>
+              <w:rPr>
+                <w:rFonts w:ascii="Times New Roman" w:eastAsia="宋体" w:hAnsi="Times New Roman"/>
+                <w:b w:val="false"/>
+                <w:bCs w:val="false"/>
+                <w:color w:val="000000"/>
+                <w:sz w:val="18"/>
+                <w:szCs w:val="18"/>
+              </w:rPr>
+              <w:t xml:space="preserve">分子实验常规器具</w:t>
+            </w:r>
+          </w:p>
+        </w:tc>
+      </w:tr>
+      <w:tr>
+        <w:tc>
+          <w:tcPr>
+            <w:tcW w:type="dxa" w:w="1200"/>
+            <w:vMerge w:val="continue"/>
+            <w:tcBorders>
+              <w:top w:val="none" w:color="FFFFFF" w:sz="0"/>
+              <w:left w:val="none" w:color="FFFFFF" w:sz="0"/>
+              <w:bottom w:val="single" w:color="BFBFBF" w:sz="2"/>
+              <w:right w:val="none" w:color="FFFFFF" w:sz="0"/>
+            </w:tcBorders>
+            <w:tcMar>
+              <w:top w:type="dxa" w:w="60"/>
+              <w:left w:type="dxa" w:w="90"/>
+              <w:bottom w:type="dxa" w:w="60"/>
+              <w:right w:type="dxa" w:w="90"/>
+            </w:tcMar>
+            <w:vAlign w:val="top"/>
+          </w:tcPr>
+          <w:p>
+            <w:pPr>
+              <w:spacing w:line="280"/>
+              <w:jc w:val="left"/>
+            </w:pPr>
+          </w:p>
+        </w:tc>
+        <w:tc>
+          <w:tcPr>
+            <w:tcW w:type="dxa" w:w="1400"/>
+            <w:vMerge w:val="continue"/>
+            <w:tcBorders>
+              <w:top w:val="none" w:color="FFFFFF" w:sz="0"/>
+              <w:left w:val="none" w:color="FFFFFF" w:sz="0"/>
+              <w:bottom w:val="single" w:color="BFBFBF" w:sz="2"/>
+              <w:right w:val="none" w:color="FFFFFF" w:sz="0"/>
+            </w:tcBorders>
+            <w:tcMar>
+              <w:top w:type="dxa" w:w="60"/>
+              <w:left w:type="dxa" w:w="90"/>
+              <w:bottom w:type="dxa" w:w="60"/>
+              <w:right w:type="dxa" w:w="90"/>
+            </w:tcMar>
+            <w:vAlign w:val="top"/>
+          </w:tcPr>
+          <w:p>
+            <w:pPr>
+              <w:spacing w:line="280"/>
+              <w:jc w:val="left"/>
+            </w:pPr>
+          </w:p>
+        </w:tc>
+        <w:tc>
+          <w:tcPr>
+            <w:tcW w:type="dxa" w:w="1600"/>
+            <w:tcBorders>
+              <w:top w:val="none" w:color="FFFFFF" w:sz="0"/>
+              <w:left w:val="none" w:color="FFFFFF" w:sz="0"/>
+              <w:bottom w:val="single" w:color="BFBFBF" w:sz="2"/>
+              <w:right w:val="none" w:color="FFFFFF" w:sz="0"/>
+            </w:tcBorders>
+            <w:tcMar>
+              <w:top w:type="dxa" w:w="60"/>
+              <w:left w:type="dxa" w:w="90"/>
+              <w:bottom w:type="dxa" w:w="60"/>
+              <w:right w:type="dxa" w:w="90"/>
+            </w:tcMar>
+            <w:vAlign w:val="top"/>
+          </w:tcPr>
+          <w:p>
+            <w:pPr>
+              <w:spacing w:line="280"/>
+              <w:jc w:val="left"/>
+            </w:pPr>
+            <w:r>
+              <w:rPr>
+                <w:rFonts w:ascii="Times New Roman" w:eastAsia="宋体" w:hAnsi="Times New Roman"/>
+                <w:b w:val="false"/>
+                <w:bCs w:val="false"/>
+                <w:color w:val="000000"/>
+                <w:sz w:val="18"/>
+                <w:szCs w:val="18"/>
+              </w:rPr>
+              <w:t xml:space="preserve">台式高速冷冻离心机</w:t>
+            </w:r>
+          </w:p>
+        </w:tc>
+        <w:tc>
+          <w:tcPr>
+            <w:tcW w:type="dxa" w:w="3660"/>
+            <w:tcBorders>
+              <w:top w:val="none" w:color="FFFFFF" w:sz="0"/>
+              <w:left w:val="none" w:color="FFFFFF" w:sz="0"/>
+              <w:bottom w:val="single" w:color="BFBFBF" w:sz="2"/>
+              <w:right w:val="none" w:color="FFFFFF" w:sz="0"/>
+            </w:tcBorders>
+            <w:tcMar>
+              <w:top w:type="dxa" w:w="60"/>
+              <w:left w:type="dxa" w:w="90"/>
+              <w:bottom w:type="dxa" w:w="60"/>
+              <w:right w:type="dxa" w:w="90"/>
+            </w:tcMar>
+            <w:vAlign w:val="top"/>
+          </w:tcPr>
+          <w:p>
+            <w:pPr>
+              <w:spacing w:line="280"/>
+              <w:jc w:val="left"/>
+            </w:pPr>
+            <w:r>
+              <w:rPr>
+                <w:rFonts w:ascii="Times New Roman" w:eastAsia="宋体" w:hAnsi="Times New Roman"/>
+                <w:b w:val="false"/>
+                <w:bCs w:val="false"/>
+                <w:color w:val="000000"/>
+                <w:sz w:val="18"/>
+                <w:szCs w:val="18"/>
+              </w:rPr>
+              <w:t xml:space="preserve">配 4×方形吊篮转子（适配 5 mL／10 mL 管及 24 孔适配器）与 24×1.5／2 mL 角转子；用于血浆分离</w:t>
+            </w:r>
+          </w:p>
+        </w:tc>
+        <w:tc>
+          <w:tcPr>
+            <w:tcW w:type="dxa" w:w="600"/>
+            <w:tcBorders>
+              <w:top w:val="none" w:color="FFFFFF" w:sz="0"/>
+              <w:left w:val="none" w:color="FFFFFF" w:sz="0"/>
+              <w:bottom w:val="single" w:color="BFBFBF" w:sz="2"/>
+              <w:right w:val="none" w:color="FFFFFF" w:sz="0"/>
+            </w:tcBorders>
+            <w:tcMar>
+              <w:top w:type="dxa" w:w="60"/>
+              <w:left w:type="dxa" w:w="90"/>
+              <w:bottom w:type="dxa" w:w="60"/>
+              <w:right w:type="dxa" w:w="90"/>
+            </w:tcMar>
+            <w:vAlign w:val="top"/>
+          </w:tcPr>
+          <w:p>
+            <w:pPr>
+              <w:spacing w:line="280"/>
+              <w:jc w:val="center"/>
+            </w:pPr>
+            <w:r>
+              <w:rPr>
+                <w:rFonts w:ascii="Times New Roman" w:eastAsia="宋体" w:hAnsi="Times New Roman"/>
+                <w:b w:val="false"/>
+                <w:bCs w:val="false"/>
+                <w:color w:val="000000"/>
+                <w:sz w:val="18"/>
+                <w:szCs w:val="18"/>
+              </w:rPr>
+              <w:t xml:space="preserve">1</w:t>
+            </w:r>
+          </w:p>
+        </w:tc>
+        <w:tc>
+          <w:tcPr>
+            <w:tcW w:type="dxa" w:w="1400"/>
+            <w:tcBorders>
+              <w:top w:val="none" w:color="FFFFFF" w:sz="0"/>
+              <w:left w:val="none" w:color="FFFFFF" w:sz="0"/>
+              <w:bottom w:val="single" w:color="BFBFBF" w:sz="2"/>
+              <w:right w:val="none" w:color="FFFFFF" w:sz="0"/>
+            </w:tcBorders>
+            <w:tcMar>
+              <w:top w:type="dxa" w:w="60"/>
+              <w:left w:type="dxa" w:w="90"/>
+              <w:bottom w:type="dxa" w:w="60"/>
+              <w:right w:type="dxa" w:w="90"/>
+            </w:tcMar>
+            <w:vAlign w:val="top"/>
+          </w:tcPr>
+          <w:p>
+            <w:pPr>
+              <w:spacing w:line="280"/>
+              <w:jc w:val="left"/>
+            </w:pPr>
+            <w:r>
+              <w:rPr>
+                <w:rFonts w:ascii="Times New Roman" w:eastAsia="宋体" w:hAnsi="Times New Roman"/>
+                <w:b w:val="false"/>
+                <w:bCs w:val="false"/>
+                <w:color w:val="000000"/>
+                <w:sz w:val="18"/>
+                <w:szCs w:val="18"/>
+              </w:rPr>
+              <w:t xml:space="preserve">血浆分离</w:t>
+            </w:r>
+          </w:p>
+        </w:tc>
+      </w:tr>
+      <w:tr>
+        <w:tc>
+          <w:tcPr>
+            <w:tcW w:type="dxa" w:w="1200"/>
+            <w:vMerge w:val="continue"/>
+            <w:tcBorders>
+              <w:top w:val="none" w:color="FFFFFF" w:sz="0"/>
+              <w:left w:val="none" w:color="FFFFFF" w:sz="0"/>
+              <w:bottom w:val="single" w:color="BFBFBF" w:sz="2"/>
+              <w:right w:val="none" w:color="FFFFFF" w:sz="0"/>
+            </w:tcBorders>
+            <w:tcMar>
+              <w:top w:type="dxa" w:w="60"/>
+              <w:left w:type="dxa" w:w="90"/>
+              <w:bottom w:type="dxa" w:w="60"/>
+              <w:right w:type="dxa" w:w="90"/>
+            </w:tcMar>
+            <w:vAlign w:val="top"/>
+          </w:tcPr>
+          <w:p>
+            <w:pPr>
+              <w:spacing w:line="280"/>
+              <w:jc w:val="left"/>
+            </w:pPr>
+          </w:p>
+        </w:tc>
+        <w:tc>
+          <w:tcPr>
+            <w:tcW w:type="dxa" w:w="1400"/>
+            <w:vMerge w:val="continue"/>
+            <w:tcBorders>
+              <w:top w:val="none" w:color="FFFFFF" w:sz="0"/>
+              <w:left w:val="none" w:color="FFFFFF" w:sz="0"/>
+              <w:bottom w:val="single" w:color="BFBFBF" w:sz="2"/>
+              <w:right w:val="none" w:color="FFFFFF" w:sz="0"/>
+            </w:tcBorders>
+            <w:tcMar>
+              <w:top w:type="dxa" w:w="60"/>
+              <w:left w:type="dxa" w:w="90"/>
+              <w:bottom w:type="dxa" w:w="60"/>
+              <w:right w:type="dxa" w:w="90"/>
+            </w:tcMar>
+            <w:vAlign w:val="top"/>
+          </w:tcPr>
+          <w:p>
+            <w:pPr>
+              <w:spacing w:line="280"/>
+              <w:jc w:val="left"/>
+            </w:pPr>
+          </w:p>
+        </w:tc>
+        <w:tc>
+          <w:tcPr>
+            <w:tcW w:type="dxa" w:w="1600"/>
+            <w:tcBorders>
+              <w:top w:val="none" w:color="FFFFFF" w:sz="0"/>
+              <w:left w:val="none" w:color="FFFFFF" w:sz="0"/>
+              <w:bottom w:val="single" w:color="BFBFBF" w:sz="2"/>
+              <w:right w:val="none" w:color="FFFFFF" w:sz="0"/>
+            </w:tcBorders>
+            <w:tcMar>
+              <w:top w:type="dxa" w:w="60"/>
+              <w:left w:type="dxa" w:w="90"/>
+              <w:bottom w:type="dxa" w:w="60"/>
+              <w:right w:type="dxa" w:w="90"/>
+            </w:tcMar>
+            <w:vAlign w:val="top"/>
+          </w:tcPr>
+          <w:p>
+            <w:pPr>
+              <w:spacing w:line="280"/>
+              <w:jc w:val="left"/>
+            </w:pPr>
+            <w:r>
+              <w:rPr>
+                <w:rFonts w:ascii="Times New Roman" w:eastAsia="宋体" w:hAnsi="Times New Roman"/>
+                <w:b w:val="false"/>
+                <w:bCs w:val="false"/>
+                <w:color w:val="000000"/>
+                <w:sz w:val="18"/>
+                <w:szCs w:val="18"/>
+              </w:rPr>
+              <w:t xml:space="preserve">高速离心机</w:t>
+            </w:r>
+          </w:p>
+        </w:tc>
+        <w:tc>
+          <w:tcPr>
+            <w:tcW w:type="dxa" w:w="3660"/>
+            <w:tcBorders>
+              <w:top w:val="none" w:color="FFFFFF" w:sz="0"/>
+              <w:left w:val="none" w:color="FFFFFF" w:sz="0"/>
+              <w:bottom w:val="single" w:color="BFBFBF" w:sz="2"/>
+              <w:right w:val="none" w:color="FFFFFF" w:sz="0"/>
+            </w:tcBorders>
+            <w:tcMar>
+              <w:top w:type="dxa" w:w="60"/>
+              <w:left w:type="dxa" w:w="90"/>
+              <w:bottom w:type="dxa" w:w="60"/>
+              <w:right w:type="dxa" w:w="90"/>
+            </w:tcMar>
+            <w:vAlign w:val="top"/>
+          </w:tcPr>
+          <w:p>
+            <w:pPr>
+              <w:spacing w:line="280"/>
+              <w:jc w:val="left"/>
+            </w:pPr>
+            <w:r>
+              <w:rPr>
+                <w:rFonts w:ascii="Times New Roman" w:eastAsia="宋体" w:hAnsi="Times New Roman"/>
+                <w:b w:val="false"/>
+                <w:bCs w:val="false"/>
+                <w:color w:val="000000"/>
+                <w:sz w:val="18"/>
+                <w:szCs w:val="18"/>
+              </w:rPr>
+              <w:t xml:space="preserve">台式高速离心机，配 1.5 mL 离心管转子</w:t>
+            </w:r>
+          </w:p>
+        </w:tc>
+        <w:tc>
+          <w:tcPr>
+            <w:tcW w:type="dxa" w:w="600"/>
+            <w:tcBorders>
+              <w:top w:val="none" w:color="FFFFFF" w:sz="0"/>
+              <w:left w:val="none" w:color="FFFFFF" w:sz="0"/>
+              <w:bottom w:val="single" w:color="BFBFBF" w:sz="2"/>
+              <w:right w:val="none" w:color="FFFFFF" w:sz="0"/>
+            </w:tcBorders>
+            <w:tcMar>
+              <w:top w:type="dxa" w:w="60"/>
+              <w:left w:type="dxa" w:w="90"/>
+              <w:bottom w:type="dxa" w:w="60"/>
+              <w:right w:type="dxa" w:w="90"/>
+            </w:tcMar>
+            <w:vAlign w:val="top"/>
+          </w:tcPr>
+          <w:p>
+            <w:pPr>
+              <w:spacing w:line="280"/>
+              <w:jc w:val="center"/>
+            </w:pPr>
+            <w:r>
+              <w:rPr>
+                <w:rFonts w:ascii="Times New Roman" w:eastAsia="宋体" w:hAnsi="Times New Roman"/>
+                <w:b w:val="false"/>
+                <w:bCs w:val="false"/>
+                <w:color w:val="000000"/>
+                <w:sz w:val="18"/>
+                <w:szCs w:val="18"/>
+              </w:rPr>
+              <w:t xml:space="preserve">1</w:t>
+            </w:r>
+          </w:p>
+        </w:tc>
+        <w:tc>
+          <w:tcPr>
+            <w:tcW w:type="dxa" w:w="1400"/>
+            <w:tcBorders>
+              <w:top w:val="none" w:color="FFFFFF" w:sz="0"/>
+              <w:left w:val="none" w:color="FFFFFF" w:sz="0"/>
+              <w:bottom w:val="single" w:color="BFBFBF" w:sz="2"/>
+              <w:right w:val="none" w:color="FFFFFF" w:sz="0"/>
+            </w:tcBorders>
+            <w:tcMar>
+              <w:top w:type="dxa" w:w="60"/>
+              <w:left w:type="dxa" w:w="90"/>
+              <w:bottom w:type="dxa" w:w="60"/>
+              <w:right w:type="dxa" w:w="90"/>
+            </w:tcMar>
+            <w:vAlign w:val="top"/>
+          </w:tcPr>
+          <w:p>
+            <w:pPr>
+              <w:spacing w:line="280"/>
+              <w:jc w:val="left"/>
+            </w:pPr>
+            <w:r>
+              <w:rPr>
+                <w:rFonts w:ascii="Times New Roman" w:eastAsia="宋体" w:hAnsi="Times New Roman"/>
+                <w:b w:val="false"/>
+                <w:bCs w:val="false"/>
+                <w:color w:val="000000"/>
+                <w:sz w:val="18"/>
+                <w:szCs w:val="18"/>
+              </w:rPr>
+              <w:t xml:space="preserve">纯化与分离</w:t>
+            </w:r>
+          </w:p>
+        </w:tc>
+      </w:tr>
+      <w:tr>
+        <w:tc>
+          <w:tcPr>
+            <w:tcW w:type="dxa" w:w="1200"/>
+            <w:vMerge w:val="continue"/>
+            <w:tcBorders>
+              <w:top w:val="none" w:color="FFFFFF" w:sz="0"/>
+              <w:left w:val="none" w:color="FFFFFF" w:sz="0"/>
+              <w:bottom w:val="single" w:color="BFBFBF" w:sz="2"/>
+              <w:right w:val="none" w:color="FFFFFF" w:sz="0"/>
+            </w:tcBorders>
+            <w:tcMar>
+              <w:top w:type="dxa" w:w="60"/>
+              <w:left w:type="dxa" w:w="90"/>
+              <w:bottom w:type="dxa" w:w="60"/>
+              <w:right w:type="dxa" w:w="90"/>
+            </w:tcMar>
+            <w:vAlign w:val="top"/>
+          </w:tcPr>
+          <w:p>
+            <w:pPr>
+              <w:spacing w:line="280"/>
+              <w:jc w:val="left"/>
+            </w:pPr>
+          </w:p>
+        </w:tc>
+        <w:tc>
+          <w:tcPr>
+            <w:tcW w:type="dxa" w:w="1400"/>
+            <w:vMerge w:val="continue"/>
+            <w:tcBorders>
+              <w:top w:val="none" w:color="FFFFFF" w:sz="0"/>
+              <w:left w:val="none" w:color="FFFFFF" w:sz="0"/>
+              <w:bottom w:val="single" w:color="BFBFBF" w:sz="2"/>
+              <w:right w:val="none" w:color="FFFFFF" w:sz="0"/>
+            </w:tcBorders>
+            <w:tcMar>
+              <w:top w:type="dxa" w:w="60"/>
+              <w:left w:type="dxa" w:w="90"/>
+              <w:bottom w:type="dxa" w:w="60"/>
+              <w:right w:type="dxa" w:w="90"/>
+            </w:tcMar>
+            <w:vAlign w:val="top"/>
+          </w:tcPr>
+          <w:p>
+            <w:pPr>
+              <w:spacing w:line="280"/>
+              <w:jc w:val="left"/>
+            </w:pPr>
+          </w:p>
+        </w:tc>
+        <w:tc>
+          <w:tcPr>
+            <w:tcW w:type="dxa" w:w="1600"/>
+            <w:tcBorders>
+              <w:top w:val="none" w:color="FFFFFF" w:sz="0"/>
+              <w:left w:val="none" w:color="FFFFFF" w:sz="0"/>
+              <w:bottom w:val="single" w:color="BFBFBF" w:sz="2"/>
+              <w:right w:val="none" w:color="FFFFFF" w:sz="0"/>
+            </w:tcBorders>
+            <w:tcMar>
+              <w:top w:type="dxa" w:w="60"/>
+              <w:left w:type="dxa" w:w="90"/>
+              <w:bottom w:type="dxa" w:w="60"/>
+              <w:right w:type="dxa" w:w="90"/>
+            </w:tcMar>
+            <w:vAlign w:val="top"/>
+          </w:tcPr>
+          <w:p>
+            <w:pPr>
+              <w:spacing w:line="280"/>
+              <w:jc w:val="left"/>
+            </w:pPr>
+            <w:r>
+              <w:rPr>
+                <w:rFonts w:ascii="Times New Roman" w:eastAsia="宋体" w:hAnsi="Times New Roman"/>
+                <w:b w:val="false"/>
+                <w:bCs w:val="false"/>
+                <w:color w:val="000000"/>
+                <w:sz w:val="18"/>
+                <w:szCs w:val="18"/>
+              </w:rPr>
+              <w:t xml:space="preserve">磁力架（1.5 mL 离心管用）</w:t>
+            </w:r>
+          </w:p>
+        </w:tc>
+        <w:tc>
+          <w:tcPr>
+            <w:tcW w:type="dxa" w:w="3660"/>
+            <w:tcBorders>
+              <w:top w:val="none" w:color="FFFFFF" w:sz="0"/>
+              <w:left w:val="none" w:color="FFFFFF" w:sz="0"/>
+              <w:bottom w:val="single" w:color="BFBFBF" w:sz="2"/>
+              <w:right w:val="none" w:color="FFFFFF" w:sz="0"/>
+            </w:tcBorders>
+            <w:tcMar>
+              <w:top w:type="dxa" w:w="60"/>
+              <w:left w:type="dxa" w:w="90"/>
+              <w:bottom w:type="dxa" w:w="60"/>
+              <w:right w:type="dxa" w:w="90"/>
+            </w:tcMar>
+            <w:vAlign w:val="top"/>
+          </w:tcPr>
+          <w:p>
+            <w:pPr>
+              <w:spacing w:line="280"/>
+              <w:jc w:val="left"/>
+            </w:pPr>
+            <w:r>
+              <w:rPr>
+                <w:rFonts w:ascii="Times New Roman" w:eastAsia="宋体" w:hAnsi="Times New Roman"/>
+                <w:b w:val="false"/>
+                <w:bCs w:val="false"/>
+                <w:color w:val="000000"/>
+                <w:sz w:val="18"/>
+                <w:szCs w:val="18"/>
+              </w:rPr>
+              <w:t xml:space="preserve">16 孔，适配 1.5 mL 离心管</w:t>
+            </w:r>
+          </w:p>
+        </w:tc>
+        <w:tc>
+          <w:tcPr>
+            <w:tcW w:type="dxa" w:w="600"/>
+            <w:tcBorders>
+              <w:top w:val="none" w:color="FFFFFF" w:sz="0"/>
+              <w:left w:val="none" w:color="FFFFFF" w:sz="0"/>
+              <w:bottom w:val="single" w:color="BFBFBF" w:sz="2"/>
+              <w:right w:val="none" w:color="FFFFFF" w:sz="0"/>
+            </w:tcBorders>
+            <w:tcMar>
+              <w:top w:type="dxa" w:w="60"/>
+              <w:left w:type="dxa" w:w="90"/>
+              <w:bottom w:type="dxa" w:w="60"/>
+              <w:right w:type="dxa" w:w="90"/>
+            </w:tcMar>
+            <w:vAlign w:val="top"/>
+          </w:tcPr>
+          <w:p>
+            <w:pPr>
+              <w:spacing w:line="280"/>
+              <w:jc w:val="center"/>
+            </w:pPr>
+            <w:r>
+              <w:rPr>
+                <w:rFonts w:ascii="Times New Roman" w:eastAsia="宋体" w:hAnsi="Times New Roman"/>
+                <w:b w:val="false"/>
+                <w:bCs w:val="false"/>
+                <w:color w:val="000000"/>
+                <w:sz w:val="18"/>
+                <w:szCs w:val="18"/>
+              </w:rPr>
+              <w:t xml:space="preserve">2</w:t>
+            </w:r>
+          </w:p>
+        </w:tc>
+        <w:tc>
+          <w:tcPr>
+            <w:tcW w:type="dxa" w:w="1400"/>
+            <w:tcBorders>
+              <w:top w:val="none" w:color="FFFFFF" w:sz="0"/>
+              <w:left w:val="none" w:color="FFFFFF" w:sz="0"/>
+              <w:bottom w:val="single" w:color="BFBFBF" w:sz="2"/>
+              <w:right w:val="none" w:color="FFFFFF" w:sz="0"/>
+            </w:tcBorders>
+            <w:tcMar>
+              <w:top w:type="dxa" w:w="60"/>
+              <w:left w:type="dxa" w:w="90"/>
+              <w:bottom w:type="dxa" w:w="60"/>
+              <w:right w:type="dxa" w:w="90"/>
+            </w:tcMar>
+            <w:vAlign w:val="top"/>
+          </w:tcPr>
+          <w:p>
+            <w:pPr>
+              <w:spacing w:line="280"/>
+              <w:jc w:val="left"/>
+            </w:pPr>
+            <w:r>
+              <w:rPr>
+                <w:rFonts w:ascii="Times New Roman" w:eastAsia="宋体" w:hAnsi="Times New Roman"/>
+                <w:b w:val="false"/>
+                <w:bCs w:val="false"/>
+                <w:color w:val="000000"/>
+                <w:sz w:val="18"/>
+                <w:szCs w:val="18"/>
+              </w:rPr>
+              <w:t xml:space="preserve">磁珠纯化</w:t>
+            </w:r>
+          </w:p>
+        </w:tc>
+      </w:tr>
+      <w:tr>
+        <w:tc>
+          <w:tcPr>
+            <w:tcW w:type="dxa" w:w="1200"/>
+            <w:vMerge w:val="continue"/>
+            <w:tcBorders>
+              <w:top w:val="none" w:color="FFFFFF" w:sz="0"/>
+              <w:left w:val="none" w:color="FFFFFF" w:sz="0"/>
+              <w:bottom w:val="single" w:color="BFBFBF" w:sz="2"/>
+              <w:right w:val="none" w:color="FFFFFF" w:sz="0"/>
+            </w:tcBorders>
+            <w:tcMar>
+              <w:top w:type="dxa" w:w="60"/>
+              <w:left w:type="dxa" w:w="90"/>
+              <w:bottom w:type="dxa" w:w="60"/>
+              <w:right w:type="dxa" w:w="90"/>
+            </w:tcMar>
+            <w:vAlign w:val="top"/>
+          </w:tcPr>
+          <w:p>
+            <w:pPr>
+              <w:spacing w:line="280"/>
+              <w:jc w:val="left"/>
+            </w:pPr>
+          </w:p>
+        </w:tc>
+        <w:tc>
+          <w:tcPr>
+            <w:tcW w:type="dxa" w:w="1400"/>
+            <w:vMerge w:val="continue"/>
+            <w:tcBorders>
+              <w:top w:val="none" w:color="FFFFFF" w:sz="0"/>
+              <w:left w:val="none" w:color="FFFFFF" w:sz="0"/>
+              <w:bottom w:val="single" w:color="BFBFBF" w:sz="2"/>
+              <w:right w:val="none" w:color="FFFFFF" w:sz="0"/>
+            </w:tcBorders>
+            <w:tcMar>
+              <w:top w:type="dxa" w:w="60"/>
+              <w:left w:type="dxa" w:w="90"/>
+              <w:bottom w:type="dxa" w:w="60"/>
+              <w:right w:type="dxa" w:w="90"/>
+            </w:tcMar>
+            <w:vAlign w:val="top"/>
+          </w:tcPr>
+          <w:p>
+            <w:pPr>
+              <w:spacing w:line="280"/>
+              <w:jc w:val="left"/>
+            </w:pPr>
+          </w:p>
+        </w:tc>
+        <w:tc>
+          <w:tcPr>
+            <w:tcW w:type="dxa" w:w="1600"/>
+            <w:tcBorders>
+              <w:top w:val="none" w:color="FFFFFF" w:sz="0"/>
+              <w:left w:val="none" w:color="FFFFFF" w:sz="0"/>
+              <w:bottom w:val="single" w:color="BFBFBF" w:sz="2"/>
+              <w:right w:val="none" w:color="FFFFFF" w:sz="0"/>
+            </w:tcBorders>
+            <w:tcMar>
+              <w:top w:type="dxa" w:w="60"/>
+              <w:left w:type="dxa" w:w="90"/>
+              <w:bottom w:type="dxa" w:w="60"/>
+              <w:right w:type="dxa" w:w="90"/>
+            </w:tcMar>
+            <w:vAlign w:val="top"/>
+          </w:tcPr>
+          <w:p>
+            <w:pPr>
+              <w:spacing w:line="280"/>
+              <w:jc w:val="left"/>
+            </w:pPr>
+            <w:r>
+              <w:rPr>
+                <w:rFonts w:ascii="Times New Roman" w:eastAsia="宋体" w:hAnsi="Times New Roman"/>
+                <w:b w:val="false"/>
+                <w:bCs w:val="false"/>
+                <w:color w:val="000000"/>
+                <w:sz w:val="18"/>
+                <w:szCs w:val="18"/>
+              </w:rPr>
+              <w:t xml:space="preserve">生物安全柜（A2型）</w:t>
+            </w:r>
+          </w:p>
+        </w:tc>
+        <w:tc>
+          <w:tcPr>
+            <w:tcW w:type="dxa" w:w="3660"/>
+            <w:tcBorders>
+              <w:top w:val="none" w:color="FFFFFF" w:sz="0"/>
+              <w:left w:val="none" w:color="FFFFFF" w:sz="0"/>
+              <w:bottom w:val="single" w:color="BFBFBF" w:sz="2"/>
+              <w:right w:val="none" w:color="FFFFFF" w:sz="0"/>
+            </w:tcBorders>
+            <w:tcMar>
+              <w:top w:type="dxa" w:w="60"/>
+              <w:left w:type="dxa" w:w="90"/>
+              <w:bottom w:type="dxa" w:w="60"/>
+              <w:right w:type="dxa" w:w="90"/>
+            </w:tcMar>
+            <w:vAlign w:val="top"/>
+          </w:tcPr>
+          <w:p>
+            <w:pPr>
+              <w:spacing w:line="280"/>
+              <w:jc w:val="left"/>
+            </w:pPr>
+            <w:r>
+              <w:rPr>
+                <w:rFonts w:ascii="Times New Roman" w:eastAsia="宋体" w:hAnsi="Times New Roman"/>
+                <w:b w:val="false"/>
+                <w:bCs w:val="false"/>
+                <w:color w:val="000000"/>
+                <w:sz w:val="18"/>
+                <w:szCs w:val="18"/>
+              </w:rPr>
+              <w:t xml:space="preserve">Ⅱ级 A2 型；外形尺寸约 1500×815×2270 mm</w:t>
+            </w:r>
+          </w:p>
+        </w:tc>
+        <w:tc>
+          <w:tcPr>
+            <w:tcW w:type="dxa" w:w="600"/>
+            <w:tcBorders>
+              <w:top w:val="none" w:color="FFFFFF" w:sz="0"/>
+              <w:left w:val="none" w:color="FFFFFF" w:sz="0"/>
+              <w:bottom w:val="single" w:color="BFBFBF" w:sz="2"/>
+              <w:right w:val="none" w:color="FFFFFF" w:sz="0"/>
+            </w:tcBorders>
+            <w:tcMar>
+              <w:top w:type="dxa" w:w="60"/>
+              <w:left w:type="dxa" w:w="90"/>
+              <w:bottom w:type="dxa" w:w="60"/>
+              <w:right w:type="dxa" w:w="90"/>
+            </w:tcMar>
+            <w:vAlign w:val="top"/>
+          </w:tcPr>
+          <w:p>
+            <w:pPr>
+              <w:spacing w:line="280"/>
+              <w:jc w:val="center"/>
+            </w:pPr>
+            <w:r>
+              <w:rPr>
+                <w:rFonts w:ascii="Times New Roman" w:eastAsia="宋体" w:hAnsi="Times New Roman"/>
+                <w:b w:val="false"/>
+                <w:bCs w:val="false"/>
+                <w:color w:val="000000"/>
+                <w:sz w:val="18"/>
+                <w:szCs w:val="18"/>
+              </w:rPr>
+              <w:t xml:space="preserve">1</w:t>
+            </w:r>
+          </w:p>
+        </w:tc>
+        <w:tc>
+          <w:tcPr>
+            <w:tcW w:type="dxa" w:w="1400"/>
+            <w:tcBorders>
+              <w:top w:val="none" w:color="FFFFFF" w:sz="0"/>
+              <w:left w:val="none" w:color="FFFFFF" w:sz="0"/>
+              <w:bottom w:val="single" w:color="BFBFBF" w:sz="2"/>
+              <w:right w:val="none" w:color="FFFFFF" w:sz="0"/>
+            </w:tcBorders>
+            <w:tcMar>
+              <w:top w:type="dxa" w:w="60"/>
+              <w:left w:type="dxa" w:w="90"/>
+              <w:bottom w:type="dxa" w:w="60"/>
+              <w:right w:type="dxa" w:w="90"/>
+            </w:tcMar>
+            <w:vAlign w:val="top"/>
+          </w:tcPr>
+          <w:p>
+            <w:pPr>
+              <w:spacing w:line="280"/>
+              <w:jc w:val="left"/>
+            </w:pPr>
+            <w:r>
+              <w:rPr>
+                <w:rFonts w:ascii="Times New Roman" w:eastAsia="宋体" w:hAnsi="Times New Roman"/>
+                <w:b w:val="false"/>
+                <w:bCs w:val="false"/>
+                <w:color w:val="000000"/>
+                <w:sz w:val="18"/>
+                <w:szCs w:val="18"/>
+              </w:rPr>
+              <w:t xml:space="preserve">开放性生物样本操作</w:t>
+            </w:r>
+          </w:p>
+        </w:tc>
+      </w:tr>
+      <w:tr>
+        <w:tc>
+          <w:tcPr>
+            <w:tcW w:type="dxa" w:w="1200"/>
+            <w:vMerge w:val="continue"/>
+            <w:tcBorders>
+              <w:top w:val="none" w:color="FFFFFF" w:sz="0"/>
+              <w:left w:val="none" w:color="FFFFFF" w:sz="0"/>
+              <w:bottom w:val="single" w:color="BFBFBF" w:sz="2"/>
+              <w:right w:val="none" w:color="FFFFFF" w:sz="0"/>
+            </w:tcBorders>
+            <w:tcMar>
+              <w:top w:type="dxa" w:w="60"/>
+              <w:left w:type="dxa" w:w="90"/>
+              <w:bottom w:type="dxa" w:w="60"/>
+              <w:right w:type="dxa" w:w="90"/>
+            </w:tcMar>
+            <w:vAlign w:val="top"/>
+          </w:tcPr>
+          <w:p>
+            <w:pPr>
+              <w:spacing w:line="280"/>
+              <w:jc w:val="left"/>
+            </w:pPr>
+          </w:p>
+        </w:tc>
+        <w:tc>
+          <w:tcPr>
+            <w:tcW w:type="dxa" w:w="1400"/>
+            <w:vMerge w:val="continue"/>
+            <w:tcBorders>
+              <w:top w:val="none" w:color="FFFFFF" w:sz="0"/>
+              <w:left w:val="none" w:color="FFFFFF" w:sz="0"/>
+              <w:bottom w:val="single" w:color="BFBFBF" w:sz="2"/>
+              <w:right w:val="none" w:color="FFFFFF" w:sz="0"/>
+            </w:tcBorders>
+            <w:tcMar>
+              <w:top w:type="dxa" w:w="60"/>
+              <w:left w:type="dxa" w:w="90"/>
+              <w:bottom w:type="dxa" w:w="60"/>
+              <w:right w:type="dxa" w:w="90"/>
+            </w:tcMar>
+            <w:vAlign w:val="top"/>
+          </w:tcPr>
+          <w:p>
+            <w:pPr>
+              <w:spacing w:line="280"/>
+              <w:jc w:val="left"/>
+            </w:pPr>
+          </w:p>
+        </w:tc>
+        <w:tc>
+          <w:tcPr>
+            <w:tcW w:type="dxa" w:w="1600"/>
+            <w:tcBorders>
+              <w:top w:val="none" w:color="FFFFFF" w:sz="0"/>
+              <w:left w:val="none" w:color="FFFFFF" w:sz="0"/>
+              <w:bottom w:val="single" w:color="BFBFBF" w:sz="2"/>
+              <w:right w:val="none" w:color="FFFFFF" w:sz="0"/>
+            </w:tcBorders>
+            <w:tcMar>
+              <w:top w:type="dxa" w:w="60"/>
+              <w:left w:type="dxa" w:w="90"/>
+              <w:bottom w:type="dxa" w:w="60"/>
+              <w:right w:type="dxa" w:w="90"/>
+            </w:tcMar>
+            <w:vAlign w:val="top"/>
+          </w:tcPr>
+          <w:p>
+            <w:pPr>
+              <w:spacing w:line="280"/>
+              <w:jc w:val="left"/>
+            </w:pPr>
+            <w:r>
+              <w:rPr>
+                <w:rFonts w:ascii="Times New Roman" w:eastAsia="宋体" w:hAnsi="Times New Roman"/>
+                <w:b w:val="false"/>
+                <w:bCs w:val="false"/>
+                <w:color w:val="000000"/>
+                <w:sz w:val="18"/>
+                <w:szCs w:val="18"/>
+              </w:rPr>
+              <w:t xml:space="preserve">恒温混匀仪</w:t>
+            </w:r>
+          </w:p>
+        </w:tc>
+        <w:tc>
+          <w:tcPr>
+            <w:tcW w:type="dxa" w:w="3660"/>
+            <w:tcBorders>
+              <w:top w:val="none" w:color="FFFFFF" w:sz="0"/>
+              <w:left w:val="none" w:color="FFFFFF" w:sz="0"/>
+              <w:bottom w:val="single" w:color="BFBFBF" w:sz="2"/>
+              <w:right w:val="none" w:color="FFFFFF" w:sz="0"/>
+            </w:tcBorders>
+            <w:tcMar>
+              <w:top w:type="dxa" w:w="60"/>
+              <w:left w:type="dxa" w:w="90"/>
+              <w:bottom w:type="dxa" w:w="60"/>
+              <w:right w:type="dxa" w:w="90"/>
+            </w:tcMar>
+            <w:vAlign w:val="top"/>
+          </w:tcPr>
+          <w:p>
+            <w:pPr>
+              <w:spacing w:line="280"/>
+              <w:jc w:val="left"/>
+            </w:pPr>
+            <w:r>
+              <w:rPr>
+                <w:rFonts w:ascii="Times New Roman" w:eastAsia="宋体" w:hAnsi="Times New Roman"/>
+                <w:b w:val="false"/>
+                <w:bCs w:val="false"/>
+                <w:color w:val="000000"/>
+                <w:sz w:val="18"/>
+                <w:szCs w:val="18"/>
+              </w:rPr>
+              <w:t xml:space="preserve">配 96 孔与 1.5 mL 两种模块，控温可调</w:t>
+            </w:r>
+          </w:p>
+        </w:tc>
+        <w:tc>
+          <w:tcPr>
+            <w:tcW w:type="dxa" w:w="600"/>
+            <w:tcBorders>
+              <w:top w:val="none" w:color="FFFFFF" w:sz="0"/>
+              <w:left w:val="none" w:color="FFFFFF" w:sz="0"/>
+              <w:bottom w:val="single" w:color="BFBFBF" w:sz="2"/>
+              <w:right w:val="none" w:color="FFFFFF" w:sz="0"/>
+            </w:tcBorders>
+            <w:tcMar>
+              <w:top w:type="dxa" w:w="60"/>
+              <w:left w:type="dxa" w:w="90"/>
+              <w:bottom w:type="dxa" w:w="60"/>
+              <w:right w:type="dxa" w:w="90"/>
+            </w:tcMar>
+            <w:vAlign w:val="top"/>
+          </w:tcPr>
+          <w:p>
+            <w:pPr>
+              <w:spacing w:line="280"/>
+              <w:jc w:val="center"/>
+            </w:pPr>
+            <w:r>
+              <w:rPr>
+                <w:rFonts w:ascii="Times New Roman" w:eastAsia="宋体" w:hAnsi="Times New Roman"/>
+                <w:b w:val="false"/>
+                <w:bCs w:val="false"/>
+                <w:color w:val="000000"/>
+                <w:sz w:val="18"/>
+                <w:szCs w:val="18"/>
+              </w:rPr>
+              <w:t xml:space="preserve">1</w:t>
+            </w:r>
+          </w:p>
+        </w:tc>
+        <w:tc>
+          <w:tcPr>
+            <w:tcW w:type="dxa" w:w="1400"/>
+            <w:tcBorders>
+              <w:top w:val="none" w:color="FFFFFF" w:sz="0"/>
+              <w:left w:val="none" w:color="FFFFFF" w:sz="0"/>
+              <w:bottom w:val="single" w:color="BFBFBF" w:sz="2"/>
+              <w:right w:val="none" w:color="FFFFFF" w:sz="0"/>
+            </w:tcBorders>
+            <w:tcMar>
+              <w:top w:type="dxa" w:w="60"/>
+              <w:left w:type="dxa" w:w="90"/>
+              <w:bottom w:type="dxa" w:w="60"/>
+              <w:right w:type="dxa" w:w="90"/>
+            </w:tcMar>
+            <w:vAlign w:val="top"/>
+          </w:tcPr>
+          <w:p>
+            <w:pPr>
+              <w:spacing w:line="280"/>
+              <w:jc w:val="left"/>
+            </w:pPr>
+            <w:r>
+              <w:rPr>
+                <w:rFonts w:ascii="Times New Roman" w:eastAsia="宋体" w:hAnsi="Times New Roman"/>
+                <w:b w:val="false"/>
+                <w:bCs w:val="false"/>
+                <w:color w:val="000000"/>
+                <w:sz w:val="18"/>
+                <w:szCs w:val="18"/>
+              </w:rPr>
+              <w:t xml:space="preserve">温控孵育与混匀</w:t>
+            </w:r>
+          </w:p>
+        </w:tc>
+      </w:tr>
+      <w:tr>
+        <w:tc>
+          <w:tcPr>
+            <w:tcW w:type="dxa" w:w="1200"/>
+            <w:vMerge w:val="continue"/>
+            <w:tcBorders>
+              <w:top w:val="none" w:color="FFFFFF" w:sz="0"/>
+              <w:left w:val="none" w:color="FFFFFF" w:sz="0"/>
+              <w:bottom w:val="single" w:color="BFBFBF" w:sz="2"/>
+              <w:right w:val="none" w:color="FFFFFF" w:sz="0"/>
+            </w:tcBorders>
+            <w:tcMar>
+              <w:top w:type="dxa" w:w="60"/>
+              <w:left w:type="dxa" w:w="90"/>
+              <w:bottom w:type="dxa" w:w="60"/>
+              <w:right w:type="dxa" w:w="90"/>
+            </w:tcMar>
+            <w:vAlign w:val="top"/>
+          </w:tcPr>
+          <w:p>
+            <w:pPr>
+              <w:spacing w:line="280"/>
+              <w:jc w:val="left"/>
+            </w:pPr>
+          </w:p>
+        </w:tc>
+        <w:tc>
+          <w:tcPr>
+            <w:tcW w:type="dxa" w:w="1400"/>
+            <w:vMerge w:val="continue"/>
+            <w:tcBorders>
+              <w:top w:val="none" w:color="FFFFFF" w:sz="0"/>
+              <w:left w:val="none" w:color="FFFFFF" w:sz="0"/>
+              <w:bottom w:val="single" w:color="BFBFBF" w:sz="2"/>
+              <w:right w:val="none" w:color="FFFFFF" w:sz="0"/>
+            </w:tcBorders>
+            <w:tcMar>
+              <w:top w:type="dxa" w:w="60"/>
+              <w:left w:type="dxa" w:w="90"/>
+              <w:bottom w:type="dxa" w:w="60"/>
+              <w:right w:type="dxa" w:w="90"/>
+            </w:tcMar>
+            <w:vAlign w:val="top"/>
+          </w:tcPr>
+          <w:p>
+            <w:pPr>
+              <w:spacing w:line="280"/>
+              <w:jc w:val="left"/>
+            </w:pPr>
+          </w:p>
+        </w:tc>
+        <w:tc>
+          <w:tcPr>
+            <w:tcW w:type="dxa" w:w="1600"/>
+            <w:tcBorders>
+              <w:top w:val="none" w:color="FFFFFF" w:sz="0"/>
+              <w:left w:val="none" w:color="FFFFFF" w:sz="0"/>
+              <w:bottom w:val="single" w:color="BFBFBF" w:sz="2"/>
+              <w:right w:val="none" w:color="FFFFFF" w:sz="0"/>
+            </w:tcBorders>
+            <w:tcMar>
+              <w:top w:type="dxa" w:w="60"/>
+              <w:left w:type="dxa" w:w="90"/>
+              <w:bottom w:type="dxa" w:w="60"/>
+              <w:right w:type="dxa" w:w="90"/>
+            </w:tcMar>
+            <w:vAlign w:val="top"/>
+          </w:tcPr>
+          <w:p>
+            <w:pPr>
+              <w:spacing w:line="280"/>
+              <w:jc w:val="left"/>
+            </w:pPr>
+            <w:r>
+              <w:rPr>
+                <w:rFonts w:ascii="Times New Roman" w:eastAsia="宋体" w:hAnsi="Times New Roman"/>
+                <w:b w:val="false"/>
+                <w:bCs w:val="false"/>
+                <w:color w:val="000000"/>
+                <w:sz w:val="18"/>
+                <w:szCs w:val="18"/>
+              </w:rPr>
+              <w:t xml:space="preserve">荧光定量仪</w:t>
+            </w:r>
+          </w:p>
+        </w:tc>
+        <w:tc>
+          <w:tcPr>
+            <w:tcW w:type="dxa" w:w="3660"/>
+            <w:tcBorders>
+              <w:top w:val="none" w:color="FFFFFF" w:sz="0"/>
+              <w:left w:val="none" w:color="FFFFFF" w:sz="0"/>
+              <w:bottom w:val="single" w:color="BFBFBF" w:sz="2"/>
+              <w:right w:val="none" w:color="FFFFFF" w:sz="0"/>
+            </w:tcBorders>
+            <w:tcMar>
+              <w:top w:type="dxa" w:w="60"/>
+              <w:left w:type="dxa" w:w="90"/>
+              <w:bottom w:type="dxa" w:w="60"/>
+              <w:right w:type="dxa" w:w="90"/>
+            </w:tcMar>
+            <w:vAlign w:val="top"/>
+          </w:tcPr>
+          <w:p>
+            <w:pPr>
+              <w:spacing w:line="280"/>
+              <w:jc w:val="left"/>
+            </w:pPr>
+            <w:r>
+              <w:rPr>
+                <w:rFonts w:ascii="Times New Roman" w:eastAsia="宋体" w:hAnsi="Times New Roman"/>
+                <w:b w:val="false"/>
+                <w:bCs w:val="false"/>
+                <w:color w:val="000000"/>
+                <w:sz w:val="18"/>
+                <w:szCs w:val="18"/>
+              </w:rPr>
+              <w:t xml:space="preserve">荧光法核酸与文库浓度精确定量</w:t>
+            </w:r>
+          </w:p>
+        </w:tc>
+        <w:tc>
+          <w:tcPr>
+            <w:tcW w:type="dxa" w:w="600"/>
+            <w:tcBorders>
+              <w:top w:val="none" w:color="FFFFFF" w:sz="0"/>
+              <w:left w:val="none" w:color="FFFFFF" w:sz="0"/>
+              <w:bottom w:val="single" w:color="BFBFBF" w:sz="2"/>
+              <w:right w:val="none" w:color="FFFFFF" w:sz="0"/>
+            </w:tcBorders>
+            <w:tcMar>
+              <w:top w:type="dxa" w:w="60"/>
+              <w:left w:type="dxa" w:w="90"/>
+              <w:bottom w:type="dxa" w:w="60"/>
+              <w:right w:type="dxa" w:w="90"/>
+            </w:tcMar>
+            <w:vAlign w:val="top"/>
+          </w:tcPr>
+          <w:p>
+            <w:pPr>
+              <w:spacing w:line="280"/>
+              <w:jc w:val="center"/>
+            </w:pPr>
+            <w:r>
+              <w:rPr>
+                <w:rFonts w:ascii="Times New Roman" w:eastAsia="宋体" w:hAnsi="Times New Roman"/>
+                <w:b w:val="false"/>
+                <w:bCs w:val="false"/>
+                <w:color w:val="000000"/>
+                <w:sz w:val="18"/>
+                <w:szCs w:val="18"/>
+              </w:rPr>
+              <w:t xml:space="preserve">1</w:t>
+            </w:r>
+          </w:p>
+        </w:tc>
+        <w:tc>
+          <w:tcPr>
+            <w:tcW w:type="dxa" w:w="1400"/>
+            <w:tcBorders>
+              <w:top w:val="none" w:color="FFFFFF" w:sz="0"/>
+              <w:left w:val="none" w:color="FFFFFF" w:sz="0"/>
+              <w:bottom w:val="single" w:color="BFBFBF" w:sz="2"/>
+              <w:right w:val="none" w:color="FFFFFF" w:sz="0"/>
+            </w:tcBorders>
+            <w:tcMar>
+              <w:top w:type="dxa" w:w="60"/>
+              <w:left w:type="dxa" w:w="90"/>
+              <w:bottom w:type="dxa" w:w="60"/>
+              <w:right w:type="dxa" w:w="90"/>
+            </w:tcMar>
+            <w:vAlign w:val="top"/>
+          </w:tcPr>
+          <w:p>
+            <w:pPr>
+              <w:spacing w:line="280"/>
+              <w:jc w:val="left"/>
+            </w:pPr>
+            <w:r>
+              <w:rPr>
+                <w:rFonts w:ascii="Times New Roman" w:eastAsia="宋体" w:hAnsi="Times New Roman"/>
+                <w:b w:val="false"/>
+                <w:bCs w:val="false"/>
+                <w:color w:val="000000"/>
+                <w:sz w:val="18"/>
+                <w:szCs w:val="18"/>
+              </w:rPr>
+              <w:t xml:space="preserve">核酸与文库浓度测定</w:t>
+            </w:r>
+          </w:p>
+        </w:tc>
+      </w:tr>
+      <w:tr>
+        <w:tc>
+          <w:tcPr>
+            <w:tcW w:type="dxa" w:w="1200"/>
+            <w:vMerge w:val="continue"/>
+            <w:tcBorders>
+              <w:top w:val="none" w:color="FFFFFF" w:sz="0"/>
+              <w:left w:val="none" w:color="FFFFFF" w:sz="0"/>
+              <w:bottom w:val="single" w:color="BFBFBF" w:sz="2"/>
+              <w:right w:val="none" w:color="FFFFFF" w:sz="0"/>
+            </w:tcBorders>
+            <w:tcMar>
+              <w:top w:type="dxa" w:w="60"/>
+              <w:left w:type="dxa" w:w="90"/>
+              <w:bottom w:type="dxa" w:w="60"/>
+              <w:right w:type="dxa" w:w="90"/>
+            </w:tcMar>
+            <w:vAlign w:val="top"/>
+          </w:tcPr>
+          <w:p>
+            <w:pPr>
+              <w:spacing w:line="280"/>
+              <w:jc w:val="left"/>
+            </w:pPr>
+          </w:p>
+        </w:tc>
+        <w:tc>
+          <w:tcPr>
+            <w:tcW w:type="dxa" w:w="1400"/>
+            <w:vMerge w:val="continue"/>
+            <w:tcBorders>
+              <w:top w:val="none" w:color="FFFFFF" w:sz="0"/>
+              <w:left w:val="none" w:color="FFFFFF" w:sz="0"/>
+              <w:bottom w:val="single" w:color="BFBFBF" w:sz="2"/>
+              <w:right w:val="none" w:color="FFFFFF" w:sz="0"/>
+            </w:tcBorders>
+            <w:tcMar>
+              <w:top w:type="dxa" w:w="60"/>
+              <w:left w:type="dxa" w:w="90"/>
+              <w:bottom w:type="dxa" w:w="60"/>
+              <w:right w:type="dxa" w:w="90"/>
+            </w:tcMar>
+            <w:vAlign w:val="top"/>
+          </w:tcPr>
+          <w:p>
+            <w:pPr>
+              <w:spacing w:line="280"/>
+              <w:jc w:val="left"/>
+            </w:pPr>
+          </w:p>
+        </w:tc>
+        <w:tc>
+          <w:tcPr>
+            <w:tcW w:type="dxa" w:w="1600"/>
+            <w:tcBorders>
+              <w:top w:val="none" w:color="FFFFFF" w:sz="0"/>
+              <w:left w:val="none" w:color="FFFFFF" w:sz="0"/>
+              <w:bottom w:val="single" w:color="BFBFBF" w:sz="2"/>
+              <w:right w:val="none" w:color="FFFFFF" w:sz="0"/>
+            </w:tcBorders>
+            <w:tcMar>
+              <w:top w:type="dxa" w:w="60"/>
+              <w:left w:type="dxa" w:w="90"/>
+              <w:bottom w:type="dxa" w:w="60"/>
+              <w:right w:type="dxa" w:w="90"/>
+            </w:tcMar>
+            <w:vAlign w:val="top"/>
+          </w:tcPr>
+          <w:p>
+            <w:pPr>
+              <w:spacing w:line="280"/>
+              <w:jc w:val="left"/>
+            </w:pPr>
+            <w:r>
+              <w:rPr>
+                <w:rFonts w:ascii="Times New Roman" w:eastAsia="宋体" w:hAnsi="Times New Roman"/>
+                <w:b w:val="false"/>
+                <w:bCs w:val="false"/>
+                <w:color w:val="000000"/>
+                <w:sz w:val="18"/>
+                <w:szCs w:val="18"/>
+              </w:rPr>
+              <w:t xml:space="preserve">磁力架（5 mL 离心管用）</w:t>
+            </w:r>
+          </w:p>
+        </w:tc>
+        <w:tc>
+          <w:tcPr>
+            <w:tcW w:type="dxa" w:w="3660"/>
+            <w:tcBorders>
+              <w:top w:val="none" w:color="FFFFFF" w:sz="0"/>
+              <w:left w:val="none" w:color="FFFFFF" w:sz="0"/>
+              <w:bottom w:val="single" w:color="BFBFBF" w:sz="2"/>
+              <w:right w:val="none" w:color="FFFFFF" w:sz="0"/>
+            </w:tcBorders>
+            <w:tcMar>
+              <w:top w:type="dxa" w:w="60"/>
+              <w:left w:type="dxa" w:w="90"/>
+              <w:bottom w:type="dxa" w:w="60"/>
+              <w:right w:type="dxa" w:w="90"/>
+            </w:tcMar>
+            <w:vAlign w:val="top"/>
+          </w:tcPr>
+          <w:p>
+            <w:pPr>
+              <w:spacing w:line="280"/>
+              <w:jc w:val="left"/>
+            </w:pPr>
+            <w:r>
+              <w:rPr>
+                <w:rFonts w:ascii="Times New Roman" w:eastAsia="宋体" w:hAnsi="Times New Roman"/>
+                <w:b w:val="false"/>
+                <w:bCs w:val="false"/>
+                <w:color w:val="000000"/>
+                <w:sz w:val="18"/>
+                <w:szCs w:val="18"/>
+              </w:rPr>
+              <w:t xml:space="preserve">16 孔，适配 5 mL 离心管；用于血浆游离核酸提取</w:t>
+            </w:r>
+          </w:p>
+        </w:tc>
+        <w:tc>
+          <w:tcPr>
+            <w:tcW w:type="dxa" w:w="600"/>
+            <w:tcBorders>
+              <w:top w:val="none" w:color="FFFFFF" w:sz="0"/>
+              <w:left w:val="none" w:color="FFFFFF" w:sz="0"/>
+              <w:bottom w:val="single" w:color="BFBFBF" w:sz="2"/>
+              <w:right w:val="none" w:color="FFFFFF" w:sz="0"/>
+            </w:tcBorders>
+            <w:tcMar>
+              <w:top w:type="dxa" w:w="60"/>
+              <w:left w:type="dxa" w:w="90"/>
+              <w:bottom w:type="dxa" w:w="60"/>
+              <w:right w:type="dxa" w:w="90"/>
+            </w:tcMar>
+            <w:vAlign w:val="top"/>
+          </w:tcPr>
+          <w:p>
+            <w:pPr>
+              <w:spacing w:line="280"/>
+              <w:jc w:val="center"/>
+            </w:pPr>
+            <w:r>
+              <w:rPr>
+                <w:rFonts w:ascii="Times New Roman" w:eastAsia="宋体" w:hAnsi="Times New Roman"/>
+                <w:b w:val="false"/>
+                <w:bCs w:val="false"/>
+                <w:color w:val="000000"/>
+                <w:sz w:val="18"/>
+                <w:szCs w:val="18"/>
+              </w:rPr>
+              <w:t xml:space="preserve">1</w:t>
+            </w:r>
+          </w:p>
+        </w:tc>
+        <w:tc>
+          <w:tcPr>
+            <w:tcW w:type="dxa" w:w="1400"/>
+            <w:tcBorders>
+              <w:top w:val="none" w:color="FFFFFF" w:sz="0"/>
+              <w:left w:val="none" w:color="FFFFFF" w:sz="0"/>
+              <w:bottom w:val="single" w:color="BFBFBF" w:sz="2"/>
+              <w:right w:val="none" w:color="FFFFFF" w:sz="0"/>
+            </w:tcBorders>
+            <w:tcMar>
+              <w:top w:type="dxa" w:w="60"/>
+              <w:left w:type="dxa" w:w="90"/>
+              <w:bottom w:type="dxa" w:w="60"/>
+              <w:right w:type="dxa" w:w="90"/>
+            </w:tcMar>
+            <w:vAlign w:val="top"/>
+          </w:tcPr>
+          <w:p>
+            <w:pPr>
+              <w:spacing w:line="280"/>
+              <w:jc w:val="left"/>
+            </w:pPr>
+            <w:r>
+              <w:rPr>
+                <w:rFonts w:ascii="Times New Roman" w:eastAsia="宋体" w:hAnsi="Times New Roman"/>
+                <w:b w:val="false"/>
+                <w:bCs w:val="false"/>
+                <w:color w:val="000000"/>
+                <w:sz w:val="18"/>
+                <w:szCs w:val="18"/>
+              </w:rPr>
+              <w:t xml:space="preserve">血浆游离核酸提取</w:t>
+            </w:r>
+          </w:p>
+        </w:tc>
+      </w:tr>
+      <w:tr>
+        <w:tc>
+          <w:tcPr>
+            <w:tcW w:type="dxa" w:w="1200"/>
             <w:vMerge w:val="restart"/>
             <w:tcBorders>
               <w:top w:val="none" w:color="FFFFFF" w:sz="0"/>
@@ -7800,7 +10402,7 @@
                 <w:sz w:val="18"/>
                 <w:szCs w:val="18"/>
               </w:rPr>
-              <w:t xml:space="preserve">血浆文库制备区</w:t>
+              <w:t xml:space="preserve">破碎区（核酸片段化）</w:t>
             </w:r>
           </w:p>
         </w:tc>
@@ -7836,7 +10438,7 @@
                 <w:sz w:val="18"/>
                 <w:szCs w:val="18"/>
               </w:rPr>
-              <w:t xml:space="preserve">血浆 cfDNA 提取与文库构建</w:t>
+              <w:t xml:space="preserve">基因组 DNA 片段化</w:t>
             </w:r>
           </w:p>
         </w:tc>
@@ -7871,7 +10473,7 @@
                 <w:sz w:val="18"/>
                 <w:szCs w:val="18"/>
               </w:rPr>
-              <w:t xml:space="preserve">冷藏冷冻箱</w:t>
+              <w:t xml:space="preserve">掌式离心机</w:t>
             </w:r>
           </w:p>
         </w:tc>
@@ -7906,7 +10508,7 @@
                 <w:sz w:val="18"/>
                 <w:szCs w:val="18"/>
               </w:rPr>
-              <w:t xml:space="preserve">2-8℃&amp;-20℃</w:t>
+              <w:t xml:space="preserve">适配 1.5 mL 离心管与八排管，两种转子</w:t>
             </w:r>
           </w:p>
         </w:tc>
@@ -7976,7 +10578,7 @@
                 <w:sz w:val="18"/>
                 <w:szCs w:val="18"/>
               </w:rPr>
-              <w:t xml:space="preserve">试剂与样本暂存</w:t>
+              <w:t xml:space="preserve">瞬时离心</w:t>
             </w:r>
           </w:p>
         </w:tc>
@@ -8063,7 +10665,7 @@
                 <w:sz w:val="18"/>
                 <w:szCs w:val="18"/>
               </w:rPr>
-              <w:t xml:space="preserve">计时器</w:t>
+              <w:t xml:space="preserve">超声波核酸片段化仪</w:t>
             </w:r>
           </w:p>
         </w:tc>
@@ -8098,7 +10700,7 @@
                 <w:sz w:val="18"/>
                 <w:szCs w:val="18"/>
               </w:rPr>
-              <w:t xml:space="preserve">量程覆盖常规孵育时长，具备定时提醒</w:t>
+              <w:t xml:space="preserve">聚焦超声法核酸片段化，片段长度可调；用于组织基因组 DNA 建库前片段化。应具备温控，并由投标人提出独立台位、供电与降噪的安装条件</w:t>
             </w:r>
           </w:p>
         </w:tc>
@@ -8168,7 +10770,7 @@
                 <w:sz w:val="18"/>
                 <w:szCs w:val="18"/>
               </w:rPr>
-              <w:t xml:space="preserve">流程计时</w:t>
+              <w:t xml:space="preserve">基因组 DNA 片段化</w:t>
             </w:r>
           </w:p>
         </w:tc>
@@ -8177,6 +10779,220 @@
         <w:tc>
           <w:tcPr>
             <w:tcW w:type="dxa" w:w="1200"/>
+            <w:vMerge w:val="restart"/>
+            <w:tcBorders>
+              <w:top w:val="none" w:color="FFFFFF" w:sz="0"/>
+              <w:left w:val="none" w:color="FFFFFF" w:sz="0"/>
+              <w:bottom w:val="single" w:color="BFBFBF" w:sz="2"/>
+              <w:right w:val="none" w:color="FFFFFF" w:sz="0"/>
+            </w:tcBorders>
+            <w:tcMar>
+              <w:top w:type="dxa" w:w="60"/>
+              <w:left w:type="dxa" w:w="90"/>
+              <w:bottom w:type="dxa" w:w="60"/>
+              <w:right w:type="dxa" w:w="90"/>
+            </w:tcMar>
+            <w:vAlign w:val="top"/>
+          </w:tcPr>
+          <w:p>
+            <w:pPr>
+              <w:spacing w:line="280"/>
+              <w:jc w:val="left"/>
+            </w:pPr>
+            <w:r>
+              <w:rPr>
+                <w:rFonts w:ascii="Times New Roman" w:eastAsia="宋体" w:hAnsi="Times New Roman"/>
+                <w:b w:val="false"/>
+                <w:bCs w:val="false"/>
+                <w:color w:val="000000"/>
+                <w:sz w:val="18"/>
+                <w:szCs w:val="18"/>
+              </w:rPr>
+              <w:t xml:space="preserve">文库制备区</w:t>
+            </w:r>
+          </w:p>
+        </w:tc>
+        <w:tc>
+          <w:tcPr>
+            <w:tcW w:type="dxa" w:w="1400"/>
+            <w:vMerge w:val="restart"/>
+            <w:tcBorders>
+              <w:top w:val="none" w:color="FFFFFF" w:sz="0"/>
+              <w:left w:val="none" w:color="FFFFFF" w:sz="0"/>
+              <w:bottom w:val="single" w:color="BFBFBF" w:sz="2"/>
+              <w:right w:val="none" w:color="FFFFFF" w:sz="0"/>
+            </w:tcBorders>
+            <w:tcMar>
+              <w:top w:type="dxa" w:w="60"/>
+              <w:left w:type="dxa" w:w="90"/>
+              <w:bottom w:type="dxa" w:w="60"/>
+              <w:right w:type="dxa" w:w="90"/>
+            </w:tcMar>
+            <w:vAlign w:val="top"/>
+          </w:tcPr>
+          <w:p>
+            <w:pPr>
+              <w:spacing w:line="280"/>
+              <w:jc w:val="left"/>
+            </w:pPr>
+            <w:r>
+              <w:rPr>
+                <w:rFonts w:ascii="Times New Roman" w:eastAsia="宋体" w:hAnsi="Times New Roman"/>
+                <w:b w:val="false"/>
+                <w:bCs w:val="false"/>
+                <w:color w:val="000000"/>
+                <w:sz w:val="18"/>
+                <w:szCs w:val="18"/>
+              </w:rPr>
+              <w:t xml:space="preserve">末端修复、接头连接与文库构建</w:t>
+            </w:r>
+          </w:p>
+        </w:tc>
+        <w:tc>
+          <w:tcPr>
+            <w:tcW w:type="dxa" w:w="1600"/>
+            <w:tcBorders>
+              <w:top w:val="none" w:color="FFFFFF" w:sz="0"/>
+              <w:left w:val="none" w:color="FFFFFF" w:sz="0"/>
+              <w:bottom w:val="single" w:color="BFBFBF" w:sz="2"/>
+              <w:right w:val="none" w:color="FFFFFF" w:sz="0"/>
+            </w:tcBorders>
+            <w:tcMar>
+              <w:top w:type="dxa" w:w="60"/>
+              <w:left w:type="dxa" w:w="90"/>
+              <w:bottom w:type="dxa" w:w="60"/>
+              <w:right w:type="dxa" w:w="90"/>
+            </w:tcMar>
+            <w:vAlign w:val="top"/>
+          </w:tcPr>
+          <w:p>
+            <w:pPr>
+              <w:spacing w:line="280"/>
+              <w:jc w:val="left"/>
+            </w:pPr>
+            <w:r>
+              <w:rPr>
+                <w:rFonts w:ascii="Times New Roman" w:eastAsia="宋体" w:hAnsi="Times New Roman"/>
+                <w:b w:val="false"/>
+                <w:bCs w:val="false"/>
+                <w:color w:val="000000"/>
+                <w:sz w:val="18"/>
+                <w:szCs w:val="18"/>
+              </w:rPr>
+              <w:t xml:space="preserve">冷藏冷冻箱</w:t>
+            </w:r>
+          </w:p>
+        </w:tc>
+        <w:tc>
+          <w:tcPr>
+            <w:tcW w:type="dxa" w:w="3660"/>
+            <w:tcBorders>
+              <w:top w:val="none" w:color="FFFFFF" w:sz="0"/>
+              <w:left w:val="none" w:color="FFFFFF" w:sz="0"/>
+              <w:bottom w:val="single" w:color="BFBFBF" w:sz="2"/>
+              <w:right w:val="none" w:color="FFFFFF" w:sz="0"/>
+            </w:tcBorders>
+            <w:tcMar>
+              <w:top w:type="dxa" w:w="60"/>
+              <w:left w:type="dxa" w:w="90"/>
+              <w:bottom w:type="dxa" w:w="60"/>
+              <w:right w:type="dxa" w:w="90"/>
+            </w:tcMar>
+            <w:vAlign w:val="top"/>
+          </w:tcPr>
+          <w:p>
+            <w:pPr>
+              <w:spacing w:line="280"/>
+              <w:jc w:val="left"/>
+            </w:pPr>
+            <w:r>
+              <w:rPr>
+                <w:rFonts w:ascii="Times New Roman" w:eastAsia="宋体" w:hAnsi="Times New Roman"/>
+                <w:b w:val="false"/>
+                <w:bCs w:val="false"/>
+                <w:color w:val="000000"/>
+                <w:sz w:val="18"/>
+                <w:szCs w:val="18"/>
+              </w:rPr>
+              <w:t xml:space="preserve">2–8 ℃ 冷藏与 −20 ℃ 冷冻双温区</w:t>
+            </w:r>
+          </w:p>
+        </w:tc>
+        <w:tc>
+          <w:tcPr>
+            <w:tcW w:type="dxa" w:w="600"/>
+            <w:tcBorders>
+              <w:top w:val="none" w:color="FFFFFF" w:sz="0"/>
+              <w:left w:val="none" w:color="FFFFFF" w:sz="0"/>
+              <w:bottom w:val="single" w:color="BFBFBF" w:sz="2"/>
+              <w:right w:val="none" w:color="FFFFFF" w:sz="0"/>
+            </w:tcBorders>
+            <w:tcMar>
+              <w:top w:type="dxa" w:w="60"/>
+              <w:left w:type="dxa" w:w="90"/>
+              <w:bottom w:type="dxa" w:w="60"/>
+              <w:right w:type="dxa" w:w="90"/>
+            </w:tcMar>
+            <w:vAlign w:val="top"/>
+          </w:tcPr>
+          <w:p>
+            <w:pPr>
+              <w:spacing w:line="280"/>
+              <w:jc w:val="center"/>
+            </w:pPr>
+            <w:r>
+              <w:rPr>
+                <w:rFonts w:ascii="Times New Roman" w:eastAsia="宋体" w:hAnsi="Times New Roman"/>
+                <w:b w:val="false"/>
+                <w:bCs w:val="false"/>
+                <w:color w:val="000000"/>
+                <w:sz w:val="18"/>
+                <w:szCs w:val="18"/>
+              </w:rPr>
+              <w:t xml:space="preserve">1</w:t>
+            </w:r>
+          </w:p>
+        </w:tc>
+        <w:tc>
+          <w:tcPr>
+            <w:tcW w:type="dxa" w:w="1400"/>
+            <w:tcBorders>
+              <w:top w:val="none" w:color="FFFFFF" w:sz="0"/>
+              <w:left w:val="none" w:color="FFFFFF" w:sz="0"/>
+              <w:bottom w:val="single" w:color="BFBFBF" w:sz="2"/>
+              <w:right w:val="none" w:color="FFFFFF" w:sz="0"/>
+            </w:tcBorders>
+            <w:tcMar>
+              <w:top w:type="dxa" w:w="60"/>
+              <w:left w:type="dxa" w:w="90"/>
+              <w:bottom w:type="dxa" w:w="60"/>
+              <w:right w:type="dxa" w:w="90"/>
+            </w:tcMar>
+            <w:vAlign w:val="top"/>
+          </w:tcPr>
+          <w:p>
+            <w:pPr>
+              <w:spacing w:line="280"/>
+              <w:jc w:val="left"/>
+            </w:pPr>
+            <w:r>
+              <w:rPr>
+                <w:rFonts w:ascii="Times New Roman" w:eastAsia="宋体" w:hAnsi="Times New Roman"/>
+                <w:b w:val="false"/>
+                <w:bCs w:val="false"/>
+                <w:color w:val="000000"/>
+                <w:sz w:val="18"/>
+                <w:szCs w:val="18"/>
+              </w:rPr>
+              <w:t xml:space="preserve">试剂与样本暂存</w:t>
+            </w:r>
+          </w:p>
+        </w:tc>
+      </w:tr>
+      <w:tr>
+        <w:tc>
+          <w:tcPr>
+            <w:tcW w:type="dxa" w:w="1200"/>
             <w:vMerge w:val="continue"/>
             <w:tcBorders>
               <w:top w:val="none" w:color="FFFFFF" w:sz="0"/>
@@ -8255,7 +11071,7 @@
                 <w:sz w:val="18"/>
                 <w:szCs w:val="18"/>
               </w:rPr>
-              <w:t xml:space="preserve">温湿度计</w:t>
+              <w:t xml:space="preserve">计时器</w:t>
             </w:r>
           </w:p>
         </w:tc>
@@ -8290,7 +11106,7 @@
                 <w:sz w:val="18"/>
                 <w:szCs w:val="18"/>
               </w:rPr>
-              <w:t xml:space="preserve">可显示环境温湿度，具备最值记录</w:t>
+              <w:t xml:space="preserve">量程覆盖常规孵育时长，具备定时提醒</w:t>
             </w:r>
           </w:p>
         </w:tc>
@@ -8360,7 +11176,7 @@
                 <w:sz w:val="18"/>
                 <w:szCs w:val="18"/>
               </w:rPr>
-              <w:t xml:space="preserve">环境监测</w:t>
+              <w:t xml:space="preserve">流程计时</w:t>
             </w:r>
           </w:p>
         </w:tc>
@@ -8447,7 +11263,7 @@
                 <w:sz w:val="18"/>
                 <w:szCs w:val="18"/>
               </w:rPr>
-              <w:t xml:space="preserve">漩涡振荡器</w:t>
+              <w:t xml:space="preserve">温湿度计</w:t>
             </w:r>
           </w:p>
         </w:tc>
@@ -8482,7 +11298,7 @@
                 <w:sz w:val="18"/>
                 <w:szCs w:val="18"/>
               </w:rPr>
-              <w:t xml:space="preserve">转速可调，支持点动与连续两种模式</w:t>
+              <w:t xml:space="preserve">可显示环境温湿度，具备最值记录</w:t>
             </w:r>
           </w:p>
         </w:tc>
@@ -8552,7 +11368,7 @@
                 <w:sz w:val="18"/>
                 <w:szCs w:val="18"/>
               </w:rPr>
-              <w:t xml:space="preserve">混匀</w:t>
+              <w:t xml:space="preserve">环境监测</w:t>
             </w:r>
           </w:p>
         </w:tc>
@@ -8639,7 +11455,7 @@
                 <w:sz w:val="18"/>
                 <w:szCs w:val="18"/>
               </w:rPr>
-              <w:t xml:space="preserve">掌式离心机</w:t>
+              <w:t xml:space="preserve">漩涡振荡器</w:t>
             </w:r>
           </w:p>
         </w:tc>
@@ -8674,7 +11490,7 @@
                 <w:sz w:val="18"/>
                 <w:szCs w:val="18"/>
               </w:rPr>
-              <w:t xml:space="preserve">适配 1.5 mL 离心管与八排管，两种转子</w:t>
+              <w:t xml:space="preserve">转速可调，支持点动与连续两种模式</w:t>
             </w:r>
           </w:p>
         </w:tc>
@@ -8744,7 +11560,7 @@
                 <w:sz w:val="18"/>
                 <w:szCs w:val="18"/>
               </w:rPr>
-              <w:t xml:space="preserve">瞬时离心</w:t>
+              <w:t xml:space="preserve">混匀</w:t>
             </w:r>
           </w:p>
         </w:tc>
@@ -8831,7 +11647,7 @@
                 <w:sz w:val="18"/>
                 <w:szCs w:val="18"/>
               </w:rPr>
-              <w:t xml:space="preserve">PCR扩增仪</w:t>
+              <w:t xml:space="preserve">掌式离心机</w:t>
             </w:r>
           </w:p>
         </w:tc>
@@ -8866,7 +11682,7 @@
                 <w:sz w:val="18"/>
                 <w:szCs w:val="18"/>
               </w:rPr>
-              <w:t xml:space="preserve">≥96 孔，具备梯度扩增功能</w:t>
+              <w:t xml:space="preserve">适配 1.5 mL 离心管与八排管，两种转子</w:t>
             </w:r>
           </w:p>
         </w:tc>
@@ -8936,7 +11752,7 @@
                 <w:sz w:val="18"/>
                 <w:szCs w:val="18"/>
               </w:rPr>
-              <w:t xml:space="preserve">文库孵育与扩增</w:t>
+              <w:t xml:space="preserve">瞬时离心</w:t>
             </w:r>
           </w:p>
         </w:tc>
@@ -9023,7 +11839,7 @@
                 <w:sz w:val="18"/>
                 <w:szCs w:val="18"/>
               </w:rPr>
-              <w:t xml:space="preserve">高速离心机</w:t>
+              <w:t xml:space="preserve">单道移液器</w:t>
             </w:r>
           </w:p>
         </w:tc>
@@ -9058,7 +11874,7 @@
                 <w:sz w:val="18"/>
                 <w:szCs w:val="18"/>
               </w:rPr>
-              <w:t xml:space="preserve">1.5ml转子</w:t>
+              <w:t xml:space="preserve">量程分档覆盖 0.1–1000 µL；分档：0.1–2.0、0.5–10、2–20、10–100、20–200、100–1000 µL</w:t>
             </w:r>
           </w:p>
         </w:tc>
@@ -9093,7 +11909,7 @@
                 <w:sz w:val="18"/>
                 <w:szCs w:val="18"/>
               </w:rPr>
-              <w:t xml:space="preserve">1</w:t>
+              <w:t xml:space="preserve">6</w:t>
             </w:r>
           </w:p>
         </w:tc>
@@ -9128,7 +11944,7 @@
                 <w:sz w:val="18"/>
                 <w:szCs w:val="18"/>
               </w:rPr>
-              <w:t xml:space="preserve">纯化与分离</w:t>
+              <w:t xml:space="preserve">分子实验常规器具</w:t>
             </w:r>
           </w:p>
         </w:tc>
@@ -9215,7 +12031,7 @@
                 <w:sz w:val="18"/>
                 <w:szCs w:val="18"/>
               </w:rPr>
-              <w:t xml:space="preserve">磁力架</w:t>
+              <w:t xml:space="preserve">八道移液器</w:t>
             </w:r>
           </w:p>
         </w:tc>
@@ -9250,7 +12066,7 @@
                 <w:sz w:val="18"/>
                 <w:szCs w:val="18"/>
               </w:rPr>
-              <w:t xml:space="preserve">16头；16孔(凹）;离心管用</w:t>
+              <w:t xml:space="preserve">八通道，与八排管、96 孔板配套；分档：0.5–10、5–50、30–300 µL</w:t>
             </w:r>
           </w:p>
         </w:tc>
@@ -9285,7 +12101,7 @@
                 <w:sz w:val="18"/>
                 <w:szCs w:val="18"/>
               </w:rPr>
-              <w:t xml:space="preserve">1</w:t>
+              <w:t xml:space="preserve">3</w:t>
             </w:r>
           </w:p>
         </w:tc>
@@ -9320,7 +12136,7 @@
                 <w:sz w:val="18"/>
                 <w:szCs w:val="18"/>
               </w:rPr>
-              <w:t xml:space="preserve">磁珠纯化</w:t>
+              <w:t xml:space="preserve">分子实验常规器具</w:t>
             </w:r>
           </w:p>
         </w:tc>
@@ -9407,7 +12223,7 @@
                 <w:sz w:val="18"/>
                 <w:szCs w:val="18"/>
               </w:rPr>
-              <w:t xml:space="preserve">96孔磁力架（八排管）</w:t>
+              <w:t xml:space="preserve">PCR扩增仪</w:t>
             </w:r>
           </w:p>
         </w:tc>
@@ -9442,7 +12258,7 @@
                 <w:sz w:val="18"/>
                 <w:szCs w:val="18"/>
               </w:rPr>
-              <w:t xml:space="preserve">八排管</w:t>
+              <w:t xml:space="preserve">≥96 孔，具备梯度扩增功能</w:t>
             </w:r>
           </w:p>
         </w:tc>
@@ -9512,7 +12328,7 @@
                 <w:sz w:val="18"/>
                 <w:szCs w:val="18"/>
               </w:rPr>
-              <w:t xml:space="preserve">磁珠纯化（96 孔）</w:t>
+              <w:t xml:space="preserve">文库孵育与扩增</w:t>
             </w:r>
           </w:p>
         </w:tc>
@@ -9599,7 +12415,7 @@
                 <w:sz w:val="18"/>
                 <w:szCs w:val="18"/>
               </w:rPr>
-              <w:t xml:space="preserve">生物安全柜（A2型）</w:t>
+              <w:t xml:space="preserve">磁力架（1.5 mL 离心管用）</w:t>
             </w:r>
           </w:p>
         </w:tc>
@@ -9634,7 +12450,7 @@
                 <w:sz w:val="18"/>
                 <w:szCs w:val="18"/>
               </w:rPr>
-              <w:t xml:space="preserve">二级，1500*815*2270mm</w:t>
+              <w:t xml:space="preserve">16 孔，适配 1.5 mL 离心管</w:t>
             </w:r>
           </w:p>
         </w:tc>
@@ -9704,7 +12520,7 @@
                 <w:sz w:val="18"/>
                 <w:szCs w:val="18"/>
               </w:rPr>
-              <w:t xml:space="preserve">开放性生物样本操作</w:t>
+              <w:t xml:space="preserve">磁珠纯化</w:t>
             </w:r>
           </w:p>
         </w:tc>
@@ -9791,7 +12607,7 @@
                 <w:sz w:val="18"/>
                 <w:szCs w:val="18"/>
               </w:rPr>
-              <w:t xml:space="preserve">恒温混匀仪</w:t>
+              <w:t xml:space="preserve">96 孔磁力架</w:t>
             </w:r>
           </w:p>
         </w:tc>
@@ -9826,7 +12642,7 @@
                 <w:sz w:val="18"/>
                 <w:szCs w:val="18"/>
               </w:rPr>
-              <w:t xml:space="preserve">96孔+1.5模块</w:t>
+              <w:t xml:space="preserve">适配 96 孔 0.2 mL 板与八排管，含辅助支架</w:t>
             </w:r>
           </w:p>
         </w:tc>
@@ -9861,7 +12677,7 @@
                 <w:sz w:val="18"/>
                 <w:szCs w:val="18"/>
               </w:rPr>
-              <w:t xml:space="preserve">1</w:t>
+              <w:t xml:space="preserve">2</w:t>
             </w:r>
           </w:p>
         </w:tc>
@@ -9896,7 +12712,7 @@
                 <w:sz w:val="18"/>
                 <w:szCs w:val="18"/>
               </w:rPr>
-              <w:t xml:space="preserve">温控孵育与混匀</w:t>
+              <w:t xml:space="preserve">磁珠纯化（96 孔）</w:t>
             </w:r>
           </w:p>
         </w:tc>
@@ -9983,7 +12799,7 @@
                 <w:sz w:val="18"/>
                 <w:szCs w:val="18"/>
               </w:rPr>
-              <w:t xml:space="preserve">单道移液器</w:t>
+              <w:t xml:space="preserve">荧光定量仪</w:t>
             </w:r>
           </w:p>
         </w:tc>
@@ -10018,7 +12834,7 @@
                 <w:sz w:val="18"/>
                 <w:szCs w:val="18"/>
               </w:rPr>
-              <w:t xml:space="preserve">量程分档覆盖 0.1–1000 µL，精度符合 GB/T 39374；分档：0.1-2.0µl、0.5-10µl、2-20µl、10-100µl、20-200µl、100-1000µl</w:t>
+              <w:t xml:space="preserve">荧光法核酸与文库浓度精确定量</w:t>
             </w:r>
           </w:p>
         </w:tc>
@@ -10053,7 +12869,7 @@
                 <w:sz w:val="18"/>
                 <w:szCs w:val="18"/>
               </w:rPr>
-              <w:t xml:space="preserve">6</w:t>
+              <w:t xml:space="preserve">1</w:t>
             </w:r>
           </w:p>
         </w:tc>
@@ -10088,7 +12904,7 @@
                 <w:sz w:val="18"/>
                 <w:szCs w:val="18"/>
               </w:rPr>
-              <w:t xml:space="preserve">分子实验常规器具</w:t>
+              <w:t xml:space="preserve">核酸与文库浓度测定</w:t>
             </w:r>
           </w:p>
         </w:tc>
@@ -10097,6 +12913,220 @@
         <w:tc>
           <w:tcPr>
             <w:tcW w:type="dxa" w:w="1200"/>
+            <w:vMerge w:val="restart"/>
+            <w:tcBorders>
+              <w:top w:val="none" w:color="FFFFFF" w:sz="0"/>
+              <w:left w:val="none" w:color="FFFFFF" w:sz="0"/>
+              <w:bottom w:val="single" w:color="BFBFBF" w:sz="2"/>
+              <w:right w:val="none" w:color="FFFFFF" w:sz="0"/>
+            </w:tcBorders>
+            <w:tcMar>
+              <w:top w:type="dxa" w:w="60"/>
+              <w:left w:type="dxa" w:w="90"/>
+              <w:bottom w:type="dxa" w:w="60"/>
+              <w:right w:type="dxa" w:w="90"/>
+            </w:tcMar>
+            <w:vAlign w:val="top"/>
+          </w:tcPr>
+          <w:p>
+            <w:pPr>
+              <w:spacing w:line="280"/>
+              <w:jc w:val="left"/>
+            </w:pPr>
+            <w:r>
+              <w:rPr>
+                <w:rFonts w:ascii="Times New Roman" w:eastAsia="宋体" w:hAnsi="Times New Roman"/>
+                <w:b w:val="false"/>
+                <w:bCs w:val="false"/>
+                <w:color w:val="000000"/>
+                <w:sz w:val="18"/>
+                <w:szCs w:val="18"/>
+              </w:rPr>
+              <w:t xml:space="preserve">杂交捕获区</w:t>
+            </w:r>
+          </w:p>
+        </w:tc>
+        <w:tc>
+          <w:tcPr>
+            <w:tcW w:type="dxa" w:w="1400"/>
+            <w:vMerge w:val="restart"/>
+            <w:tcBorders>
+              <w:top w:val="none" w:color="FFFFFF" w:sz="0"/>
+              <w:left w:val="none" w:color="FFFFFF" w:sz="0"/>
+              <w:bottom w:val="single" w:color="BFBFBF" w:sz="2"/>
+              <w:right w:val="none" w:color="FFFFFF" w:sz="0"/>
+            </w:tcBorders>
+            <w:tcMar>
+              <w:top w:type="dxa" w:w="60"/>
+              <w:left w:type="dxa" w:w="90"/>
+              <w:bottom w:type="dxa" w:w="60"/>
+              <w:right w:type="dxa" w:w="90"/>
+            </w:tcMar>
+            <w:vAlign w:val="top"/>
+          </w:tcPr>
+          <w:p>
+            <w:pPr>
+              <w:spacing w:line="280"/>
+              <w:jc w:val="left"/>
+            </w:pPr>
+            <w:r>
+              <w:rPr>
+                <w:rFonts w:ascii="Times New Roman" w:eastAsia="宋体" w:hAnsi="Times New Roman"/>
+                <w:b w:val="false"/>
+                <w:bCs w:val="false"/>
+                <w:color w:val="000000"/>
+                <w:sz w:val="18"/>
+                <w:szCs w:val="18"/>
+              </w:rPr>
+              <w:t xml:space="preserve">探针杂交与磁珠捕获</w:t>
+            </w:r>
+          </w:p>
+        </w:tc>
+        <w:tc>
+          <w:tcPr>
+            <w:tcW w:type="dxa" w:w="1600"/>
+            <w:tcBorders>
+              <w:top w:val="none" w:color="FFFFFF" w:sz="0"/>
+              <w:left w:val="none" w:color="FFFFFF" w:sz="0"/>
+              <w:bottom w:val="single" w:color="BFBFBF" w:sz="2"/>
+              <w:right w:val="none" w:color="FFFFFF" w:sz="0"/>
+            </w:tcBorders>
+            <w:tcMar>
+              <w:top w:type="dxa" w:w="60"/>
+              <w:left w:type="dxa" w:w="90"/>
+              <w:bottom w:type="dxa" w:w="60"/>
+              <w:right w:type="dxa" w:w="90"/>
+            </w:tcMar>
+            <w:vAlign w:val="top"/>
+          </w:tcPr>
+          <w:p>
+            <w:pPr>
+              <w:spacing w:line="280"/>
+              <w:jc w:val="left"/>
+            </w:pPr>
+            <w:r>
+              <w:rPr>
+                <w:rFonts w:ascii="Times New Roman" w:eastAsia="宋体" w:hAnsi="Times New Roman"/>
+                <w:b w:val="false"/>
+                <w:bCs w:val="false"/>
+                <w:color w:val="000000"/>
+                <w:sz w:val="18"/>
+                <w:szCs w:val="18"/>
+              </w:rPr>
+              <w:t xml:space="preserve">冷藏冷冻箱</w:t>
+            </w:r>
+          </w:p>
+        </w:tc>
+        <w:tc>
+          <w:tcPr>
+            <w:tcW w:type="dxa" w:w="3660"/>
+            <w:tcBorders>
+              <w:top w:val="none" w:color="FFFFFF" w:sz="0"/>
+              <w:left w:val="none" w:color="FFFFFF" w:sz="0"/>
+              <w:bottom w:val="single" w:color="BFBFBF" w:sz="2"/>
+              <w:right w:val="none" w:color="FFFFFF" w:sz="0"/>
+            </w:tcBorders>
+            <w:tcMar>
+              <w:top w:type="dxa" w:w="60"/>
+              <w:left w:type="dxa" w:w="90"/>
+              <w:bottom w:type="dxa" w:w="60"/>
+              <w:right w:type="dxa" w:w="90"/>
+            </w:tcMar>
+            <w:vAlign w:val="top"/>
+          </w:tcPr>
+          <w:p>
+            <w:pPr>
+              <w:spacing w:line="280"/>
+              <w:jc w:val="left"/>
+            </w:pPr>
+            <w:r>
+              <w:rPr>
+                <w:rFonts w:ascii="Times New Roman" w:eastAsia="宋体" w:hAnsi="Times New Roman"/>
+                <w:b w:val="false"/>
+                <w:bCs w:val="false"/>
+                <w:color w:val="000000"/>
+                <w:sz w:val="18"/>
+                <w:szCs w:val="18"/>
+              </w:rPr>
+              <w:t xml:space="preserve">2–8 ℃ 冷藏与 −20 ℃ 冷冻双温区</w:t>
+            </w:r>
+          </w:p>
+        </w:tc>
+        <w:tc>
+          <w:tcPr>
+            <w:tcW w:type="dxa" w:w="600"/>
+            <w:tcBorders>
+              <w:top w:val="none" w:color="FFFFFF" w:sz="0"/>
+              <w:left w:val="none" w:color="FFFFFF" w:sz="0"/>
+              <w:bottom w:val="single" w:color="BFBFBF" w:sz="2"/>
+              <w:right w:val="none" w:color="FFFFFF" w:sz="0"/>
+            </w:tcBorders>
+            <w:tcMar>
+              <w:top w:type="dxa" w:w="60"/>
+              <w:left w:type="dxa" w:w="90"/>
+              <w:bottom w:type="dxa" w:w="60"/>
+              <w:right w:type="dxa" w:w="90"/>
+            </w:tcMar>
+            <w:vAlign w:val="top"/>
+          </w:tcPr>
+          <w:p>
+            <w:pPr>
+              <w:spacing w:line="280"/>
+              <w:jc w:val="center"/>
+            </w:pPr>
+            <w:r>
+              <w:rPr>
+                <w:rFonts w:ascii="Times New Roman" w:eastAsia="宋体" w:hAnsi="Times New Roman"/>
+                <w:b w:val="false"/>
+                <w:bCs w:val="false"/>
+                <w:color w:val="000000"/>
+                <w:sz w:val="18"/>
+                <w:szCs w:val="18"/>
+              </w:rPr>
+              <w:t xml:space="preserve">1</w:t>
+            </w:r>
+          </w:p>
+        </w:tc>
+        <w:tc>
+          <w:tcPr>
+            <w:tcW w:type="dxa" w:w="1400"/>
+            <w:tcBorders>
+              <w:top w:val="none" w:color="FFFFFF" w:sz="0"/>
+              <w:left w:val="none" w:color="FFFFFF" w:sz="0"/>
+              <w:bottom w:val="single" w:color="BFBFBF" w:sz="2"/>
+              <w:right w:val="none" w:color="FFFFFF" w:sz="0"/>
+            </w:tcBorders>
+            <w:tcMar>
+              <w:top w:type="dxa" w:w="60"/>
+              <w:left w:type="dxa" w:w="90"/>
+              <w:bottom w:type="dxa" w:w="60"/>
+              <w:right w:type="dxa" w:w="90"/>
+            </w:tcMar>
+            <w:vAlign w:val="top"/>
+          </w:tcPr>
+          <w:p>
+            <w:pPr>
+              <w:spacing w:line="280"/>
+              <w:jc w:val="left"/>
+            </w:pPr>
+            <w:r>
+              <w:rPr>
+                <w:rFonts w:ascii="Times New Roman" w:eastAsia="宋体" w:hAnsi="Times New Roman"/>
+                <w:b w:val="false"/>
+                <w:bCs w:val="false"/>
+                <w:color w:val="000000"/>
+                <w:sz w:val="18"/>
+                <w:szCs w:val="18"/>
+              </w:rPr>
+              <w:t xml:space="preserve">试剂与样本暂存</w:t>
+            </w:r>
+          </w:p>
+        </w:tc>
+      </w:tr>
+      <w:tr>
+        <w:tc>
+          <w:tcPr>
+            <w:tcW w:type="dxa" w:w="1200"/>
             <w:vMerge w:val="continue"/>
             <w:tcBorders>
               <w:top w:val="none" w:color="FFFFFF" w:sz="0"/>
@@ -10175,7 +13205,7 @@
                 <w:sz w:val="18"/>
                 <w:szCs w:val="18"/>
               </w:rPr>
-              <w:t xml:space="preserve">八道移液器</w:t>
+              <w:t xml:space="preserve">计时器</w:t>
             </w:r>
           </w:p>
         </w:tc>
@@ -10210,7 +13240,7 @@
                 <w:sz w:val="18"/>
                 <w:szCs w:val="18"/>
               </w:rPr>
-              <w:t xml:space="preserve">八通道，与八连管、96 孔板配套；分档：0.5-10 µl、5-50 µl、30-300 µl</w:t>
+              <w:t xml:space="preserve">量程覆盖常规孵育时长，具备定时提醒</w:t>
             </w:r>
           </w:p>
         </w:tc>
@@ -10245,7 +13275,7 @@
                 <w:sz w:val="18"/>
                 <w:szCs w:val="18"/>
               </w:rPr>
-              <w:t xml:space="preserve">3</w:t>
+              <w:t xml:space="preserve">1</w:t>
             </w:r>
           </w:p>
         </w:tc>
@@ -10280,7 +13310,7 @@
                 <w:sz w:val="18"/>
                 <w:szCs w:val="18"/>
               </w:rPr>
-              <w:t xml:space="preserve">分子实验常规器具</w:t>
+              <w:t xml:space="preserve">流程计时</w:t>
             </w:r>
           </w:p>
         </w:tc>
@@ -10289,6 +13319,2502 @@
         <w:tc>
           <w:tcPr>
             <w:tcW w:type="dxa" w:w="1200"/>
+            <w:vMerge w:val="continue"/>
+            <w:tcBorders>
+              <w:top w:val="none" w:color="FFFFFF" w:sz="0"/>
+              <w:left w:val="none" w:color="FFFFFF" w:sz="0"/>
+              <w:bottom w:val="single" w:color="BFBFBF" w:sz="2"/>
+              <w:right w:val="none" w:color="FFFFFF" w:sz="0"/>
+            </w:tcBorders>
+            <w:tcMar>
+              <w:top w:type="dxa" w:w="60"/>
+              <w:left w:type="dxa" w:w="90"/>
+              <w:bottom w:type="dxa" w:w="60"/>
+              <w:right w:type="dxa" w:w="90"/>
+            </w:tcMar>
+            <w:vAlign w:val="top"/>
+          </w:tcPr>
+          <w:p>
+            <w:pPr>
+              <w:spacing w:line="280"/>
+              <w:jc w:val="left"/>
+            </w:pPr>
+          </w:p>
+        </w:tc>
+        <w:tc>
+          <w:tcPr>
+            <w:tcW w:type="dxa" w:w="1400"/>
+            <w:vMerge w:val="continue"/>
+            <w:tcBorders>
+              <w:top w:val="none" w:color="FFFFFF" w:sz="0"/>
+              <w:left w:val="none" w:color="FFFFFF" w:sz="0"/>
+              <w:bottom w:val="single" w:color="BFBFBF" w:sz="2"/>
+              <w:right w:val="none" w:color="FFFFFF" w:sz="0"/>
+            </w:tcBorders>
+            <w:tcMar>
+              <w:top w:type="dxa" w:w="60"/>
+              <w:left w:type="dxa" w:w="90"/>
+              <w:bottom w:type="dxa" w:w="60"/>
+              <w:right w:type="dxa" w:w="90"/>
+            </w:tcMar>
+            <w:vAlign w:val="top"/>
+          </w:tcPr>
+          <w:p>
+            <w:pPr>
+              <w:spacing w:line="280"/>
+              <w:jc w:val="left"/>
+            </w:pPr>
+          </w:p>
+        </w:tc>
+        <w:tc>
+          <w:tcPr>
+            <w:tcW w:type="dxa" w:w="1600"/>
+            <w:tcBorders>
+              <w:top w:val="none" w:color="FFFFFF" w:sz="0"/>
+              <w:left w:val="none" w:color="FFFFFF" w:sz="0"/>
+              <w:bottom w:val="single" w:color="BFBFBF" w:sz="2"/>
+              <w:right w:val="none" w:color="FFFFFF" w:sz="0"/>
+            </w:tcBorders>
+            <w:tcMar>
+              <w:top w:type="dxa" w:w="60"/>
+              <w:left w:type="dxa" w:w="90"/>
+              <w:bottom w:type="dxa" w:w="60"/>
+              <w:right w:type="dxa" w:w="90"/>
+            </w:tcMar>
+            <w:vAlign w:val="top"/>
+          </w:tcPr>
+          <w:p>
+            <w:pPr>
+              <w:spacing w:line="280"/>
+              <w:jc w:val="left"/>
+            </w:pPr>
+            <w:r>
+              <w:rPr>
+                <w:rFonts w:ascii="Times New Roman" w:eastAsia="宋体" w:hAnsi="Times New Roman"/>
+                <w:b w:val="false"/>
+                <w:bCs w:val="false"/>
+                <w:color w:val="000000"/>
+                <w:sz w:val="18"/>
+                <w:szCs w:val="18"/>
+              </w:rPr>
+              <w:t xml:space="preserve">温湿度计</w:t>
+            </w:r>
+          </w:p>
+        </w:tc>
+        <w:tc>
+          <w:tcPr>
+            <w:tcW w:type="dxa" w:w="3660"/>
+            <w:tcBorders>
+              <w:top w:val="none" w:color="FFFFFF" w:sz="0"/>
+              <w:left w:val="none" w:color="FFFFFF" w:sz="0"/>
+              <w:bottom w:val="single" w:color="BFBFBF" w:sz="2"/>
+              <w:right w:val="none" w:color="FFFFFF" w:sz="0"/>
+            </w:tcBorders>
+            <w:tcMar>
+              <w:top w:type="dxa" w:w="60"/>
+              <w:left w:type="dxa" w:w="90"/>
+              <w:bottom w:type="dxa" w:w="60"/>
+              <w:right w:type="dxa" w:w="90"/>
+            </w:tcMar>
+            <w:vAlign w:val="top"/>
+          </w:tcPr>
+          <w:p>
+            <w:pPr>
+              <w:spacing w:line="280"/>
+              <w:jc w:val="left"/>
+            </w:pPr>
+            <w:r>
+              <w:rPr>
+                <w:rFonts w:ascii="Times New Roman" w:eastAsia="宋体" w:hAnsi="Times New Roman"/>
+                <w:b w:val="false"/>
+                <w:bCs w:val="false"/>
+                <w:color w:val="000000"/>
+                <w:sz w:val="18"/>
+                <w:szCs w:val="18"/>
+              </w:rPr>
+              <w:t xml:space="preserve">可显示环境温湿度，具备最值记录</w:t>
+            </w:r>
+          </w:p>
+        </w:tc>
+        <w:tc>
+          <w:tcPr>
+            <w:tcW w:type="dxa" w:w="600"/>
+            <w:tcBorders>
+              <w:top w:val="none" w:color="FFFFFF" w:sz="0"/>
+              <w:left w:val="none" w:color="FFFFFF" w:sz="0"/>
+              <w:bottom w:val="single" w:color="BFBFBF" w:sz="2"/>
+              <w:right w:val="none" w:color="FFFFFF" w:sz="0"/>
+            </w:tcBorders>
+            <w:tcMar>
+              <w:top w:type="dxa" w:w="60"/>
+              <w:left w:type="dxa" w:w="90"/>
+              <w:bottom w:type="dxa" w:w="60"/>
+              <w:right w:type="dxa" w:w="90"/>
+            </w:tcMar>
+            <w:vAlign w:val="top"/>
+          </w:tcPr>
+          <w:p>
+            <w:pPr>
+              <w:spacing w:line="280"/>
+              <w:jc w:val="center"/>
+            </w:pPr>
+            <w:r>
+              <w:rPr>
+                <w:rFonts w:ascii="Times New Roman" w:eastAsia="宋体" w:hAnsi="Times New Roman"/>
+                <w:b w:val="false"/>
+                <w:bCs w:val="false"/>
+                <w:color w:val="000000"/>
+                <w:sz w:val="18"/>
+                <w:szCs w:val="18"/>
+              </w:rPr>
+              <w:t xml:space="preserve">1</w:t>
+            </w:r>
+          </w:p>
+        </w:tc>
+        <w:tc>
+          <w:tcPr>
+            <w:tcW w:type="dxa" w:w="1400"/>
+            <w:tcBorders>
+              <w:top w:val="none" w:color="FFFFFF" w:sz="0"/>
+              <w:left w:val="none" w:color="FFFFFF" w:sz="0"/>
+              <w:bottom w:val="single" w:color="BFBFBF" w:sz="2"/>
+              <w:right w:val="none" w:color="FFFFFF" w:sz="0"/>
+            </w:tcBorders>
+            <w:tcMar>
+              <w:top w:type="dxa" w:w="60"/>
+              <w:left w:type="dxa" w:w="90"/>
+              <w:bottom w:type="dxa" w:w="60"/>
+              <w:right w:type="dxa" w:w="90"/>
+            </w:tcMar>
+            <w:vAlign w:val="top"/>
+          </w:tcPr>
+          <w:p>
+            <w:pPr>
+              <w:spacing w:line="280"/>
+              <w:jc w:val="left"/>
+            </w:pPr>
+            <w:r>
+              <w:rPr>
+                <w:rFonts w:ascii="Times New Roman" w:eastAsia="宋体" w:hAnsi="Times New Roman"/>
+                <w:b w:val="false"/>
+                <w:bCs w:val="false"/>
+                <w:color w:val="000000"/>
+                <w:sz w:val="18"/>
+                <w:szCs w:val="18"/>
+              </w:rPr>
+              <w:t xml:space="preserve">环境监测</w:t>
+            </w:r>
+          </w:p>
+        </w:tc>
+      </w:tr>
+      <w:tr>
+        <w:tc>
+          <w:tcPr>
+            <w:tcW w:type="dxa" w:w="1200"/>
+            <w:vMerge w:val="continue"/>
+            <w:tcBorders>
+              <w:top w:val="none" w:color="FFFFFF" w:sz="0"/>
+              <w:left w:val="none" w:color="FFFFFF" w:sz="0"/>
+              <w:bottom w:val="single" w:color="BFBFBF" w:sz="2"/>
+              <w:right w:val="none" w:color="FFFFFF" w:sz="0"/>
+            </w:tcBorders>
+            <w:tcMar>
+              <w:top w:type="dxa" w:w="60"/>
+              <w:left w:type="dxa" w:w="90"/>
+              <w:bottom w:type="dxa" w:w="60"/>
+              <w:right w:type="dxa" w:w="90"/>
+            </w:tcMar>
+            <w:vAlign w:val="top"/>
+          </w:tcPr>
+          <w:p>
+            <w:pPr>
+              <w:spacing w:line="280"/>
+              <w:jc w:val="left"/>
+            </w:pPr>
+          </w:p>
+        </w:tc>
+        <w:tc>
+          <w:tcPr>
+            <w:tcW w:type="dxa" w:w="1400"/>
+            <w:vMerge w:val="continue"/>
+            <w:tcBorders>
+              <w:top w:val="none" w:color="FFFFFF" w:sz="0"/>
+              <w:left w:val="none" w:color="FFFFFF" w:sz="0"/>
+              <w:bottom w:val="single" w:color="BFBFBF" w:sz="2"/>
+              <w:right w:val="none" w:color="FFFFFF" w:sz="0"/>
+            </w:tcBorders>
+            <w:tcMar>
+              <w:top w:type="dxa" w:w="60"/>
+              <w:left w:type="dxa" w:w="90"/>
+              <w:bottom w:type="dxa" w:w="60"/>
+              <w:right w:type="dxa" w:w="90"/>
+            </w:tcMar>
+            <w:vAlign w:val="top"/>
+          </w:tcPr>
+          <w:p>
+            <w:pPr>
+              <w:spacing w:line="280"/>
+              <w:jc w:val="left"/>
+            </w:pPr>
+          </w:p>
+        </w:tc>
+        <w:tc>
+          <w:tcPr>
+            <w:tcW w:type="dxa" w:w="1600"/>
+            <w:tcBorders>
+              <w:top w:val="none" w:color="FFFFFF" w:sz="0"/>
+              <w:left w:val="none" w:color="FFFFFF" w:sz="0"/>
+              <w:bottom w:val="single" w:color="BFBFBF" w:sz="2"/>
+              <w:right w:val="none" w:color="FFFFFF" w:sz="0"/>
+            </w:tcBorders>
+            <w:tcMar>
+              <w:top w:type="dxa" w:w="60"/>
+              <w:left w:type="dxa" w:w="90"/>
+              <w:bottom w:type="dxa" w:w="60"/>
+              <w:right w:type="dxa" w:w="90"/>
+            </w:tcMar>
+            <w:vAlign w:val="top"/>
+          </w:tcPr>
+          <w:p>
+            <w:pPr>
+              <w:spacing w:line="280"/>
+              <w:jc w:val="left"/>
+            </w:pPr>
+            <w:r>
+              <w:rPr>
+                <w:rFonts w:ascii="Times New Roman" w:eastAsia="宋体" w:hAnsi="Times New Roman"/>
+                <w:b w:val="false"/>
+                <w:bCs w:val="false"/>
+                <w:color w:val="000000"/>
+                <w:sz w:val="18"/>
+                <w:szCs w:val="18"/>
+              </w:rPr>
+              <w:t xml:space="preserve">漩涡振荡器</w:t>
+            </w:r>
+          </w:p>
+        </w:tc>
+        <w:tc>
+          <w:tcPr>
+            <w:tcW w:type="dxa" w:w="3660"/>
+            <w:tcBorders>
+              <w:top w:val="none" w:color="FFFFFF" w:sz="0"/>
+              <w:left w:val="none" w:color="FFFFFF" w:sz="0"/>
+              <w:bottom w:val="single" w:color="BFBFBF" w:sz="2"/>
+              <w:right w:val="none" w:color="FFFFFF" w:sz="0"/>
+            </w:tcBorders>
+            <w:tcMar>
+              <w:top w:type="dxa" w:w="60"/>
+              <w:left w:type="dxa" w:w="90"/>
+              <w:bottom w:type="dxa" w:w="60"/>
+              <w:right w:type="dxa" w:w="90"/>
+            </w:tcMar>
+            <w:vAlign w:val="top"/>
+          </w:tcPr>
+          <w:p>
+            <w:pPr>
+              <w:spacing w:line="280"/>
+              <w:jc w:val="left"/>
+            </w:pPr>
+            <w:r>
+              <w:rPr>
+                <w:rFonts w:ascii="Times New Roman" w:eastAsia="宋体" w:hAnsi="Times New Roman"/>
+                <w:b w:val="false"/>
+                <w:bCs w:val="false"/>
+                <w:color w:val="000000"/>
+                <w:sz w:val="18"/>
+                <w:szCs w:val="18"/>
+              </w:rPr>
+              <w:t xml:space="preserve">转速可调，支持点动与连续两种模式</w:t>
+            </w:r>
+          </w:p>
+        </w:tc>
+        <w:tc>
+          <w:tcPr>
+            <w:tcW w:type="dxa" w:w="600"/>
+            <w:tcBorders>
+              <w:top w:val="none" w:color="FFFFFF" w:sz="0"/>
+              <w:left w:val="none" w:color="FFFFFF" w:sz="0"/>
+              <w:bottom w:val="single" w:color="BFBFBF" w:sz="2"/>
+              <w:right w:val="none" w:color="FFFFFF" w:sz="0"/>
+            </w:tcBorders>
+            <w:tcMar>
+              <w:top w:type="dxa" w:w="60"/>
+              <w:left w:type="dxa" w:w="90"/>
+              <w:bottom w:type="dxa" w:w="60"/>
+              <w:right w:type="dxa" w:w="90"/>
+            </w:tcMar>
+            <w:vAlign w:val="top"/>
+          </w:tcPr>
+          <w:p>
+            <w:pPr>
+              <w:spacing w:line="280"/>
+              <w:jc w:val="center"/>
+            </w:pPr>
+            <w:r>
+              <w:rPr>
+                <w:rFonts w:ascii="Times New Roman" w:eastAsia="宋体" w:hAnsi="Times New Roman"/>
+                <w:b w:val="false"/>
+                <w:bCs w:val="false"/>
+                <w:color w:val="000000"/>
+                <w:sz w:val="18"/>
+                <w:szCs w:val="18"/>
+              </w:rPr>
+              <w:t xml:space="preserve">1</w:t>
+            </w:r>
+          </w:p>
+        </w:tc>
+        <w:tc>
+          <w:tcPr>
+            <w:tcW w:type="dxa" w:w="1400"/>
+            <w:tcBorders>
+              <w:top w:val="none" w:color="FFFFFF" w:sz="0"/>
+              <w:left w:val="none" w:color="FFFFFF" w:sz="0"/>
+              <w:bottom w:val="single" w:color="BFBFBF" w:sz="2"/>
+              <w:right w:val="none" w:color="FFFFFF" w:sz="0"/>
+            </w:tcBorders>
+            <w:tcMar>
+              <w:top w:type="dxa" w:w="60"/>
+              <w:left w:type="dxa" w:w="90"/>
+              <w:bottom w:type="dxa" w:w="60"/>
+              <w:right w:type="dxa" w:w="90"/>
+            </w:tcMar>
+            <w:vAlign w:val="top"/>
+          </w:tcPr>
+          <w:p>
+            <w:pPr>
+              <w:spacing w:line="280"/>
+              <w:jc w:val="left"/>
+            </w:pPr>
+            <w:r>
+              <w:rPr>
+                <w:rFonts w:ascii="Times New Roman" w:eastAsia="宋体" w:hAnsi="Times New Roman"/>
+                <w:b w:val="false"/>
+                <w:bCs w:val="false"/>
+                <w:color w:val="000000"/>
+                <w:sz w:val="18"/>
+                <w:szCs w:val="18"/>
+              </w:rPr>
+              <w:t xml:space="preserve">混匀</w:t>
+            </w:r>
+          </w:p>
+        </w:tc>
+      </w:tr>
+      <w:tr>
+        <w:tc>
+          <w:tcPr>
+            <w:tcW w:type="dxa" w:w="1200"/>
+            <w:vMerge w:val="continue"/>
+            <w:tcBorders>
+              <w:top w:val="none" w:color="FFFFFF" w:sz="0"/>
+              <w:left w:val="none" w:color="FFFFFF" w:sz="0"/>
+              <w:bottom w:val="single" w:color="BFBFBF" w:sz="2"/>
+              <w:right w:val="none" w:color="FFFFFF" w:sz="0"/>
+            </w:tcBorders>
+            <w:tcMar>
+              <w:top w:type="dxa" w:w="60"/>
+              <w:left w:type="dxa" w:w="90"/>
+              <w:bottom w:type="dxa" w:w="60"/>
+              <w:right w:type="dxa" w:w="90"/>
+            </w:tcMar>
+            <w:vAlign w:val="top"/>
+          </w:tcPr>
+          <w:p>
+            <w:pPr>
+              <w:spacing w:line="280"/>
+              <w:jc w:val="left"/>
+            </w:pPr>
+          </w:p>
+        </w:tc>
+        <w:tc>
+          <w:tcPr>
+            <w:tcW w:type="dxa" w:w="1400"/>
+            <w:vMerge w:val="continue"/>
+            <w:tcBorders>
+              <w:top w:val="none" w:color="FFFFFF" w:sz="0"/>
+              <w:left w:val="none" w:color="FFFFFF" w:sz="0"/>
+              <w:bottom w:val="single" w:color="BFBFBF" w:sz="2"/>
+              <w:right w:val="none" w:color="FFFFFF" w:sz="0"/>
+            </w:tcBorders>
+            <w:tcMar>
+              <w:top w:type="dxa" w:w="60"/>
+              <w:left w:type="dxa" w:w="90"/>
+              <w:bottom w:type="dxa" w:w="60"/>
+              <w:right w:type="dxa" w:w="90"/>
+            </w:tcMar>
+            <w:vAlign w:val="top"/>
+          </w:tcPr>
+          <w:p>
+            <w:pPr>
+              <w:spacing w:line="280"/>
+              <w:jc w:val="left"/>
+            </w:pPr>
+          </w:p>
+        </w:tc>
+        <w:tc>
+          <w:tcPr>
+            <w:tcW w:type="dxa" w:w="1600"/>
+            <w:tcBorders>
+              <w:top w:val="none" w:color="FFFFFF" w:sz="0"/>
+              <w:left w:val="none" w:color="FFFFFF" w:sz="0"/>
+              <w:bottom w:val="single" w:color="BFBFBF" w:sz="2"/>
+              <w:right w:val="none" w:color="FFFFFF" w:sz="0"/>
+            </w:tcBorders>
+            <w:tcMar>
+              <w:top w:type="dxa" w:w="60"/>
+              <w:left w:type="dxa" w:w="90"/>
+              <w:bottom w:type="dxa" w:w="60"/>
+              <w:right w:type="dxa" w:w="90"/>
+            </w:tcMar>
+            <w:vAlign w:val="top"/>
+          </w:tcPr>
+          <w:p>
+            <w:pPr>
+              <w:spacing w:line="280"/>
+              <w:jc w:val="left"/>
+            </w:pPr>
+            <w:r>
+              <w:rPr>
+                <w:rFonts w:ascii="Times New Roman" w:eastAsia="宋体" w:hAnsi="Times New Roman"/>
+                <w:b w:val="false"/>
+                <w:bCs w:val="false"/>
+                <w:color w:val="000000"/>
+                <w:sz w:val="18"/>
+                <w:szCs w:val="18"/>
+              </w:rPr>
+              <w:t xml:space="preserve">掌式离心机</w:t>
+            </w:r>
+          </w:p>
+        </w:tc>
+        <w:tc>
+          <w:tcPr>
+            <w:tcW w:type="dxa" w:w="3660"/>
+            <w:tcBorders>
+              <w:top w:val="none" w:color="FFFFFF" w:sz="0"/>
+              <w:left w:val="none" w:color="FFFFFF" w:sz="0"/>
+              <w:bottom w:val="single" w:color="BFBFBF" w:sz="2"/>
+              <w:right w:val="none" w:color="FFFFFF" w:sz="0"/>
+            </w:tcBorders>
+            <w:tcMar>
+              <w:top w:type="dxa" w:w="60"/>
+              <w:left w:type="dxa" w:w="90"/>
+              <w:bottom w:type="dxa" w:w="60"/>
+              <w:right w:type="dxa" w:w="90"/>
+            </w:tcMar>
+            <w:vAlign w:val="top"/>
+          </w:tcPr>
+          <w:p>
+            <w:pPr>
+              <w:spacing w:line="280"/>
+              <w:jc w:val="left"/>
+            </w:pPr>
+            <w:r>
+              <w:rPr>
+                <w:rFonts w:ascii="Times New Roman" w:eastAsia="宋体" w:hAnsi="Times New Roman"/>
+                <w:b w:val="false"/>
+                <w:bCs w:val="false"/>
+                <w:color w:val="000000"/>
+                <w:sz w:val="18"/>
+                <w:szCs w:val="18"/>
+              </w:rPr>
+              <w:t xml:space="preserve">适配 1.5 mL 离心管与八排管，两种转子</w:t>
+            </w:r>
+          </w:p>
+        </w:tc>
+        <w:tc>
+          <w:tcPr>
+            <w:tcW w:type="dxa" w:w="600"/>
+            <w:tcBorders>
+              <w:top w:val="none" w:color="FFFFFF" w:sz="0"/>
+              <w:left w:val="none" w:color="FFFFFF" w:sz="0"/>
+              <w:bottom w:val="single" w:color="BFBFBF" w:sz="2"/>
+              <w:right w:val="none" w:color="FFFFFF" w:sz="0"/>
+            </w:tcBorders>
+            <w:tcMar>
+              <w:top w:type="dxa" w:w="60"/>
+              <w:left w:type="dxa" w:w="90"/>
+              <w:bottom w:type="dxa" w:w="60"/>
+              <w:right w:type="dxa" w:w="90"/>
+            </w:tcMar>
+            <w:vAlign w:val="top"/>
+          </w:tcPr>
+          <w:p>
+            <w:pPr>
+              <w:spacing w:line="280"/>
+              <w:jc w:val="center"/>
+            </w:pPr>
+            <w:r>
+              <w:rPr>
+                <w:rFonts w:ascii="Times New Roman" w:eastAsia="宋体" w:hAnsi="Times New Roman"/>
+                <w:b w:val="false"/>
+                <w:bCs w:val="false"/>
+                <w:color w:val="000000"/>
+                <w:sz w:val="18"/>
+                <w:szCs w:val="18"/>
+              </w:rPr>
+              <w:t xml:space="preserve">1</w:t>
+            </w:r>
+          </w:p>
+        </w:tc>
+        <w:tc>
+          <w:tcPr>
+            <w:tcW w:type="dxa" w:w="1400"/>
+            <w:tcBorders>
+              <w:top w:val="none" w:color="FFFFFF" w:sz="0"/>
+              <w:left w:val="none" w:color="FFFFFF" w:sz="0"/>
+              <w:bottom w:val="single" w:color="BFBFBF" w:sz="2"/>
+              <w:right w:val="none" w:color="FFFFFF" w:sz="0"/>
+            </w:tcBorders>
+            <w:tcMar>
+              <w:top w:type="dxa" w:w="60"/>
+              <w:left w:type="dxa" w:w="90"/>
+              <w:bottom w:type="dxa" w:w="60"/>
+              <w:right w:type="dxa" w:w="90"/>
+            </w:tcMar>
+            <w:vAlign w:val="top"/>
+          </w:tcPr>
+          <w:p>
+            <w:pPr>
+              <w:spacing w:line="280"/>
+              <w:jc w:val="left"/>
+            </w:pPr>
+            <w:r>
+              <w:rPr>
+                <w:rFonts w:ascii="Times New Roman" w:eastAsia="宋体" w:hAnsi="Times New Roman"/>
+                <w:b w:val="false"/>
+                <w:bCs w:val="false"/>
+                <w:color w:val="000000"/>
+                <w:sz w:val="18"/>
+                <w:szCs w:val="18"/>
+              </w:rPr>
+              <w:t xml:space="preserve">瞬时离心</w:t>
+            </w:r>
+          </w:p>
+        </w:tc>
+      </w:tr>
+      <w:tr>
+        <w:tc>
+          <w:tcPr>
+            <w:tcW w:type="dxa" w:w="1200"/>
+            <w:vMerge w:val="continue"/>
+            <w:tcBorders>
+              <w:top w:val="none" w:color="FFFFFF" w:sz="0"/>
+              <w:left w:val="none" w:color="FFFFFF" w:sz="0"/>
+              <w:bottom w:val="single" w:color="BFBFBF" w:sz="2"/>
+              <w:right w:val="none" w:color="FFFFFF" w:sz="0"/>
+            </w:tcBorders>
+            <w:tcMar>
+              <w:top w:type="dxa" w:w="60"/>
+              <w:left w:type="dxa" w:w="90"/>
+              <w:bottom w:type="dxa" w:w="60"/>
+              <w:right w:type="dxa" w:w="90"/>
+            </w:tcMar>
+            <w:vAlign w:val="top"/>
+          </w:tcPr>
+          <w:p>
+            <w:pPr>
+              <w:spacing w:line="280"/>
+              <w:jc w:val="left"/>
+            </w:pPr>
+          </w:p>
+        </w:tc>
+        <w:tc>
+          <w:tcPr>
+            <w:tcW w:type="dxa" w:w="1400"/>
+            <w:vMerge w:val="continue"/>
+            <w:tcBorders>
+              <w:top w:val="none" w:color="FFFFFF" w:sz="0"/>
+              <w:left w:val="none" w:color="FFFFFF" w:sz="0"/>
+              <w:bottom w:val="single" w:color="BFBFBF" w:sz="2"/>
+              <w:right w:val="none" w:color="FFFFFF" w:sz="0"/>
+            </w:tcBorders>
+            <w:tcMar>
+              <w:top w:type="dxa" w:w="60"/>
+              <w:left w:type="dxa" w:w="90"/>
+              <w:bottom w:type="dxa" w:w="60"/>
+              <w:right w:type="dxa" w:w="90"/>
+            </w:tcMar>
+            <w:vAlign w:val="top"/>
+          </w:tcPr>
+          <w:p>
+            <w:pPr>
+              <w:spacing w:line="280"/>
+              <w:jc w:val="left"/>
+            </w:pPr>
+          </w:p>
+        </w:tc>
+        <w:tc>
+          <w:tcPr>
+            <w:tcW w:type="dxa" w:w="1600"/>
+            <w:tcBorders>
+              <w:top w:val="none" w:color="FFFFFF" w:sz="0"/>
+              <w:left w:val="none" w:color="FFFFFF" w:sz="0"/>
+              <w:bottom w:val="single" w:color="BFBFBF" w:sz="2"/>
+              <w:right w:val="none" w:color="FFFFFF" w:sz="0"/>
+            </w:tcBorders>
+            <w:tcMar>
+              <w:top w:type="dxa" w:w="60"/>
+              <w:left w:type="dxa" w:w="90"/>
+              <w:bottom w:type="dxa" w:w="60"/>
+              <w:right w:type="dxa" w:w="90"/>
+            </w:tcMar>
+            <w:vAlign w:val="top"/>
+          </w:tcPr>
+          <w:p>
+            <w:pPr>
+              <w:spacing w:line="280"/>
+              <w:jc w:val="left"/>
+            </w:pPr>
+            <w:r>
+              <w:rPr>
+                <w:rFonts w:ascii="Times New Roman" w:eastAsia="宋体" w:hAnsi="Times New Roman"/>
+                <w:b w:val="false"/>
+                <w:bCs w:val="false"/>
+                <w:color w:val="000000"/>
+                <w:sz w:val="18"/>
+                <w:szCs w:val="18"/>
+              </w:rPr>
+              <w:t xml:space="preserve">单道移液器</w:t>
+            </w:r>
+          </w:p>
+        </w:tc>
+        <w:tc>
+          <w:tcPr>
+            <w:tcW w:type="dxa" w:w="3660"/>
+            <w:tcBorders>
+              <w:top w:val="none" w:color="FFFFFF" w:sz="0"/>
+              <w:left w:val="none" w:color="FFFFFF" w:sz="0"/>
+              <w:bottom w:val="single" w:color="BFBFBF" w:sz="2"/>
+              <w:right w:val="none" w:color="FFFFFF" w:sz="0"/>
+            </w:tcBorders>
+            <w:tcMar>
+              <w:top w:type="dxa" w:w="60"/>
+              <w:left w:type="dxa" w:w="90"/>
+              <w:bottom w:type="dxa" w:w="60"/>
+              <w:right w:type="dxa" w:w="90"/>
+            </w:tcMar>
+            <w:vAlign w:val="top"/>
+          </w:tcPr>
+          <w:p>
+            <w:pPr>
+              <w:spacing w:line="280"/>
+              <w:jc w:val="left"/>
+            </w:pPr>
+            <w:r>
+              <w:rPr>
+                <w:rFonts w:ascii="Times New Roman" w:eastAsia="宋体" w:hAnsi="Times New Roman"/>
+                <w:b w:val="false"/>
+                <w:bCs w:val="false"/>
+                <w:color w:val="000000"/>
+                <w:sz w:val="18"/>
+                <w:szCs w:val="18"/>
+              </w:rPr>
+              <w:t xml:space="preserve">量程分档覆盖 0.1–1000 µL；分档：0.1–2.0、0.5–10、2–20、10–100、20–200、100–1000 µL</w:t>
+            </w:r>
+          </w:p>
+        </w:tc>
+        <w:tc>
+          <w:tcPr>
+            <w:tcW w:type="dxa" w:w="600"/>
+            <w:tcBorders>
+              <w:top w:val="none" w:color="FFFFFF" w:sz="0"/>
+              <w:left w:val="none" w:color="FFFFFF" w:sz="0"/>
+              <w:bottom w:val="single" w:color="BFBFBF" w:sz="2"/>
+              <w:right w:val="none" w:color="FFFFFF" w:sz="0"/>
+            </w:tcBorders>
+            <w:tcMar>
+              <w:top w:type="dxa" w:w="60"/>
+              <w:left w:type="dxa" w:w="90"/>
+              <w:bottom w:type="dxa" w:w="60"/>
+              <w:right w:type="dxa" w:w="90"/>
+            </w:tcMar>
+            <w:vAlign w:val="top"/>
+          </w:tcPr>
+          <w:p>
+            <w:pPr>
+              <w:spacing w:line="280"/>
+              <w:jc w:val="center"/>
+            </w:pPr>
+            <w:r>
+              <w:rPr>
+                <w:rFonts w:ascii="Times New Roman" w:eastAsia="宋体" w:hAnsi="Times New Roman"/>
+                <w:b w:val="false"/>
+                <w:bCs w:val="false"/>
+                <w:color w:val="000000"/>
+                <w:sz w:val="18"/>
+                <w:szCs w:val="18"/>
+              </w:rPr>
+              <w:t xml:space="preserve">6</w:t>
+            </w:r>
+          </w:p>
+        </w:tc>
+        <w:tc>
+          <w:tcPr>
+            <w:tcW w:type="dxa" w:w="1400"/>
+            <w:tcBorders>
+              <w:top w:val="none" w:color="FFFFFF" w:sz="0"/>
+              <w:left w:val="none" w:color="FFFFFF" w:sz="0"/>
+              <w:bottom w:val="single" w:color="BFBFBF" w:sz="2"/>
+              <w:right w:val="none" w:color="FFFFFF" w:sz="0"/>
+            </w:tcBorders>
+            <w:tcMar>
+              <w:top w:type="dxa" w:w="60"/>
+              <w:left w:type="dxa" w:w="90"/>
+              <w:bottom w:type="dxa" w:w="60"/>
+              <w:right w:type="dxa" w:w="90"/>
+            </w:tcMar>
+            <w:vAlign w:val="top"/>
+          </w:tcPr>
+          <w:p>
+            <w:pPr>
+              <w:spacing w:line="280"/>
+              <w:jc w:val="left"/>
+            </w:pPr>
+            <w:r>
+              <w:rPr>
+                <w:rFonts w:ascii="Times New Roman" w:eastAsia="宋体" w:hAnsi="Times New Roman"/>
+                <w:b w:val="false"/>
+                <w:bCs w:val="false"/>
+                <w:color w:val="000000"/>
+                <w:sz w:val="18"/>
+                <w:szCs w:val="18"/>
+              </w:rPr>
+              <w:t xml:space="preserve">分子实验常规器具</w:t>
+            </w:r>
+          </w:p>
+        </w:tc>
+      </w:tr>
+      <w:tr>
+        <w:tc>
+          <w:tcPr>
+            <w:tcW w:type="dxa" w:w="1200"/>
+            <w:vMerge w:val="continue"/>
+            <w:tcBorders>
+              <w:top w:val="none" w:color="FFFFFF" w:sz="0"/>
+              <w:left w:val="none" w:color="FFFFFF" w:sz="0"/>
+              <w:bottom w:val="single" w:color="BFBFBF" w:sz="2"/>
+              <w:right w:val="none" w:color="FFFFFF" w:sz="0"/>
+            </w:tcBorders>
+            <w:tcMar>
+              <w:top w:type="dxa" w:w="60"/>
+              <w:left w:type="dxa" w:w="90"/>
+              <w:bottom w:type="dxa" w:w="60"/>
+              <w:right w:type="dxa" w:w="90"/>
+            </w:tcMar>
+            <w:vAlign w:val="top"/>
+          </w:tcPr>
+          <w:p>
+            <w:pPr>
+              <w:spacing w:line="280"/>
+              <w:jc w:val="left"/>
+            </w:pPr>
+          </w:p>
+        </w:tc>
+        <w:tc>
+          <w:tcPr>
+            <w:tcW w:type="dxa" w:w="1400"/>
+            <w:vMerge w:val="continue"/>
+            <w:tcBorders>
+              <w:top w:val="none" w:color="FFFFFF" w:sz="0"/>
+              <w:left w:val="none" w:color="FFFFFF" w:sz="0"/>
+              <w:bottom w:val="single" w:color="BFBFBF" w:sz="2"/>
+              <w:right w:val="none" w:color="FFFFFF" w:sz="0"/>
+            </w:tcBorders>
+            <w:tcMar>
+              <w:top w:type="dxa" w:w="60"/>
+              <w:left w:type="dxa" w:w="90"/>
+              <w:bottom w:type="dxa" w:w="60"/>
+              <w:right w:type="dxa" w:w="90"/>
+            </w:tcMar>
+            <w:vAlign w:val="top"/>
+          </w:tcPr>
+          <w:p>
+            <w:pPr>
+              <w:spacing w:line="280"/>
+              <w:jc w:val="left"/>
+            </w:pPr>
+          </w:p>
+        </w:tc>
+        <w:tc>
+          <w:tcPr>
+            <w:tcW w:type="dxa" w:w="1600"/>
+            <w:tcBorders>
+              <w:top w:val="none" w:color="FFFFFF" w:sz="0"/>
+              <w:left w:val="none" w:color="FFFFFF" w:sz="0"/>
+              <w:bottom w:val="single" w:color="BFBFBF" w:sz="2"/>
+              <w:right w:val="none" w:color="FFFFFF" w:sz="0"/>
+            </w:tcBorders>
+            <w:tcMar>
+              <w:top w:type="dxa" w:w="60"/>
+              <w:left w:type="dxa" w:w="90"/>
+              <w:bottom w:type="dxa" w:w="60"/>
+              <w:right w:type="dxa" w:w="90"/>
+            </w:tcMar>
+            <w:vAlign w:val="top"/>
+          </w:tcPr>
+          <w:p>
+            <w:pPr>
+              <w:spacing w:line="280"/>
+              <w:jc w:val="left"/>
+            </w:pPr>
+            <w:r>
+              <w:rPr>
+                <w:rFonts w:ascii="Times New Roman" w:eastAsia="宋体" w:hAnsi="Times New Roman"/>
+                <w:b w:val="false"/>
+                <w:bCs w:val="false"/>
+                <w:color w:val="000000"/>
+                <w:sz w:val="18"/>
+                <w:szCs w:val="18"/>
+              </w:rPr>
+              <w:t xml:space="preserve">八道移液器</w:t>
+            </w:r>
+          </w:p>
+        </w:tc>
+        <w:tc>
+          <w:tcPr>
+            <w:tcW w:type="dxa" w:w="3660"/>
+            <w:tcBorders>
+              <w:top w:val="none" w:color="FFFFFF" w:sz="0"/>
+              <w:left w:val="none" w:color="FFFFFF" w:sz="0"/>
+              <w:bottom w:val="single" w:color="BFBFBF" w:sz="2"/>
+              <w:right w:val="none" w:color="FFFFFF" w:sz="0"/>
+            </w:tcBorders>
+            <w:tcMar>
+              <w:top w:type="dxa" w:w="60"/>
+              <w:left w:type="dxa" w:w="90"/>
+              <w:bottom w:type="dxa" w:w="60"/>
+              <w:right w:type="dxa" w:w="90"/>
+            </w:tcMar>
+            <w:vAlign w:val="top"/>
+          </w:tcPr>
+          <w:p>
+            <w:pPr>
+              <w:spacing w:line="280"/>
+              <w:jc w:val="left"/>
+            </w:pPr>
+            <w:r>
+              <w:rPr>
+                <w:rFonts w:ascii="Times New Roman" w:eastAsia="宋体" w:hAnsi="Times New Roman"/>
+                <w:b w:val="false"/>
+                <w:bCs w:val="false"/>
+                <w:color w:val="000000"/>
+                <w:sz w:val="18"/>
+                <w:szCs w:val="18"/>
+              </w:rPr>
+              <w:t xml:space="preserve">八通道，与八排管、96 孔板配套；分档：0.5–10、5–50、30–300 µL</w:t>
+            </w:r>
+          </w:p>
+        </w:tc>
+        <w:tc>
+          <w:tcPr>
+            <w:tcW w:type="dxa" w:w="600"/>
+            <w:tcBorders>
+              <w:top w:val="none" w:color="FFFFFF" w:sz="0"/>
+              <w:left w:val="none" w:color="FFFFFF" w:sz="0"/>
+              <w:bottom w:val="single" w:color="BFBFBF" w:sz="2"/>
+              <w:right w:val="none" w:color="FFFFFF" w:sz="0"/>
+            </w:tcBorders>
+            <w:tcMar>
+              <w:top w:type="dxa" w:w="60"/>
+              <w:left w:type="dxa" w:w="90"/>
+              <w:bottom w:type="dxa" w:w="60"/>
+              <w:right w:type="dxa" w:w="90"/>
+            </w:tcMar>
+            <w:vAlign w:val="top"/>
+          </w:tcPr>
+          <w:p>
+            <w:pPr>
+              <w:spacing w:line="280"/>
+              <w:jc w:val="center"/>
+            </w:pPr>
+            <w:r>
+              <w:rPr>
+                <w:rFonts w:ascii="Times New Roman" w:eastAsia="宋体" w:hAnsi="Times New Roman"/>
+                <w:b w:val="false"/>
+                <w:bCs w:val="false"/>
+                <w:color w:val="000000"/>
+                <w:sz w:val="18"/>
+                <w:szCs w:val="18"/>
+              </w:rPr>
+              <w:t xml:space="preserve">3</w:t>
+            </w:r>
+          </w:p>
+        </w:tc>
+        <w:tc>
+          <w:tcPr>
+            <w:tcW w:type="dxa" w:w="1400"/>
+            <w:tcBorders>
+              <w:top w:val="none" w:color="FFFFFF" w:sz="0"/>
+              <w:left w:val="none" w:color="FFFFFF" w:sz="0"/>
+              <w:bottom w:val="single" w:color="BFBFBF" w:sz="2"/>
+              <w:right w:val="none" w:color="FFFFFF" w:sz="0"/>
+            </w:tcBorders>
+            <w:tcMar>
+              <w:top w:type="dxa" w:w="60"/>
+              <w:left w:type="dxa" w:w="90"/>
+              <w:bottom w:type="dxa" w:w="60"/>
+              <w:right w:type="dxa" w:w="90"/>
+            </w:tcMar>
+            <w:vAlign w:val="top"/>
+          </w:tcPr>
+          <w:p>
+            <w:pPr>
+              <w:spacing w:line="280"/>
+              <w:jc w:val="left"/>
+            </w:pPr>
+            <w:r>
+              <w:rPr>
+                <w:rFonts w:ascii="Times New Roman" w:eastAsia="宋体" w:hAnsi="Times New Roman"/>
+                <w:b w:val="false"/>
+                <w:bCs w:val="false"/>
+                <w:color w:val="000000"/>
+                <w:sz w:val="18"/>
+                <w:szCs w:val="18"/>
+              </w:rPr>
+              <w:t xml:space="preserve">分子实验常规器具</w:t>
+            </w:r>
+          </w:p>
+        </w:tc>
+      </w:tr>
+      <w:tr>
+        <w:tc>
+          <w:tcPr>
+            <w:tcW w:type="dxa" w:w="1200"/>
+            <w:vMerge w:val="continue"/>
+            <w:tcBorders>
+              <w:top w:val="none" w:color="FFFFFF" w:sz="0"/>
+              <w:left w:val="none" w:color="FFFFFF" w:sz="0"/>
+              <w:bottom w:val="single" w:color="BFBFBF" w:sz="2"/>
+              <w:right w:val="none" w:color="FFFFFF" w:sz="0"/>
+            </w:tcBorders>
+            <w:tcMar>
+              <w:top w:type="dxa" w:w="60"/>
+              <w:left w:type="dxa" w:w="90"/>
+              <w:bottom w:type="dxa" w:w="60"/>
+              <w:right w:type="dxa" w:w="90"/>
+            </w:tcMar>
+            <w:vAlign w:val="top"/>
+          </w:tcPr>
+          <w:p>
+            <w:pPr>
+              <w:spacing w:line="280"/>
+              <w:jc w:val="left"/>
+            </w:pPr>
+          </w:p>
+        </w:tc>
+        <w:tc>
+          <w:tcPr>
+            <w:tcW w:type="dxa" w:w="1400"/>
+            <w:vMerge w:val="continue"/>
+            <w:tcBorders>
+              <w:top w:val="none" w:color="FFFFFF" w:sz="0"/>
+              <w:left w:val="none" w:color="FFFFFF" w:sz="0"/>
+              <w:bottom w:val="single" w:color="BFBFBF" w:sz="2"/>
+              <w:right w:val="none" w:color="FFFFFF" w:sz="0"/>
+            </w:tcBorders>
+            <w:tcMar>
+              <w:top w:type="dxa" w:w="60"/>
+              <w:left w:type="dxa" w:w="90"/>
+              <w:bottom w:type="dxa" w:w="60"/>
+              <w:right w:type="dxa" w:w="90"/>
+            </w:tcMar>
+            <w:vAlign w:val="top"/>
+          </w:tcPr>
+          <w:p>
+            <w:pPr>
+              <w:spacing w:line="280"/>
+              <w:jc w:val="left"/>
+            </w:pPr>
+          </w:p>
+        </w:tc>
+        <w:tc>
+          <w:tcPr>
+            <w:tcW w:type="dxa" w:w="1600"/>
+            <w:tcBorders>
+              <w:top w:val="none" w:color="FFFFFF" w:sz="0"/>
+              <w:left w:val="none" w:color="FFFFFF" w:sz="0"/>
+              <w:bottom w:val="single" w:color="BFBFBF" w:sz="2"/>
+              <w:right w:val="none" w:color="FFFFFF" w:sz="0"/>
+            </w:tcBorders>
+            <w:tcMar>
+              <w:top w:type="dxa" w:w="60"/>
+              <w:left w:type="dxa" w:w="90"/>
+              <w:bottom w:type="dxa" w:w="60"/>
+              <w:right w:type="dxa" w:w="90"/>
+            </w:tcMar>
+            <w:vAlign w:val="top"/>
+          </w:tcPr>
+          <w:p>
+            <w:pPr>
+              <w:spacing w:line="280"/>
+              <w:jc w:val="left"/>
+            </w:pPr>
+            <w:r>
+              <w:rPr>
+                <w:rFonts w:ascii="Times New Roman" w:eastAsia="宋体" w:hAnsi="Times New Roman"/>
+                <w:b w:val="false"/>
+                <w:bCs w:val="false"/>
+                <w:color w:val="000000"/>
+                <w:sz w:val="18"/>
+                <w:szCs w:val="18"/>
+              </w:rPr>
+              <w:t xml:space="preserve">PCR扩增仪</w:t>
+            </w:r>
+          </w:p>
+        </w:tc>
+        <w:tc>
+          <w:tcPr>
+            <w:tcW w:type="dxa" w:w="3660"/>
+            <w:tcBorders>
+              <w:top w:val="none" w:color="FFFFFF" w:sz="0"/>
+              <w:left w:val="none" w:color="FFFFFF" w:sz="0"/>
+              <w:bottom w:val="single" w:color="BFBFBF" w:sz="2"/>
+              <w:right w:val="none" w:color="FFFFFF" w:sz="0"/>
+            </w:tcBorders>
+            <w:tcMar>
+              <w:top w:type="dxa" w:w="60"/>
+              <w:left w:type="dxa" w:w="90"/>
+              <w:bottom w:type="dxa" w:w="60"/>
+              <w:right w:type="dxa" w:w="90"/>
+            </w:tcMar>
+            <w:vAlign w:val="top"/>
+          </w:tcPr>
+          <w:p>
+            <w:pPr>
+              <w:spacing w:line="280"/>
+              <w:jc w:val="left"/>
+            </w:pPr>
+            <w:r>
+              <w:rPr>
+                <w:rFonts w:ascii="Times New Roman" w:eastAsia="宋体" w:hAnsi="Times New Roman"/>
+                <w:b w:val="false"/>
+                <w:bCs w:val="false"/>
+                <w:color w:val="000000"/>
+                <w:sz w:val="18"/>
+                <w:szCs w:val="18"/>
+              </w:rPr>
+              <w:t xml:space="preserve">≥96 孔，具备梯度扩增功能</w:t>
+            </w:r>
+          </w:p>
+        </w:tc>
+        <w:tc>
+          <w:tcPr>
+            <w:tcW w:type="dxa" w:w="600"/>
+            <w:tcBorders>
+              <w:top w:val="none" w:color="FFFFFF" w:sz="0"/>
+              <w:left w:val="none" w:color="FFFFFF" w:sz="0"/>
+              <w:bottom w:val="single" w:color="BFBFBF" w:sz="2"/>
+              <w:right w:val="none" w:color="FFFFFF" w:sz="0"/>
+            </w:tcBorders>
+            <w:tcMar>
+              <w:top w:type="dxa" w:w="60"/>
+              <w:left w:type="dxa" w:w="90"/>
+              <w:bottom w:type="dxa" w:w="60"/>
+              <w:right w:type="dxa" w:w="90"/>
+            </w:tcMar>
+            <w:vAlign w:val="top"/>
+          </w:tcPr>
+          <w:p>
+            <w:pPr>
+              <w:spacing w:line="280"/>
+              <w:jc w:val="center"/>
+            </w:pPr>
+            <w:r>
+              <w:rPr>
+                <w:rFonts w:ascii="Times New Roman" w:eastAsia="宋体" w:hAnsi="Times New Roman"/>
+                <w:b w:val="false"/>
+                <w:bCs w:val="false"/>
+                <w:color w:val="000000"/>
+                <w:sz w:val="18"/>
+                <w:szCs w:val="18"/>
+              </w:rPr>
+              <w:t xml:space="preserve">1</w:t>
+            </w:r>
+          </w:p>
+        </w:tc>
+        <w:tc>
+          <w:tcPr>
+            <w:tcW w:type="dxa" w:w="1400"/>
+            <w:tcBorders>
+              <w:top w:val="none" w:color="FFFFFF" w:sz="0"/>
+              <w:left w:val="none" w:color="FFFFFF" w:sz="0"/>
+              <w:bottom w:val="single" w:color="BFBFBF" w:sz="2"/>
+              <w:right w:val="none" w:color="FFFFFF" w:sz="0"/>
+            </w:tcBorders>
+            <w:tcMar>
+              <w:top w:type="dxa" w:w="60"/>
+              <w:left w:type="dxa" w:w="90"/>
+              <w:bottom w:type="dxa" w:w="60"/>
+              <w:right w:type="dxa" w:w="90"/>
+            </w:tcMar>
+            <w:vAlign w:val="top"/>
+          </w:tcPr>
+          <w:p>
+            <w:pPr>
+              <w:spacing w:line="280"/>
+              <w:jc w:val="left"/>
+            </w:pPr>
+            <w:r>
+              <w:rPr>
+                <w:rFonts w:ascii="Times New Roman" w:eastAsia="宋体" w:hAnsi="Times New Roman"/>
+                <w:b w:val="false"/>
+                <w:bCs w:val="false"/>
+                <w:color w:val="000000"/>
+                <w:sz w:val="18"/>
+                <w:szCs w:val="18"/>
+              </w:rPr>
+              <w:t xml:space="preserve">文库孵育与扩增</w:t>
+            </w:r>
+          </w:p>
+        </w:tc>
+      </w:tr>
+      <w:tr>
+        <w:tc>
+          <w:tcPr>
+            <w:tcW w:type="dxa" w:w="1200"/>
+            <w:vMerge w:val="continue"/>
+            <w:tcBorders>
+              <w:top w:val="none" w:color="FFFFFF" w:sz="0"/>
+              <w:left w:val="none" w:color="FFFFFF" w:sz="0"/>
+              <w:bottom w:val="single" w:color="BFBFBF" w:sz="2"/>
+              <w:right w:val="none" w:color="FFFFFF" w:sz="0"/>
+            </w:tcBorders>
+            <w:tcMar>
+              <w:top w:type="dxa" w:w="60"/>
+              <w:left w:type="dxa" w:w="90"/>
+              <w:bottom w:type="dxa" w:w="60"/>
+              <w:right w:type="dxa" w:w="90"/>
+            </w:tcMar>
+            <w:vAlign w:val="top"/>
+          </w:tcPr>
+          <w:p>
+            <w:pPr>
+              <w:spacing w:line="280"/>
+              <w:jc w:val="left"/>
+            </w:pPr>
+          </w:p>
+        </w:tc>
+        <w:tc>
+          <w:tcPr>
+            <w:tcW w:type="dxa" w:w="1400"/>
+            <w:vMerge w:val="continue"/>
+            <w:tcBorders>
+              <w:top w:val="none" w:color="FFFFFF" w:sz="0"/>
+              <w:left w:val="none" w:color="FFFFFF" w:sz="0"/>
+              <w:bottom w:val="single" w:color="BFBFBF" w:sz="2"/>
+              <w:right w:val="none" w:color="FFFFFF" w:sz="0"/>
+            </w:tcBorders>
+            <w:tcMar>
+              <w:top w:type="dxa" w:w="60"/>
+              <w:left w:type="dxa" w:w="90"/>
+              <w:bottom w:type="dxa" w:w="60"/>
+              <w:right w:type="dxa" w:w="90"/>
+            </w:tcMar>
+            <w:vAlign w:val="top"/>
+          </w:tcPr>
+          <w:p>
+            <w:pPr>
+              <w:spacing w:line="280"/>
+              <w:jc w:val="left"/>
+            </w:pPr>
+          </w:p>
+        </w:tc>
+        <w:tc>
+          <w:tcPr>
+            <w:tcW w:type="dxa" w:w="1600"/>
+            <w:tcBorders>
+              <w:top w:val="none" w:color="FFFFFF" w:sz="0"/>
+              <w:left w:val="none" w:color="FFFFFF" w:sz="0"/>
+              <w:bottom w:val="single" w:color="BFBFBF" w:sz="2"/>
+              <w:right w:val="none" w:color="FFFFFF" w:sz="0"/>
+            </w:tcBorders>
+            <w:tcMar>
+              <w:top w:type="dxa" w:w="60"/>
+              <w:left w:type="dxa" w:w="90"/>
+              <w:bottom w:type="dxa" w:w="60"/>
+              <w:right w:type="dxa" w:w="90"/>
+            </w:tcMar>
+            <w:vAlign w:val="top"/>
+          </w:tcPr>
+          <w:p>
+            <w:pPr>
+              <w:spacing w:line="280"/>
+              <w:jc w:val="left"/>
+            </w:pPr>
+            <w:r>
+              <w:rPr>
+                <w:rFonts w:ascii="Times New Roman" w:eastAsia="宋体" w:hAnsi="Times New Roman"/>
+                <w:b w:val="false"/>
+                <w:bCs w:val="false"/>
+                <w:color w:val="000000"/>
+                <w:sz w:val="18"/>
+                <w:szCs w:val="18"/>
+              </w:rPr>
+              <w:t xml:space="preserve">垂直混匀仪</w:t>
+            </w:r>
+          </w:p>
+        </w:tc>
+        <w:tc>
+          <w:tcPr>
+            <w:tcW w:type="dxa" w:w="3660"/>
+            <w:tcBorders>
+              <w:top w:val="none" w:color="FFFFFF" w:sz="0"/>
+              <w:left w:val="none" w:color="FFFFFF" w:sz="0"/>
+              <w:bottom w:val="single" w:color="BFBFBF" w:sz="2"/>
+              <w:right w:val="none" w:color="FFFFFF" w:sz="0"/>
+            </w:tcBorders>
+            <w:tcMar>
+              <w:top w:type="dxa" w:w="60"/>
+              <w:left w:type="dxa" w:w="90"/>
+              <w:bottom w:type="dxa" w:w="60"/>
+              <w:right w:type="dxa" w:w="90"/>
+            </w:tcMar>
+            <w:vAlign w:val="top"/>
+          </w:tcPr>
+          <w:p>
+            <w:pPr>
+              <w:spacing w:line="280"/>
+              <w:jc w:val="left"/>
+            </w:pPr>
+            <w:r>
+              <w:rPr>
+                <w:rFonts w:ascii="Times New Roman" w:eastAsia="宋体" w:hAnsi="Times New Roman"/>
+                <w:b w:val="false"/>
+                <w:bCs w:val="false"/>
+                <w:color w:val="000000"/>
+                <w:sz w:val="18"/>
+                <w:szCs w:val="18"/>
+              </w:rPr>
+              <w:t xml:space="preserve">满足杂交孵育过程的持续混匀要求</w:t>
+            </w:r>
+          </w:p>
+        </w:tc>
+        <w:tc>
+          <w:tcPr>
+            <w:tcW w:type="dxa" w:w="600"/>
+            <w:tcBorders>
+              <w:top w:val="none" w:color="FFFFFF" w:sz="0"/>
+              <w:left w:val="none" w:color="FFFFFF" w:sz="0"/>
+              <w:bottom w:val="single" w:color="BFBFBF" w:sz="2"/>
+              <w:right w:val="none" w:color="FFFFFF" w:sz="0"/>
+            </w:tcBorders>
+            <w:tcMar>
+              <w:top w:type="dxa" w:w="60"/>
+              <w:left w:type="dxa" w:w="90"/>
+              <w:bottom w:type="dxa" w:w="60"/>
+              <w:right w:type="dxa" w:w="90"/>
+            </w:tcMar>
+            <w:vAlign w:val="top"/>
+          </w:tcPr>
+          <w:p>
+            <w:pPr>
+              <w:spacing w:line="280"/>
+              <w:jc w:val="center"/>
+            </w:pPr>
+            <w:r>
+              <w:rPr>
+                <w:rFonts w:ascii="Times New Roman" w:eastAsia="宋体" w:hAnsi="Times New Roman"/>
+                <w:b w:val="false"/>
+                <w:bCs w:val="false"/>
+                <w:color w:val="000000"/>
+                <w:sz w:val="18"/>
+                <w:szCs w:val="18"/>
+              </w:rPr>
+              <w:t xml:space="preserve">1</w:t>
+            </w:r>
+          </w:p>
+        </w:tc>
+        <w:tc>
+          <w:tcPr>
+            <w:tcW w:type="dxa" w:w="1400"/>
+            <w:tcBorders>
+              <w:top w:val="none" w:color="FFFFFF" w:sz="0"/>
+              <w:left w:val="none" w:color="FFFFFF" w:sz="0"/>
+              <w:bottom w:val="single" w:color="BFBFBF" w:sz="2"/>
+              <w:right w:val="none" w:color="FFFFFF" w:sz="0"/>
+            </w:tcBorders>
+            <w:tcMar>
+              <w:top w:type="dxa" w:w="60"/>
+              <w:left w:type="dxa" w:w="90"/>
+              <w:bottom w:type="dxa" w:w="60"/>
+              <w:right w:type="dxa" w:w="90"/>
+            </w:tcMar>
+            <w:vAlign w:val="top"/>
+          </w:tcPr>
+          <w:p>
+            <w:pPr>
+              <w:spacing w:line="280"/>
+              <w:jc w:val="left"/>
+            </w:pPr>
+            <w:r>
+              <w:rPr>
+                <w:rFonts w:ascii="Times New Roman" w:eastAsia="宋体" w:hAnsi="Times New Roman"/>
+                <w:b w:val="false"/>
+                <w:bCs w:val="false"/>
+                <w:color w:val="000000"/>
+                <w:sz w:val="18"/>
+                <w:szCs w:val="18"/>
+              </w:rPr>
+              <w:t xml:space="preserve">杂交孵育混匀</w:t>
+            </w:r>
+          </w:p>
+        </w:tc>
+      </w:tr>
+      <w:tr>
+        <w:tc>
+          <w:tcPr>
+            <w:tcW w:type="dxa" w:w="1200"/>
+            <w:vMerge w:val="continue"/>
+            <w:tcBorders>
+              <w:top w:val="none" w:color="FFFFFF" w:sz="0"/>
+              <w:left w:val="none" w:color="FFFFFF" w:sz="0"/>
+              <w:bottom w:val="single" w:color="BFBFBF" w:sz="2"/>
+              <w:right w:val="none" w:color="FFFFFF" w:sz="0"/>
+            </w:tcBorders>
+            <w:tcMar>
+              <w:top w:type="dxa" w:w="60"/>
+              <w:left w:type="dxa" w:w="90"/>
+              <w:bottom w:type="dxa" w:w="60"/>
+              <w:right w:type="dxa" w:w="90"/>
+            </w:tcMar>
+            <w:vAlign w:val="top"/>
+          </w:tcPr>
+          <w:p>
+            <w:pPr>
+              <w:spacing w:line="280"/>
+              <w:jc w:val="left"/>
+            </w:pPr>
+          </w:p>
+        </w:tc>
+        <w:tc>
+          <w:tcPr>
+            <w:tcW w:type="dxa" w:w="1400"/>
+            <w:vMerge w:val="continue"/>
+            <w:tcBorders>
+              <w:top w:val="none" w:color="FFFFFF" w:sz="0"/>
+              <w:left w:val="none" w:color="FFFFFF" w:sz="0"/>
+              <w:bottom w:val="single" w:color="BFBFBF" w:sz="2"/>
+              <w:right w:val="none" w:color="FFFFFF" w:sz="0"/>
+            </w:tcBorders>
+            <w:tcMar>
+              <w:top w:type="dxa" w:w="60"/>
+              <w:left w:type="dxa" w:w="90"/>
+              <w:bottom w:type="dxa" w:w="60"/>
+              <w:right w:type="dxa" w:w="90"/>
+            </w:tcMar>
+            <w:vAlign w:val="top"/>
+          </w:tcPr>
+          <w:p>
+            <w:pPr>
+              <w:spacing w:line="280"/>
+              <w:jc w:val="left"/>
+            </w:pPr>
+          </w:p>
+        </w:tc>
+        <w:tc>
+          <w:tcPr>
+            <w:tcW w:type="dxa" w:w="1600"/>
+            <w:tcBorders>
+              <w:top w:val="none" w:color="FFFFFF" w:sz="0"/>
+              <w:left w:val="none" w:color="FFFFFF" w:sz="0"/>
+              <w:bottom w:val="single" w:color="BFBFBF" w:sz="2"/>
+              <w:right w:val="none" w:color="FFFFFF" w:sz="0"/>
+            </w:tcBorders>
+            <w:tcMar>
+              <w:top w:type="dxa" w:w="60"/>
+              <w:left w:type="dxa" w:w="90"/>
+              <w:bottom w:type="dxa" w:w="60"/>
+              <w:right w:type="dxa" w:w="90"/>
+            </w:tcMar>
+            <w:vAlign w:val="top"/>
+          </w:tcPr>
+          <w:p>
+            <w:pPr>
+              <w:spacing w:line="280"/>
+              <w:jc w:val="left"/>
+            </w:pPr>
+            <w:r>
+              <w:rPr>
+                <w:rFonts w:ascii="Times New Roman" w:eastAsia="宋体" w:hAnsi="Times New Roman"/>
+                <w:b w:val="false"/>
+                <w:bCs w:val="false"/>
+                <w:color w:val="000000"/>
+                <w:sz w:val="18"/>
+                <w:szCs w:val="18"/>
+              </w:rPr>
+              <w:t xml:space="preserve">高速离心机</w:t>
+            </w:r>
+          </w:p>
+        </w:tc>
+        <w:tc>
+          <w:tcPr>
+            <w:tcW w:type="dxa" w:w="3660"/>
+            <w:tcBorders>
+              <w:top w:val="none" w:color="FFFFFF" w:sz="0"/>
+              <w:left w:val="none" w:color="FFFFFF" w:sz="0"/>
+              <w:bottom w:val="single" w:color="BFBFBF" w:sz="2"/>
+              <w:right w:val="none" w:color="FFFFFF" w:sz="0"/>
+            </w:tcBorders>
+            <w:tcMar>
+              <w:top w:type="dxa" w:w="60"/>
+              <w:left w:type="dxa" w:w="90"/>
+              <w:bottom w:type="dxa" w:w="60"/>
+              <w:right w:type="dxa" w:w="90"/>
+            </w:tcMar>
+            <w:vAlign w:val="top"/>
+          </w:tcPr>
+          <w:p>
+            <w:pPr>
+              <w:spacing w:line="280"/>
+              <w:jc w:val="left"/>
+            </w:pPr>
+            <w:r>
+              <w:rPr>
+                <w:rFonts w:ascii="Times New Roman" w:eastAsia="宋体" w:hAnsi="Times New Roman"/>
+                <w:b w:val="false"/>
+                <w:bCs w:val="false"/>
+                <w:color w:val="000000"/>
+                <w:sz w:val="18"/>
+                <w:szCs w:val="18"/>
+              </w:rPr>
+              <w:t xml:space="preserve">台式高速离心机，配 1.5 mL 离心管转子</w:t>
+            </w:r>
+          </w:p>
+        </w:tc>
+        <w:tc>
+          <w:tcPr>
+            <w:tcW w:type="dxa" w:w="600"/>
+            <w:tcBorders>
+              <w:top w:val="none" w:color="FFFFFF" w:sz="0"/>
+              <w:left w:val="none" w:color="FFFFFF" w:sz="0"/>
+              <w:bottom w:val="single" w:color="BFBFBF" w:sz="2"/>
+              <w:right w:val="none" w:color="FFFFFF" w:sz="0"/>
+            </w:tcBorders>
+            <w:tcMar>
+              <w:top w:type="dxa" w:w="60"/>
+              <w:left w:type="dxa" w:w="90"/>
+              <w:bottom w:type="dxa" w:w="60"/>
+              <w:right w:type="dxa" w:w="90"/>
+            </w:tcMar>
+            <w:vAlign w:val="top"/>
+          </w:tcPr>
+          <w:p>
+            <w:pPr>
+              <w:spacing w:line="280"/>
+              <w:jc w:val="center"/>
+            </w:pPr>
+            <w:r>
+              <w:rPr>
+                <w:rFonts w:ascii="Times New Roman" w:eastAsia="宋体" w:hAnsi="Times New Roman"/>
+                <w:b w:val="false"/>
+                <w:bCs w:val="false"/>
+                <w:color w:val="000000"/>
+                <w:sz w:val="18"/>
+                <w:szCs w:val="18"/>
+              </w:rPr>
+              <w:t xml:space="preserve">1</w:t>
+            </w:r>
+          </w:p>
+        </w:tc>
+        <w:tc>
+          <w:tcPr>
+            <w:tcW w:type="dxa" w:w="1400"/>
+            <w:tcBorders>
+              <w:top w:val="none" w:color="FFFFFF" w:sz="0"/>
+              <w:left w:val="none" w:color="FFFFFF" w:sz="0"/>
+              <w:bottom w:val="single" w:color="BFBFBF" w:sz="2"/>
+              <w:right w:val="none" w:color="FFFFFF" w:sz="0"/>
+            </w:tcBorders>
+            <w:tcMar>
+              <w:top w:type="dxa" w:w="60"/>
+              <w:left w:type="dxa" w:w="90"/>
+              <w:bottom w:type="dxa" w:w="60"/>
+              <w:right w:type="dxa" w:w="90"/>
+            </w:tcMar>
+            <w:vAlign w:val="top"/>
+          </w:tcPr>
+          <w:p>
+            <w:pPr>
+              <w:spacing w:line="280"/>
+              <w:jc w:val="left"/>
+            </w:pPr>
+            <w:r>
+              <w:rPr>
+                <w:rFonts w:ascii="Times New Roman" w:eastAsia="宋体" w:hAnsi="Times New Roman"/>
+                <w:b w:val="false"/>
+                <w:bCs w:val="false"/>
+                <w:color w:val="000000"/>
+                <w:sz w:val="18"/>
+                <w:szCs w:val="18"/>
+              </w:rPr>
+              <w:t xml:space="preserve">纯化与分离</w:t>
+            </w:r>
+          </w:p>
+        </w:tc>
+      </w:tr>
+      <w:tr>
+        <w:tc>
+          <w:tcPr>
+            <w:tcW w:type="dxa" w:w="1200"/>
+            <w:vMerge w:val="continue"/>
+            <w:tcBorders>
+              <w:top w:val="none" w:color="FFFFFF" w:sz="0"/>
+              <w:left w:val="none" w:color="FFFFFF" w:sz="0"/>
+              <w:bottom w:val="single" w:color="BFBFBF" w:sz="2"/>
+              <w:right w:val="none" w:color="FFFFFF" w:sz="0"/>
+            </w:tcBorders>
+            <w:tcMar>
+              <w:top w:type="dxa" w:w="60"/>
+              <w:left w:type="dxa" w:w="90"/>
+              <w:bottom w:type="dxa" w:w="60"/>
+              <w:right w:type="dxa" w:w="90"/>
+            </w:tcMar>
+            <w:vAlign w:val="top"/>
+          </w:tcPr>
+          <w:p>
+            <w:pPr>
+              <w:spacing w:line="280"/>
+              <w:jc w:val="left"/>
+            </w:pPr>
+          </w:p>
+        </w:tc>
+        <w:tc>
+          <w:tcPr>
+            <w:tcW w:type="dxa" w:w="1400"/>
+            <w:vMerge w:val="continue"/>
+            <w:tcBorders>
+              <w:top w:val="none" w:color="FFFFFF" w:sz="0"/>
+              <w:left w:val="none" w:color="FFFFFF" w:sz="0"/>
+              <w:bottom w:val="single" w:color="BFBFBF" w:sz="2"/>
+              <w:right w:val="none" w:color="FFFFFF" w:sz="0"/>
+            </w:tcBorders>
+            <w:tcMar>
+              <w:top w:type="dxa" w:w="60"/>
+              <w:left w:type="dxa" w:w="90"/>
+              <w:bottom w:type="dxa" w:w="60"/>
+              <w:right w:type="dxa" w:w="90"/>
+            </w:tcMar>
+            <w:vAlign w:val="top"/>
+          </w:tcPr>
+          <w:p>
+            <w:pPr>
+              <w:spacing w:line="280"/>
+              <w:jc w:val="left"/>
+            </w:pPr>
+          </w:p>
+        </w:tc>
+        <w:tc>
+          <w:tcPr>
+            <w:tcW w:type="dxa" w:w="1600"/>
+            <w:tcBorders>
+              <w:top w:val="none" w:color="FFFFFF" w:sz="0"/>
+              <w:left w:val="none" w:color="FFFFFF" w:sz="0"/>
+              <w:bottom w:val="single" w:color="BFBFBF" w:sz="2"/>
+              <w:right w:val="none" w:color="FFFFFF" w:sz="0"/>
+            </w:tcBorders>
+            <w:tcMar>
+              <w:top w:type="dxa" w:w="60"/>
+              <w:left w:type="dxa" w:w="90"/>
+              <w:bottom w:type="dxa" w:w="60"/>
+              <w:right w:type="dxa" w:w="90"/>
+            </w:tcMar>
+            <w:vAlign w:val="top"/>
+          </w:tcPr>
+          <w:p>
+            <w:pPr>
+              <w:spacing w:line="280"/>
+              <w:jc w:val="left"/>
+            </w:pPr>
+            <w:r>
+              <w:rPr>
+                <w:rFonts w:ascii="Times New Roman" w:eastAsia="宋体" w:hAnsi="Times New Roman"/>
+                <w:b w:val="false"/>
+                <w:bCs w:val="false"/>
+                <w:color w:val="000000"/>
+                <w:sz w:val="18"/>
+                <w:szCs w:val="18"/>
+              </w:rPr>
+              <w:t xml:space="preserve">磁力架（1.5 mL 离心管用）</w:t>
+            </w:r>
+          </w:p>
+        </w:tc>
+        <w:tc>
+          <w:tcPr>
+            <w:tcW w:type="dxa" w:w="3660"/>
+            <w:tcBorders>
+              <w:top w:val="none" w:color="FFFFFF" w:sz="0"/>
+              <w:left w:val="none" w:color="FFFFFF" w:sz="0"/>
+              <w:bottom w:val="single" w:color="BFBFBF" w:sz="2"/>
+              <w:right w:val="none" w:color="FFFFFF" w:sz="0"/>
+            </w:tcBorders>
+            <w:tcMar>
+              <w:top w:type="dxa" w:w="60"/>
+              <w:left w:type="dxa" w:w="90"/>
+              <w:bottom w:type="dxa" w:w="60"/>
+              <w:right w:type="dxa" w:w="90"/>
+            </w:tcMar>
+            <w:vAlign w:val="top"/>
+          </w:tcPr>
+          <w:p>
+            <w:pPr>
+              <w:spacing w:line="280"/>
+              <w:jc w:val="left"/>
+            </w:pPr>
+            <w:r>
+              <w:rPr>
+                <w:rFonts w:ascii="Times New Roman" w:eastAsia="宋体" w:hAnsi="Times New Roman"/>
+                <w:b w:val="false"/>
+                <w:bCs w:val="false"/>
+                <w:color w:val="000000"/>
+                <w:sz w:val="18"/>
+                <w:szCs w:val="18"/>
+              </w:rPr>
+              <w:t xml:space="preserve">16 孔，适配 1.5 mL 离心管</w:t>
+            </w:r>
+          </w:p>
+        </w:tc>
+        <w:tc>
+          <w:tcPr>
+            <w:tcW w:type="dxa" w:w="600"/>
+            <w:tcBorders>
+              <w:top w:val="none" w:color="FFFFFF" w:sz="0"/>
+              <w:left w:val="none" w:color="FFFFFF" w:sz="0"/>
+              <w:bottom w:val="single" w:color="BFBFBF" w:sz="2"/>
+              <w:right w:val="none" w:color="FFFFFF" w:sz="0"/>
+            </w:tcBorders>
+            <w:tcMar>
+              <w:top w:type="dxa" w:w="60"/>
+              <w:left w:type="dxa" w:w="90"/>
+              <w:bottom w:type="dxa" w:w="60"/>
+              <w:right w:type="dxa" w:w="90"/>
+            </w:tcMar>
+            <w:vAlign w:val="top"/>
+          </w:tcPr>
+          <w:p>
+            <w:pPr>
+              <w:spacing w:line="280"/>
+              <w:jc w:val="center"/>
+            </w:pPr>
+            <w:r>
+              <w:rPr>
+                <w:rFonts w:ascii="Times New Roman" w:eastAsia="宋体" w:hAnsi="Times New Roman"/>
+                <w:b w:val="false"/>
+                <w:bCs w:val="false"/>
+                <w:color w:val="000000"/>
+                <w:sz w:val="18"/>
+                <w:szCs w:val="18"/>
+              </w:rPr>
+              <w:t xml:space="preserve">2</w:t>
+            </w:r>
+          </w:p>
+        </w:tc>
+        <w:tc>
+          <w:tcPr>
+            <w:tcW w:type="dxa" w:w="1400"/>
+            <w:tcBorders>
+              <w:top w:val="none" w:color="FFFFFF" w:sz="0"/>
+              <w:left w:val="none" w:color="FFFFFF" w:sz="0"/>
+              <w:bottom w:val="single" w:color="BFBFBF" w:sz="2"/>
+              <w:right w:val="none" w:color="FFFFFF" w:sz="0"/>
+            </w:tcBorders>
+            <w:tcMar>
+              <w:top w:type="dxa" w:w="60"/>
+              <w:left w:type="dxa" w:w="90"/>
+              <w:bottom w:type="dxa" w:w="60"/>
+              <w:right w:type="dxa" w:w="90"/>
+            </w:tcMar>
+            <w:vAlign w:val="top"/>
+          </w:tcPr>
+          <w:p>
+            <w:pPr>
+              <w:spacing w:line="280"/>
+              <w:jc w:val="left"/>
+            </w:pPr>
+            <w:r>
+              <w:rPr>
+                <w:rFonts w:ascii="Times New Roman" w:eastAsia="宋体" w:hAnsi="Times New Roman"/>
+                <w:b w:val="false"/>
+                <w:bCs w:val="false"/>
+                <w:color w:val="000000"/>
+                <w:sz w:val="18"/>
+                <w:szCs w:val="18"/>
+              </w:rPr>
+              <w:t xml:space="preserve">磁珠纯化</w:t>
+            </w:r>
+          </w:p>
+        </w:tc>
+      </w:tr>
+      <w:tr>
+        <w:tc>
+          <w:tcPr>
+            <w:tcW w:type="dxa" w:w="1200"/>
+            <w:vMerge w:val="continue"/>
+            <w:tcBorders>
+              <w:top w:val="none" w:color="FFFFFF" w:sz="0"/>
+              <w:left w:val="none" w:color="FFFFFF" w:sz="0"/>
+              <w:bottom w:val="single" w:color="BFBFBF" w:sz="2"/>
+              <w:right w:val="none" w:color="FFFFFF" w:sz="0"/>
+            </w:tcBorders>
+            <w:tcMar>
+              <w:top w:type="dxa" w:w="60"/>
+              <w:left w:type="dxa" w:w="90"/>
+              <w:bottom w:type="dxa" w:w="60"/>
+              <w:right w:type="dxa" w:w="90"/>
+            </w:tcMar>
+            <w:vAlign w:val="top"/>
+          </w:tcPr>
+          <w:p>
+            <w:pPr>
+              <w:spacing w:line="280"/>
+              <w:jc w:val="left"/>
+            </w:pPr>
+          </w:p>
+        </w:tc>
+        <w:tc>
+          <w:tcPr>
+            <w:tcW w:type="dxa" w:w="1400"/>
+            <w:vMerge w:val="continue"/>
+            <w:tcBorders>
+              <w:top w:val="none" w:color="FFFFFF" w:sz="0"/>
+              <w:left w:val="none" w:color="FFFFFF" w:sz="0"/>
+              <w:bottom w:val="single" w:color="BFBFBF" w:sz="2"/>
+              <w:right w:val="none" w:color="FFFFFF" w:sz="0"/>
+            </w:tcBorders>
+            <w:tcMar>
+              <w:top w:type="dxa" w:w="60"/>
+              <w:left w:type="dxa" w:w="90"/>
+              <w:bottom w:type="dxa" w:w="60"/>
+              <w:right w:type="dxa" w:w="90"/>
+            </w:tcMar>
+            <w:vAlign w:val="top"/>
+          </w:tcPr>
+          <w:p>
+            <w:pPr>
+              <w:spacing w:line="280"/>
+              <w:jc w:val="left"/>
+            </w:pPr>
+          </w:p>
+        </w:tc>
+        <w:tc>
+          <w:tcPr>
+            <w:tcW w:type="dxa" w:w="1600"/>
+            <w:tcBorders>
+              <w:top w:val="none" w:color="FFFFFF" w:sz="0"/>
+              <w:left w:val="none" w:color="FFFFFF" w:sz="0"/>
+              <w:bottom w:val="single" w:color="BFBFBF" w:sz="2"/>
+              <w:right w:val="none" w:color="FFFFFF" w:sz="0"/>
+            </w:tcBorders>
+            <w:tcMar>
+              <w:top w:type="dxa" w:w="60"/>
+              <w:left w:type="dxa" w:w="90"/>
+              <w:bottom w:type="dxa" w:w="60"/>
+              <w:right w:type="dxa" w:w="90"/>
+            </w:tcMar>
+            <w:vAlign w:val="top"/>
+          </w:tcPr>
+          <w:p>
+            <w:pPr>
+              <w:spacing w:line="280"/>
+              <w:jc w:val="left"/>
+            </w:pPr>
+            <w:r>
+              <w:rPr>
+                <w:rFonts w:ascii="Times New Roman" w:eastAsia="宋体" w:hAnsi="Times New Roman"/>
+                <w:b w:val="false"/>
+                <w:bCs w:val="false"/>
+                <w:color w:val="000000"/>
+                <w:sz w:val="18"/>
+                <w:szCs w:val="18"/>
+              </w:rPr>
+              <w:t xml:space="preserve">96 孔磁力架</w:t>
+            </w:r>
+          </w:p>
+        </w:tc>
+        <w:tc>
+          <w:tcPr>
+            <w:tcW w:type="dxa" w:w="3660"/>
+            <w:tcBorders>
+              <w:top w:val="none" w:color="FFFFFF" w:sz="0"/>
+              <w:left w:val="none" w:color="FFFFFF" w:sz="0"/>
+              <w:bottom w:val="single" w:color="BFBFBF" w:sz="2"/>
+              <w:right w:val="none" w:color="FFFFFF" w:sz="0"/>
+            </w:tcBorders>
+            <w:tcMar>
+              <w:top w:type="dxa" w:w="60"/>
+              <w:left w:type="dxa" w:w="90"/>
+              <w:bottom w:type="dxa" w:w="60"/>
+              <w:right w:type="dxa" w:w="90"/>
+            </w:tcMar>
+            <w:vAlign w:val="top"/>
+          </w:tcPr>
+          <w:p>
+            <w:pPr>
+              <w:spacing w:line="280"/>
+              <w:jc w:val="left"/>
+            </w:pPr>
+            <w:r>
+              <w:rPr>
+                <w:rFonts w:ascii="Times New Roman" w:eastAsia="宋体" w:hAnsi="Times New Roman"/>
+                <w:b w:val="false"/>
+                <w:bCs w:val="false"/>
+                <w:color w:val="000000"/>
+                <w:sz w:val="18"/>
+                <w:szCs w:val="18"/>
+              </w:rPr>
+              <w:t xml:space="preserve">适配 96 孔 0.2 mL 板与八排管，含辅助支架</w:t>
+            </w:r>
+          </w:p>
+        </w:tc>
+        <w:tc>
+          <w:tcPr>
+            <w:tcW w:type="dxa" w:w="600"/>
+            <w:tcBorders>
+              <w:top w:val="none" w:color="FFFFFF" w:sz="0"/>
+              <w:left w:val="none" w:color="FFFFFF" w:sz="0"/>
+              <w:bottom w:val="single" w:color="BFBFBF" w:sz="2"/>
+              <w:right w:val="none" w:color="FFFFFF" w:sz="0"/>
+            </w:tcBorders>
+            <w:tcMar>
+              <w:top w:type="dxa" w:w="60"/>
+              <w:left w:type="dxa" w:w="90"/>
+              <w:bottom w:type="dxa" w:w="60"/>
+              <w:right w:type="dxa" w:w="90"/>
+            </w:tcMar>
+            <w:vAlign w:val="top"/>
+          </w:tcPr>
+          <w:p>
+            <w:pPr>
+              <w:spacing w:line="280"/>
+              <w:jc w:val="center"/>
+            </w:pPr>
+            <w:r>
+              <w:rPr>
+                <w:rFonts w:ascii="Times New Roman" w:eastAsia="宋体" w:hAnsi="Times New Roman"/>
+                <w:b w:val="false"/>
+                <w:bCs w:val="false"/>
+                <w:color w:val="000000"/>
+                <w:sz w:val="18"/>
+                <w:szCs w:val="18"/>
+              </w:rPr>
+              <w:t xml:space="preserve">2</w:t>
+            </w:r>
+          </w:p>
+        </w:tc>
+        <w:tc>
+          <w:tcPr>
+            <w:tcW w:type="dxa" w:w="1400"/>
+            <w:tcBorders>
+              <w:top w:val="none" w:color="FFFFFF" w:sz="0"/>
+              <w:left w:val="none" w:color="FFFFFF" w:sz="0"/>
+              <w:bottom w:val="single" w:color="BFBFBF" w:sz="2"/>
+              <w:right w:val="none" w:color="FFFFFF" w:sz="0"/>
+            </w:tcBorders>
+            <w:tcMar>
+              <w:top w:type="dxa" w:w="60"/>
+              <w:left w:type="dxa" w:w="90"/>
+              <w:bottom w:type="dxa" w:w="60"/>
+              <w:right w:type="dxa" w:w="90"/>
+            </w:tcMar>
+            <w:vAlign w:val="top"/>
+          </w:tcPr>
+          <w:p>
+            <w:pPr>
+              <w:spacing w:line="280"/>
+              <w:jc w:val="left"/>
+            </w:pPr>
+            <w:r>
+              <w:rPr>
+                <w:rFonts w:ascii="Times New Roman" w:eastAsia="宋体" w:hAnsi="Times New Roman"/>
+                <w:b w:val="false"/>
+                <w:bCs w:val="false"/>
+                <w:color w:val="000000"/>
+                <w:sz w:val="18"/>
+                <w:szCs w:val="18"/>
+              </w:rPr>
+              <w:t xml:space="preserve">磁珠纯化（96 孔）</w:t>
+            </w:r>
+          </w:p>
+        </w:tc>
+      </w:tr>
+      <w:tr>
+        <w:tc>
+          <w:tcPr>
+            <w:tcW w:type="dxa" w:w="1200"/>
+            <w:vMerge w:val="continue"/>
+            <w:tcBorders>
+              <w:top w:val="none" w:color="FFFFFF" w:sz="0"/>
+              <w:left w:val="none" w:color="FFFFFF" w:sz="0"/>
+              <w:bottom w:val="single" w:color="BFBFBF" w:sz="2"/>
+              <w:right w:val="none" w:color="FFFFFF" w:sz="0"/>
+            </w:tcBorders>
+            <w:tcMar>
+              <w:top w:type="dxa" w:w="60"/>
+              <w:left w:type="dxa" w:w="90"/>
+              <w:bottom w:type="dxa" w:w="60"/>
+              <w:right w:type="dxa" w:w="90"/>
+            </w:tcMar>
+            <w:vAlign w:val="top"/>
+          </w:tcPr>
+          <w:p>
+            <w:pPr>
+              <w:spacing w:line="280"/>
+              <w:jc w:val="left"/>
+            </w:pPr>
+          </w:p>
+        </w:tc>
+        <w:tc>
+          <w:tcPr>
+            <w:tcW w:type="dxa" w:w="1400"/>
+            <w:vMerge w:val="continue"/>
+            <w:tcBorders>
+              <w:top w:val="none" w:color="FFFFFF" w:sz="0"/>
+              <w:left w:val="none" w:color="FFFFFF" w:sz="0"/>
+              <w:bottom w:val="single" w:color="BFBFBF" w:sz="2"/>
+              <w:right w:val="none" w:color="FFFFFF" w:sz="0"/>
+            </w:tcBorders>
+            <w:tcMar>
+              <w:top w:type="dxa" w:w="60"/>
+              <w:left w:type="dxa" w:w="90"/>
+              <w:bottom w:type="dxa" w:w="60"/>
+              <w:right w:type="dxa" w:w="90"/>
+            </w:tcMar>
+            <w:vAlign w:val="top"/>
+          </w:tcPr>
+          <w:p>
+            <w:pPr>
+              <w:spacing w:line="280"/>
+              <w:jc w:val="left"/>
+            </w:pPr>
+          </w:p>
+        </w:tc>
+        <w:tc>
+          <w:tcPr>
+            <w:tcW w:type="dxa" w:w="1600"/>
+            <w:tcBorders>
+              <w:top w:val="none" w:color="FFFFFF" w:sz="0"/>
+              <w:left w:val="none" w:color="FFFFFF" w:sz="0"/>
+              <w:bottom w:val="single" w:color="BFBFBF" w:sz="2"/>
+              <w:right w:val="none" w:color="FFFFFF" w:sz="0"/>
+            </w:tcBorders>
+            <w:tcMar>
+              <w:top w:type="dxa" w:w="60"/>
+              <w:left w:type="dxa" w:w="90"/>
+              <w:bottom w:type="dxa" w:w="60"/>
+              <w:right w:type="dxa" w:w="90"/>
+            </w:tcMar>
+            <w:vAlign w:val="top"/>
+          </w:tcPr>
+          <w:p>
+            <w:pPr>
+              <w:spacing w:line="280"/>
+              <w:jc w:val="left"/>
+            </w:pPr>
+            <w:r>
+              <w:rPr>
+                <w:rFonts w:ascii="Times New Roman" w:eastAsia="宋体" w:hAnsi="Times New Roman"/>
+                <w:b w:val="false"/>
+                <w:bCs w:val="false"/>
+                <w:color w:val="000000"/>
+                <w:sz w:val="18"/>
+                <w:szCs w:val="18"/>
+              </w:rPr>
+              <w:t xml:space="preserve">恒温混匀仪</w:t>
+            </w:r>
+          </w:p>
+        </w:tc>
+        <w:tc>
+          <w:tcPr>
+            <w:tcW w:type="dxa" w:w="3660"/>
+            <w:tcBorders>
+              <w:top w:val="none" w:color="FFFFFF" w:sz="0"/>
+              <w:left w:val="none" w:color="FFFFFF" w:sz="0"/>
+              <w:bottom w:val="single" w:color="BFBFBF" w:sz="2"/>
+              <w:right w:val="none" w:color="FFFFFF" w:sz="0"/>
+            </w:tcBorders>
+            <w:tcMar>
+              <w:top w:type="dxa" w:w="60"/>
+              <w:left w:type="dxa" w:w="90"/>
+              <w:bottom w:type="dxa" w:w="60"/>
+              <w:right w:type="dxa" w:w="90"/>
+            </w:tcMar>
+            <w:vAlign w:val="top"/>
+          </w:tcPr>
+          <w:p>
+            <w:pPr>
+              <w:spacing w:line="280"/>
+              <w:jc w:val="left"/>
+            </w:pPr>
+            <w:r>
+              <w:rPr>
+                <w:rFonts w:ascii="Times New Roman" w:eastAsia="宋体" w:hAnsi="Times New Roman"/>
+                <w:b w:val="false"/>
+                <w:bCs w:val="false"/>
+                <w:color w:val="000000"/>
+                <w:sz w:val="18"/>
+                <w:szCs w:val="18"/>
+              </w:rPr>
+              <w:t xml:space="preserve">配 96 孔与 1.5 mL 两种模块，控温可调</w:t>
+            </w:r>
+          </w:p>
+        </w:tc>
+        <w:tc>
+          <w:tcPr>
+            <w:tcW w:type="dxa" w:w="600"/>
+            <w:tcBorders>
+              <w:top w:val="none" w:color="FFFFFF" w:sz="0"/>
+              <w:left w:val="none" w:color="FFFFFF" w:sz="0"/>
+              <w:bottom w:val="single" w:color="BFBFBF" w:sz="2"/>
+              <w:right w:val="none" w:color="FFFFFF" w:sz="0"/>
+            </w:tcBorders>
+            <w:tcMar>
+              <w:top w:type="dxa" w:w="60"/>
+              <w:left w:type="dxa" w:w="90"/>
+              <w:bottom w:type="dxa" w:w="60"/>
+              <w:right w:type="dxa" w:w="90"/>
+            </w:tcMar>
+            <w:vAlign w:val="top"/>
+          </w:tcPr>
+          <w:p>
+            <w:pPr>
+              <w:spacing w:line="280"/>
+              <w:jc w:val="center"/>
+            </w:pPr>
+            <w:r>
+              <w:rPr>
+                <w:rFonts w:ascii="Times New Roman" w:eastAsia="宋体" w:hAnsi="Times New Roman"/>
+                <w:b w:val="false"/>
+                <w:bCs w:val="false"/>
+                <w:color w:val="000000"/>
+                <w:sz w:val="18"/>
+                <w:szCs w:val="18"/>
+              </w:rPr>
+              <w:t xml:space="preserve">1</w:t>
+            </w:r>
+          </w:p>
+        </w:tc>
+        <w:tc>
+          <w:tcPr>
+            <w:tcW w:type="dxa" w:w="1400"/>
+            <w:tcBorders>
+              <w:top w:val="none" w:color="FFFFFF" w:sz="0"/>
+              <w:left w:val="none" w:color="FFFFFF" w:sz="0"/>
+              <w:bottom w:val="single" w:color="BFBFBF" w:sz="2"/>
+              <w:right w:val="none" w:color="FFFFFF" w:sz="0"/>
+            </w:tcBorders>
+            <w:tcMar>
+              <w:top w:type="dxa" w:w="60"/>
+              <w:left w:type="dxa" w:w="90"/>
+              <w:bottom w:type="dxa" w:w="60"/>
+              <w:right w:type="dxa" w:w="90"/>
+            </w:tcMar>
+            <w:vAlign w:val="top"/>
+          </w:tcPr>
+          <w:p>
+            <w:pPr>
+              <w:spacing w:line="280"/>
+              <w:jc w:val="left"/>
+            </w:pPr>
+            <w:r>
+              <w:rPr>
+                <w:rFonts w:ascii="Times New Roman" w:eastAsia="宋体" w:hAnsi="Times New Roman"/>
+                <w:b w:val="false"/>
+                <w:bCs w:val="false"/>
+                <w:color w:val="000000"/>
+                <w:sz w:val="18"/>
+                <w:szCs w:val="18"/>
+              </w:rPr>
+              <w:t xml:space="preserve">温控孵育与混匀</w:t>
+            </w:r>
+          </w:p>
+        </w:tc>
+      </w:tr>
+      <w:tr>
+        <w:tc>
+          <w:tcPr>
+            <w:tcW w:type="dxa" w:w="1200"/>
+            <w:vMerge w:val="continue"/>
+            <w:tcBorders>
+              <w:top w:val="none" w:color="FFFFFF" w:sz="0"/>
+              <w:left w:val="none" w:color="FFFFFF" w:sz="0"/>
+              <w:bottom w:val="single" w:color="BFBFBF" w:sz="2"/>
+              <w:right w:val="none" w:color="FFFFFF" w:sz="0"/>
+            </w:tcBorders>
+            <w:tcMar>
+              <w:top w:type="dxa" w:w="60"/>
+              <w:left w:type="dxa" w:w="90"/>
+              <w:bottom w:type="dxa" w:w="60"/>
+              <w:right w:type="dxa" w:w="90"/>
+            </w:tcMar>
+            <w:vAlign w:val="top"/>
+          </w:tcPr>
+          <w:p>
+            <w:pPr>
+              <w:spacing w:line="280"/>
+              <w:jc w:val="left"/>
+            </w:pPr>
+          </w:p>
+        </w:tc>
+        <w:tc>
+          <w:tcPr>
+            <w:tcW w:type="dxa" w:w="1400"/>
+            <w:vMerge w:val="continue"/>
+            <w:tcBorders>
+              <w:top w:val="none" w:color="FFFFFF" w:sz="0"/>
+              <w:left w:val="none" w:color="FFFFFF" w:sz="0"/>
+              <w:bottom w:val="single" w:color="BFBFBF" w:sz="2"/>
+              <w:right w:val="none" w:color="FFFFFF" w:sz="0"/>
+            </w:tcBorders>
+            <w:tcMar>
+              <w:top w:type="dxa" w:w="60"/>
+              <w:left w:type="dxa" w:w="90"/>
+              <w:bottom w:type="dxa" w:w="60"/>
+              <w:right w:type="dxa" w:w="90"/>
+            </w:tcMar>
+            <w:vAlign w:val="top"/>
+          </w:tcPr>
+          <w:p>
+            <w:pPr>
+              <w:spacing w:line="280"/>
+              <w:jc w:val="left"/>
+            </w:pPr>
+          </w:p>
+        </w:tc>
+        <w:tc>
+          <w:tcPr>
+            <w:tcW w:type="dxa" w:w="1600"/>
+            <w:tcBorders>
+              <w:top w:val="none" w:color="FFFFFF" w:sz="0"/>
+              <w:left w:val="none" w:color="FFFFFF" w:sz="0"/>
+              <w:bottom w:val="single" w:color="BFBFBF" w:sz="2"/>
+              <w:right w:val="none" w:color="FFFFFF" w:sz="0"/>
+            </w:tcBorders>
+            <w:tcMar>
+              <w:top w:type="dxa" w:w="60"/>
+              <w:left w:type="dxa" w:w="90"/>
+              <w:bottom w:type="dxa" w:w="60"/>
+              <w:right w:type="dxa" w:w="90"/>
+            </w:tcMar>
+            <w:vAlign w:val="top"/>
+          </w:tcPr>
+          <w:p>
+            <w:pPr>
+              <w:spacing w:line="280"/>
+              <w:jc w:val="left"/>
+            </w:pPr>
+            <w:r>
+              <w:rPr>
+                <w:rFonts w:ascii="Times New Roman" w:eastAsia="宋体" w:hAnsi="Times New Roman"/>
+                <w:b w:val="false"/>
+                <w:bCs w:val="false"/>
+                <w:color w:val="000000"/>
+                <w:sz w:val="18"/>
+                <w:szCs w:val="18"/>
+              </w:rPr>
+              <w:t xml:space="preserve">真空离心浓缩仪</w:t>
+            </w:r>
+          </w:p>
+        </w:tc>
+        <w:tc>
+          <w:tcPr>
+            <w:tcW w:type="dxa" w:w="3660"/>
+            <w:tcBorders>
+              <w:top w:val="none" w:color="FFFFFF" w:sz="0"/>
+              <w:left w:val="none" w:color="FFFFFF" w:sz="0"/>
+              <w:bottom w:val="single" w:color="BFBFBF" w:sz="2"/>
+              <w:right w:val="none" w:color="FFFFFF" w:sz="0"/>
+            </w:tcBorders>
+            <w:tcMar>
+              <w:top w:type="dxa" w:w="60"/>
+              <w:left w:type="dxa" w:w="90"/>
+              <w:bottom w:type="dxa" w:w="60"/>
+              <w:right w:type="dxa" w:w="90"/>
+            </w:tcMar>
+            <w:vAlign w:val="top"/>
+          </w:tcPr>
+          <w:p>
+            <w:pPr>
+              <w:spacing w:line="280"/>
+              <w:jc w:val="left"/>
+            </w:pPr>
+            <w:r>
+              <w:rPr>
+                <w:rFonts w:ascii="Times New Roman" w:eastAsia="宋体" w:hAnsi="Times New Roman"/>
+                <w:b w:val="false"/>
+                <w:bCs w:val="false"/>
+                <w:color w:val="000000"/>
+                <w:sz w:val="18"/>
+                <w:szCs w:val="18"/>
+              </w:rPr>
+              <w:t xml:space="preserve">用于杂交捕获后样本与文库的浓缩</w:t>
+            </w:r>
+          </w:p>
+        </w:tc>
+        <w:tc>
+          <w:tcPr>
+            <w:tcW w:type="dxa" w:w="600"/>
+            <w:tcBorders>
+              <w:top w:val="none" w:color="FFFFFF" w:sz="0"/>
+              <w:left w:val="none" w:color="FFFFFF" w:sz="0"/>
+              <w:bottom w:val="single" w:color="BFBFBF" w:sz="2"/>
+              <w:right w:val="none" w:color="FFFFFF" w:sz="0"/>
+            </w:tcBorders>
+            <w:tcMar>
+              <w:top w:type="dxa" w:w="60"/>
+              <w:left w:type="dxa" w:w="90"/>
+              <w:bottom w:type="dxa" w:w="60"/>
+              <w:right w:type="dxa" w:w="90"/>
+            </w:tcMar>
+            <w:vAlign w:val="top"/>
+          </w:tcPr>
+          <w:p>
+            <w:pPr>
+              <w:spacing w:line="280"/>
+              <w:jc w:val="center"/>
+            </w:pPr>
+            <w:r>
+              <w:rPr>
+                <w:rFonts w:ascii="Times New Roman" w:eastAsia="宋体" w:hAnsi="Times New Roman"/>
+                <w:b w:val="false"/>
+                <w:bCs w:val="false"/>
+                <w:color w:val="000000"/>
+                <w:sz w:val="18"/>
+                <w:szCs w:val="18"/>
+              </w:rPr>
+              <w:t xml:space="preserve">1</w:t>
+            </w:r>
+          </w:p>
+        </w:tc>
+        <w:tc>
+          <w:tcPr>
+            <w:tcW w:type="dxa" w:w="1400"/>
+            <w:tcBorders>
+              <w:top w:val="none" w:color="FFFFFF" w:sz="0"/>
+              <w:left w:val="none" w:color="FFFFFF" w:sz="0"/>
+              <w:bottom w:val="single" w:color="BFBFBF" w:sz="2"/>
+              <w:right w:val="none" w:color="FFFFFF" w:sz="0"/>
+            </w:tcBorders>
+            <w:tcMar>
+              <w:top w:type="dxa" w:w="60"/>
+              <w:left w:type="dxa" w:w="90"/>
+              <w:bottom w:type="dxa" w:w="60"/>
+              <w:right w:type="dxa" w:w="90"/>
+            </w:tcMar>
+            <w:vAlign w:val="top"/>
+          </w:tcPr>
+          <w:p>
+            <w:pPr>
+              <w:spacing w:line="280"/>
+              <w:jc w:val="left"/>
+            </w:pPr>
+            <w:r>
+              <w:rPr>
+                <w:rFonts w:ascii="Times New Roman" w:eastAsia="宋体" w:hAnsi="Times New Roman"/>
+                <w:b w:val="false"/>
+                <w:bCs w:val="false"/>
+                <w:color w:val="000000"/>
+                <w:sz w:val="18"/>
+                <w:szCs w:val="18"/>
+              </w:rPr>
+              <w:t xml:space="preserve">捕获后样本与文库浓缩</w:t>
+            </w:r>
+          </w:p>
+        </w:tc>
+      </w:tr>
+      <w:tr>
+        <w:tc>
+          <w:tcPr>
+            <w:tcW w:type="dxa" w:w="1200"/>
+            <w:vMerge w:val="continue"/>
+            <w:tcBorders>
+              <w:top w:val="none" w:color="FFFFFF" w:sz="0"/>
+              <w:left w:val="none" w:color="FFFFFF" w:sz="0"/>
+              <w:bottom w:val="single" w:color="BFBFBF" w:sz="2"/>
+              <w:right w:val="none" w:color="FFFFFF" w:sz="0"/>
+            </w:tcBorders>
+            <w:tcMar>
+              <w:top w:type="dxa" w:w="60"/>
+              <w:left w:type="dxa" w:w="90"/>
+              <w:bottom w:type="dxa" w:w="60"/>
+              <w:right w:type="dxa" w:w="90"/>
+            </w:tcMar>
+            <w:vAlign w:val="top"/>
+          </w:tcPr>
+          <w:p>
+            <w:pPr>
+              <w:spacing w:line="280"/>
+              <w:jc w:val="left"/>
+            </w:pPr>
+          </w:p>
+        </w:tc>
+        <w:tc>
+          <w:tcPr>
+            <w:tcW w:type="dxa" w:w="1400"/>
+            <w:vMerge w:val="continue"/>
+            <w:tcBorders>
+              <w:top w:val="none" w:color="FFFFFF" w:sz="0"/>
+              <w:left w:val="none" w:color="FFFFFF" w:sz="0"/>
+              <w:bottom w:val="single" w:color="BFBFBF" w:sz="2"/>
+              <w:right w:val="none" w:color="FFFFFF" w:sz="0"/>
+            </w:tcBorders>
+            <w:tcMar>
+              <w:top w:type="dxa" w:w="60"/>
+              <w:left w:type="dxa" w:w="90"/>
+              <w:bottom w:type="dxa" w:w="60"/>
+              <w:right w:type="dxa" w:w="90"/>
+            </w:tcMar>
+            <w:vAlign w:val="top"/>
+          </w:tcPr>
+          <w:p>
+            <w:pPr>
+              <w:spacing w:line="280"/>
+              <w:jc w:val="left"/>
+            </w:pPr>
+          </w:p>
+        </w:tc>
+        <w:tc>
+          <w:tcPr>
+            <w:tcW w:type="dxa" w:w="1600"/>
+            <w:tcBorders>
+              <w:top w:val="none" w:color="FFFFFF" w:sz="0"/>
+              <w:left w:val="none" w:color="FFFFFF" w:sz="0"/>
+              <w:bottom w:val="single" w:color="BFBFBF" w:sz="2"/>
+              <w:right w:val="none" w:color="FFFFFF" w:sz="0"/>
+            </w:tcBorders>
+            <w:tcMar>
+              <w:top w:type="dxa" w:w="60"/>
+              <w:left w:type="dxa" w:w="90"/>
+              <w:bottom w:type="dxa" w:w="60"/>
+              <w:right w:type="dxa" w:w="90"/>
+            </w:tcMar>
+            <w:vAlign w:val="top"/>
+          </w:tcPr>
+          <w:p>
+            <w:pPr>
+              <w:spacing w:line="280"/>
+              <w:jc w:val="left"/>
+            </w:pPr>
+            <w:r>
+              <w:rPr>
+                <w:rFonts w:ascii="Times New Roman" w:eastAsia="宋体" w:hAnsi="Times New Roman"/>
+                <w:b w:val="false"/>
+                <w:bCs w:val="false"/>
+                <w:color w:val="000000"/>
+                <w:sz w:val="18"/>
+                <w:szCs w:val="18"/>
+              </w:rPr>
+              <w:t xml:space="preserve">荧光定量仪</w:t>
+            </w:r>
+          </w:p>
+        </w:tc>
+        <w:tc>
+          <w:tcPr>
+            <w:tcW w:type="dxa" w:w="3660"/>
+            <w:tcBorders>
+              <w:top w:val="none" w:color="FFFFFF" w:sz="0"/>
+              <w:left w:val="none" w:color="FFFFFF" w:sz="0"/>
+              <w:bottom w:val="single" w:color="BFBFBF" w:sz="2"/>
+              <w:right w:val="none" w:color="FFFFFF" w:sz="0"/>
+            </w:tcBorders>
+            <w:tcMar>
+              <w:top w:type="dxa" w:w="60"/>
+              <w:left w:type="dxa" w:w="90"/>
+              <w:bottom w:type="dxa" w:w="60"/>
+              <w:right w:type="dxa" w:w="90"/>
+            </w:tcMar>
+            <w:vAlign w:val="top"/>
+          </w:tcPr>
+          <w:p>
+            <w:pPr>
+              <w:spacing w:line="280"/>
+              <w:jc w:val="left"/>
+            </w:pPr>
+            <w:r>
+              <w:rPr>
+                <w:rFonts w:ascii="Times New Roman" w:eastAsia="宋体" w:hAnsi="Times New Roman"/>
+                <w:b w:val="false"/>
+                <w:bCs w:val="false"/>
+                <w:color w:val="000000"/>
+                <w:sz w:val="18"/>
+                <w:szCs w:val="18"/>
+              </w:rPr>
+              <w:t xml:space="preserve">荧光法核酸与文库浓度精确定量</w:t>
+            </w:r>
+          </w:p>
+        </w:tc>
+        <w:tc>
+          <w:tcPr>
+            <w:tcW w:type="dxa" w:w="600"/>
+            <w:tcBorders>
+              <w:top w:val="none" w:color="FFFFFF" w:sz="0"/>
+              <w:left w:val="none" w:color="FFFFFF" w:sz="0"/>
+              <w:bottom w:val="single" w:color="BFBFBF" w:sz="2"/>
+              <w:right w:val="none" w:color="FFFFFF" w:sz="0"/>
+            </w:tcBorders>
+            <w:tcMar>
+              <w:top w:type="dxa" w:w="60"/>
+              <w:left w:type="dxa" w:w="90"/>
+              <w:bottom w:type="dxa" w:w="60"/>
+              <w:right w:type="dxa" w:w="90"/>
+            </w:tcMar>
+            <w:vAlign w:val="top"/>
+          </w:tcPr>
+          <w:p>
+            <w:pPr>
+              <w:spacing w:line="280"/>
+              <w:jc w:val="center"/>
+            </w:pPr>
+            <w:r>
+              <w:rPr>
+                <w:rFonts w:ascii="Times New Roman" w:eastAsia="宋体" w:hAnsi="Times New Roman"/>
+                <w:b w:val="false"/>
+                <w:bCs w:val="false"/>
+                <w:color w:val="000000"/>
+                <w:sz w:val="18"/>
+                <w:szCs w:val="18"/>
+              </w:rPr>
+              <w:t xml:space="preserve">1</w:t>
+            </w:r>
+          </w:p>
+        </w:tc>
+        <w:tc>
+          <w:tcPr>
+            <w:tcW w:type="dxa" w:w="1400"/>
+            <w:tcBorders>
+              <w:top w:val="none" w:color="FFFFFF" w:sz="0"/>
+              <w:left w:val="none" w:color="FFFFFF" w:sz="0"/>
+              <w:bottom w:val="single" w:color="BFBFBF" w:sz="2"/>
+              <w:right w:val="none" w:color="FFFFFF" w:sz="0"/>
+            </w:tcBorders>
+            <w:tcMar>
+              <w:top w:type="dxa" w:w="60"/>
+              <w:left w:type="dxa" w:w="90"/>
+              <w:bottom w:type="dxa" w:w="60"/>
+              <w:right w:type="dxa" w:w="90"/>
+            </w:tcMar>
+            <w:vAlign w:val="top"/>
+          </w:tcPr>
+          <w:p>
+            <w:pPr>
+              <w:spacing w:line="280"/>
+              <w:jc w:val="left"/>
+            </w:pPr>
+            <w:r>
+              <w:rPr>
+                <w:rFonts w:ascii="Times New Roman" w:eastAsia="宋体" w:hAnsi="Times New Roman"/>
+                <w:b w:val="false"/>
+                <w:bCs w:val="false"/>
+                <w:color w:val="000000"/>
+                <w:sz w:val="18"/>
+                <w:szCs w:val="18"/>
+              </w:rPr>
+              <w:t xml:space="preserve">核酸与文库浓度测定</w:t>
+            </w:r>
+          </w:p>
+        </w:tc>
+      </w:tr>
+      <w:tr>
+        <w:tc>
+          <w:tcPr>
+            <w:tcW w:type="dxa" w:w="1200"/>
             <w:vMerge w:val="restart"/>
             <w:tcBorders>
               <w:top w:val="none" w:color="FFFFFF" w:sz="0"/>
@@ -10318,7 +15844,7 @@
                 <w:sz w:val="18"/>
                 <w:szCs w:val="18"/>
               </w:rPr>
-              <w:t xml:space="preserve">杂交捕获区</w:t>
+              <w:t xml:space="preserve">扩增区</w:t>
             </w:r>
           </w:p>
         </w:tc>
@@ -10354,7 +15880,7 @@
                 <w:sz w:val="18"/>
                 <w:szCs w:val="18"/>
               </w:rPr>
-              <w:t xml:space="preserve">探针杂交与磁珠捕获</w:t>
+              <w:t xml:space="preserve">捕获后扩增与上机前质检</w:t>
             </w:r>
           </w:p>
         </w:tc>
@@ -10424,7 +15950,7 @@
                 <w:sz w:val="18"/>
                 <w:szCs w:val="18"/>
               </w:rPr>
-              <w:t xml:space="preserve">2-8℃&amp;-20℃</w:t>
+              <w:t xml:space="preserve">2–8 ℃ 冷藏与 −20 ℃ 冷冻双温区</w:t>
             </w:r>
           </w:p>
         </w:tc>
@@ -11349,7 +16875,7 @@
                 <w:sz w:val="18"/>
                 <w:szCs w:val="18"/>
               </w:rPr>
-              <w:t xml:space="preserve">PCR扩增仪</w:t>
+              <w:t xml:space="preserve">单道移液器</w:t>
             </w:r>
           </w:p>
         </w:tc>
@@ -11384,7 +16910,7 @@
                 <w:sz w:val="18"/>
                 <w:szCs w:val="18"/>
               </w:rPr>
-              <w:t xml:space="preserve">≥96 孔，具备梯度扩增功能</w:t>
+              <w:t xml:space="preserve">量程分档覆盖 0.1–1000 µL；分档：0.1–2.0、0.5–10、2–20、10–100、20–200、100–1000 µL</w:t>
             </w:r>
           </w:p>
         </w:tc>
@@ -11419,7 +16945,7 @@
                 <w:sz w:val="18"/>
                 <w:szCs w:val="18"/>
               </w:rPr>
-              <w:t xml:space="preserve">1</w:t>
+              <w:t xml:space="preserve">6</w:t>
             </w:r>
           </w:p>
         </w:tc>
@@ -11454,7 +16980,7 @@
                 <w:sz w:val="18"/>
                 <w:szCs w:val="18"/>
               </w:rPr>
-              <w:t xml:space="preserve">文库孵育与扩增</w:t>
+              <w:t xml:space="preserve">分子实验常规器具</w:t>
             </w:r>
           </w:p>
         </w:tc>
@@ -11541,7 +17067,7 @@
                 <w:sz w:val="18"/>
                 <w:szCs w:val="18"/>
               </w:rPr>
-              <w:t xml:space="preserve">垂直混匀仪</w:t>
+              <w:t xml:space="preserve">PCR扩增仪</w:t>
             </w:r>
           </w:p>
         </w:tc>
@@ -11576,7 +17102,7 @@
                 <w:sz w:val="18"/>
                 <w:szCs w:val="18"/>
               </w:rPr>
-              <w:t xml:space="preserve">满足常规分子实验操作要求</w:t>
+              <w:t xml:space="preserve">≥96 孔，具备梯度扩增功能</w:t>
             </w:r>
           </w:p>
         </w:tc>
@@ -11646,7 +17172,7 @@
                 <w:sz w:val="18"/>
                 <w:szCs w:val="18"/>
               </w:rPr>
-              <w:t xml:space="preserve">杂交孵育混匀</w:t>
+              <w:t xml:space="preserve">文库孵育与扩增</w:t>
             </w:r>
           </w:p>
         </w:tc>
@@ -11733,7 +17259,7 @@
                 <w:sz w:val="18"/>
                 <w:szCs w:val="18"/>
               </w:rPr>
-              <w:t xml:space="preserve">高速离心机</w:t>
+              <w:t xml:space="preserve">全自动毛细管电泳仪</w:t>
             </w:r>
           </w:p>
         </w:tc>
@@ -11768,7 +17294,7 @@
                 <w:sz w:val="18"/>
                 <w:szCs w:val="18"/>
               </w:rPr>
-              <w:t xml:space="preserve">1.5ml转子</w:t>
+              <w:t xml:space="preserve">文库片段长度分布与浓度分析</w:t>
             </w:r>
           </w:p>
         </w:tc>
@@ -11838,7 +17364,7 @@
                 <w:sz w:val="18"/>
                 <w:szCs w:val="18"/>
               </w:rPr>
-              <w:t xml:space="preserve">纯化与分离</w:t>
+              <w:t xml:space="preserve">文库片段分布分析</w:t>
             </w:r>
           </w:p>
         </w:tc>
@@ -11925,7 +17451,7 @@
                 <w:sz w:val="18"/>
                 <w:szCs w:val="18"/>
               </w:rPr>
-              <w:t xml:space="preserve">磁力架</w:t>
+              <w:t xml:space="preserve">磁力架（1.5 mL 离心管用）</w:t>
             </w:r>
           </w:p>
         </w:tc>
@@ -11960,7 +17486,7 @@
                 <w:sz w:val="18"/>
                 <w:szCs w:val="18"/>
               </w:rPr>
-              <w:t xml:space="preserve">16头；16孔(凹）;离心管用</w:t>
+              <w:t xml:space="preserve">16 孔，适配 1.5 mL 离心管</w:t>
             </w:r>
           </w:p>
         </w:tc>
@@ -12117,7 +17643,7 @@
                 <w:sz w:val="18"/>
                 <w:szCs w:val="18"/>
               </w:rPr>
-              <w:t xml:space="preserve">96孔磁力架（八排管）</w:t>
+              <w:t xml:space="preserve">荧光定量仪</w:t>
             </w:r>
           </w:p>
         </w:tc>
@@ -12152,7 +17678,7 @@
                 <w:sz w:val="18"/>
                 <w:szCs w:val="18"/>
               </w:rPr>
-              <w:t xml:space="preserve">八排管</w:t>
+              <w:t xml:space="preserve">荧光法核酸与文库浓度精确定量</w:t>
             </w:r>
           </w:p>
         </w:tc>
@@ -12222,7 +17748,7 @@
                 <w:sz w:val="18"/>
                 <w:szCs w:val="18"/>
               </w:rPr>
-              <w:t xml:space="preserve">磁珠纯化（96 孔）</w:t>
+              <w:t xml:space="preserve">核酸与文库浓度测定</w:t>
             </w:r>
           </w:p>
         </w:tc>
@@ -12231,6 +17757,220 @@
         <w:tc>
           <w:tcPr>
             <w:tcW w:type="dxa" w:w="1200"/>
+            <w:vMerge w:val="restart"/>
+            <w:tcBorders>
+              <w:top w:val="none" w:color="FFFFFF" w:sz="0"/>
+              <w:left w:val="none" w:color="FFFFFF" w:sz="0"/>
+              <w:bottom w:val="single" w:color="BFBFBF" w:sz="2"/>
+              <w:right w:val="none" w:color="FFFFFF" w:sz="0"/>
+            </w:tcBorders>
+            <w:tcMar>
+              <w:top w:type="dxa" w:w="60"/>
+              <w:left w:type="dxa" w:w="90"/>
+              <w:bottom w:type="dxa" w:w="60"/>
+              <w:right w:type="dxa" w:w="90"/>
+            </w:tcMar>
+            <w:vAlign w:val="top"/>
+          </w:tcPr>
+          <w:p>
+            <w:pPr>
+              <w:spacing w:line="280"/>
+              <w:jc w:val="left"/>
+            </w:pPr>
+            <w:r>
+              <w:rPr>
+                <w:rFonts w:ascii="Times New Roman" w:eastAsia="宋体" w:hAnsi="Times New Roman"/>
+                <w:b w:val="false"/>
+                <w:bCs w:val="false"/>
+                <w:color w:val="000000"/>
+                <w:sz w:val="18"/>
+                <w:szCs w:val="18"/>
+              </w:rPr>
+              <w:t xml:space="preserve">测序区</w:t>
+            </w:r>
+          </w:p>
+        </w:tc>
+        <w:tc>
+          <w:tcPr>
+            <w:tcW w:type="dxa" w:w="1400"/>
+            <w:vMerge w:val="restart"/>
+            <w:tcBorders>
+              <w:top w:val="none" w:color="FFFFFF" w:sz="0"/>
+              <w:left w:val="none" w:color="FFFFFF" w:sz="0"/>
+              <w:bottom w:val="single" w:color="BFBFBF" w:sz="2"/>
+              <w:right w:val="none" w:color="FFFFFF" w:sz="0"/>
+            </w:tcBorders>
+            <w:tcMar>
+              <w:top w:type="dxa" w:w="60"/>
+              <w:left w:type="dxa" w:w="90"/>
+              <w:bottom w:type="dxa" w:w="60"/>
+              <w:right w:type="dxa" w:w="90"/>
+            </w:tcMar>
+            <w:vAlign w:val="top"/>
+          </w:tcPr>
+          <w:p>
+            <w:pPr>
+              <w:spacing w:line="280"/>
+              <w:jc w:val="left"/>
+            </w:pPr>
+            <w:r>
+              <w:rPr>
+                <w:rFonts w:ascii="Times New Roman" w:eastAsia="宋体" w:hAnsi="Times New Roman"/>
+                <w:b w:val="false"/>
+                <w:bCs w:val="false"/>
+                <w:color w:val="000000"/>
+                <w:sz w:val="18"/>
+                <w:szCs w:val="18"/>
+              </w:rPr>
+              <w:t xml:space="preserve">上机测序与数据分析</w:t>
+            </w:r>
+          </w:p>
+        </w:tc>
+        <w:tc>
+          <w:tcPr>
+            <w:tcW w:type="dxa" w:w="1600"/>
+            <w:tcBorders>
+              <w:top w:val="none" w:color="FFFFFF" w:sz="0"/>
+              <w:left w:val="none" w:color="FFFFFF" w:sz="0"/>
+              <w:bottom w:val="single" w:color="BFBFBF" w:sz="2"/>
+              <w:right w:val="none" w:color="FFFFFF" w:sz="0"/>
+            </w:tcBorders>
+            <w:tcMar>
+              <w:top w:type="dxa" w:w="60"/>
+              <w:left w:type="dxa" w:w="90"/>
+              <w:bottom w:type="dxa" w:w="60"/>
+              <w:right w:type="dxa" w:w="90"/>
+            </w:tcMar>
+            <w:vAlign w:val="top"/>
+          </w:tcPr>
+          <w:p>
+            <w:pPr>
+              <w:spacing w:line="280"/>
+              <w:jc w:val="left"/>
+            </w:pPr>
+            <w:r>
+              <w:rPr>
+                <w:rFonts w:ascii="Times New Roman" w:eastAsia="宋体" w:hAnsi="Times New Roman"/>
+                <w:b w:val="false"/>
+                <w:bCs w:val="false"/>
+                <w:color w:val="000000"/>
+                <w:sz w:val="18"/>
+                <w:szCs w:val="18"/>
+              </w:rPr>
+              <w:t xml:space="preserve">抽湿机</w:t>
+            </w:r>
+          </w:p>
+        </w:tc>
+        <w:tc>
+          <w:tcPr>
+            <w:tcW w:type="dxa" w:w="3660"/>
+            <w:tcBorders>
+              <w:top w:val="none" w:color="FFFFFF" w:sz="0"/>
+              <w:left w:val="none" w:color="FFFFFF" w:sz="0"/>
+              <w:bottom w:val="single" w:color="BFBFBF" w:sz="2"/>
+              <w:right w:val="none" w:color="FFFFFF" w:sz="0"/>
+            </w:tcBorders>
+            <w:tcMar>
+              <w:top w:type="dxa" w:w="60"/>
+              <w:left w:type="dxa" w:w="90"/>
+              <w:bottom w:type="dxa" w:w="60"/>
+              <w:right w:type="dxa" w:w="90"/>
+            </w:tcMar>
+            <w:vAlign w:val="top"/>
+          </w:tcPr>
+          <w:p>
+            <w:pPr>
+              <w:spacing w:line="280"/>
+              <w:jc w:val="left"/>
+            </w:pPr>
+            <w:r>
+              <w:rPr>
+                <w:rFonts w:ascii="Times New Roman" w:eastAsia="宋体" w:hAnsi="Times New Roman"/>
+                <w:b w:val="false"/>
+                <w:bCs w:val="false"/>
+                <w:color w:val="000000"/>
+                <w:sz w:val="18"/>
+                <w:szCs w:val="18"/>
+              </w:rPr>
+              <w:t xml:space="preserve">按实验室实际环境湿度条件配置</w:t>
+            </w:r>
+          </w:p>
+        </w:tc>
+        <w:tc>
+          <w:tcPr>
+            <w:tcW w:type="dxa" w:w="600"/>
+            <w:tcBorders>
+              <w:top w:val="none" w:color="FFFFFF" w:sz="0"/>
+              <w:left w:val="none" w:color="FFFFFF" w:sz="0"/>
+              <w:bottom w:val="single" w:color="BFBFBF" w:sz="2"/>
+              <w:right w:val="none" w:color="FFFFFF" w:sz="0"/>
+            </w:tcBorders>
+            <w:tcMar>
+              <w:top w:type="dxa" w:w="60"/>
+              <w:left w:type="dxa" w:w="90"/>
+              <w:bottom w:type="dxa" w:w="60"/>
+              <w:right w:type="dxa" w:w="90"/>
+            </w:tcMar>
+            <w:vAlign w:val="top"/>
+          </w:tcPr>
+          <w:p>
+            <w:pPr>
+              <w:spacing w:line="280"/>
+              <w:jc w:val="center"/>
+            </w:pPr>
+            <w:r>
+              <w:rPr>
+                <w:rFonts w:ascii="Times New Roman" w:eastAsia="宋体" w:hAnsi="Times New Roman"/>
+                <w:b w:val="false"/>
+                <w:bCs w:val="false"/>
+                <w:color w:val="000000"/>
+                <w:sz w:val="18"/>
+                <w:szCs w:val="18"/>
+              </w:rPr>
+              <w:t xml:space="preserve">1</w:t>
+            </w:r>
+          </w:p>
+        </w:tc>
+        <w:tc>
+          <w:tcPr>
+            <w:tcW w:type="dxa" w:w="1400"/>
+            <w:tcBorders>
+              <w:top w:val="none" w:color="FFFFFF" w:sz="0"/>
+              <w:left w:val="none" w:color="FFFFFF" w:sz="0"/>
+              <w:bottom w:val="single" w:color="BFBFBF" w:sz="2"/>
+              <w:right w:val="none" w:color="FFFFFF" w:sz="0"/>
+            </w:tcBorders>
+            <w:tcMar>
+              <w:top w:type="dxa" w:w="60"/>
+              <w:left w:type="dxa" w:w="90"/>
+              <w:bottom w:type="dxa" w:w="60"/>
+              <w:right w:type="dxa" w:w="90"/>
+            </w:tcMar>
+            <w:vAlign w:val="top"/>
+          </w:tcPr>
+          <w:p>
+            <w:pPr>
+              <w:spacing w:line="280"/>
+              <w:jc w:val="left"/>
+            </w:pPr>
+            <w:r>
+              <w:rPr>
+                <w:rFonts w:ascii="Times New Roman" w:eastAsia="宋体" w:hAnsi="Times New Roman"/>
+                <w:b w:val="false"/>
+                <w:bCs w:val="false"/>
+                <w:color w:val="000000"/>
+                <w:sz w:val="18"/>
+                <w:szCs w:val="18"/>
+              </w:rPr>
+              <w:t xml:space="preserve">环境湿度控制</w:t>
+            </w:r>
+          </w:p>
+        </w:tc>
+      </w:tr>
+      <w:tr>
+        <w:tc>
+          <w:tcPr>
+            <w:tcW w:type="dxa" w:w="1200"/>
             <w:vMerge w:val="continue"/>
             <w:tcBorders>
               <w:top w:val="none" w:color="FFFFFF" w:sz="0"/>
@@ -12309,7 +18049,7 @@
                 <w:sz w:val="18"/>
                 <w:szCs w:val="18"/>
               </w:rPr>
-              <w:t xml:space="preserve">恒温混匀仪</w:t>
+              <w:t xml:space="preserve">分析解读一体机</w:t>
             </w:r>
           </w:p>
         </w:tc>
@@ -12344,7 +18084,7 @@
                 <w:sz w:val="18"/>
                 <w:szCs w:val="18"/>
               </w:rPr>
-              <w:t xml:space="preserve">96孔+1.5模块</w:t>
+              <w:t xml:space="preserve">分析解读服务器或一体机，支持院内本地化部署，与所投试剂盒配套的生物信息分析与报告解读</w:t>
             </w:r>
           </w:p>
         </w:tc>
@@ -12414,7 +18154,7 @@
                 <w:sz w:val="18"/>
                 <w:szCs w:val="18"/>
               </w:rPr>
-              <w:t xml:space="preserve">温控孵育与混匀</w:t>
+              <w:t xml:space="preserve">数据分析与报告解读</w:t>
             </w:r>
           </w:p>
         </w:tc>
@@ -12427,7 +18167,7 @@
             <w:tcBorders>
               <w:top w:val="none" w:color="FFFFFF" w:sz="0"/>
               <w:left w:val="none" w:color="FFFFFF" w:sz="0"/>
-              <w:bottom w:val="single" w:color="BFBFBF" w:sz="2"/>
+              <w:bottom w:val="single" w:color="000000" w:sz="12"/>
               <w:right w:val="none" w:color="FFFFFF" w:sz="0"/>
             </w:tcBorders>
             <w:tcMar>
@@ -12452,7 +18192,7 @@
             <w:tcBorders>
               <w:top w:val="none" w:color="FFFFFF" w:sz="0"/>
               <w:left w:val="none" w:color="FFFFFF" w:sz="0"/>
-              <w:bottom w:val="single" w:color="BFBFBF" w:sz="2"/>
+              <w:bottom w:val="single" w:color="000000" w:sz="12"/>
               <w:right w:val="none" w:color="FFFFFF" w:sz="0"/>
             </w:tcBorders>
             <w:tcMar>
@@ -12476,32 +18216,32 @@
             <w:tcBorders>
               <w:top w:val="none" w:color="FFFFFF" w:sz="0"/>
               <w:left w:val="none" w:color="FFFFFF" w:sz="0"/>
-              <w:bottom w:val="single" w:color="BFBFBF" w:sz="2"/>
-              <w:right w:val="none" w:color="FFFFFF" w:sz="0"/>
-            </w:tcBorders>
-            <w:tcMar>
-              <w:top w:type="dxa" w:w="60"/>
-              <w:left w:type="dxa" w:w="90"/>
-              <w:bottom w:type="dxa" w:w="60"/>
-              <w:right w:type="dxa" w:w="90"/>
-            </w:tcMar>
-            <w:vAlign w:val="top"/>
-          </w:tcPr>
-          <w:p>
-            <w:pPr>
-              <w:spacing w:line="280"/>
-              <w:jc w:val="left"/>
-            </w:pPr>
-            <w:r>
-              <w:rPr>
-                <w:rFonts w:ascii="Times New Roman" w:eastAsia="宋体" w:hAnsi="Times New Roman"/>
-                <w:b w:val="false"/>
-                <w:bCs w:val="false"/>
-                <w:color w:val="000000"/>
-                <w:sz w:val="18"/>
-                <w:szCs w:val="18"/>
-              </w:rPr>
-              <w:t xml:space="preserve">荧光定量仪</w:t>
+              <w:bottom w:val="single" w:color="000000" w:sz="12"/>
+              <w:right w:val="none" w:color="FFFFFF" w:sz="0"/>
+            </w:tcBorders>
+            <w:tcMar>
+              <w:top w:type="dxa" w:w="60"/>
+              <w:left w:type="dxa" w:w="90"/>
+              <w:bottom w:type="dxa" w:w="60"/>
+              <w:right w:type="dxa" w:w="90"/>
+            </w:tcMar>
+            <w:vAlign w:val="top"/>
+          </w:tcPr>
+          <w:p>
+            <w:pPr>
+              <w:spacing w:line="280"/>
+              <w:jc w:val="left"/>
+            </w:pPr>
+            <w:r>
+              <w:rPr>
+                <w:rFonts w:ascii="Times New Roman" w:eastAsia="宋体" w:hAnsi="Times New Roman"/>
+                <w:b w:val="false"/>
+                <w:bCs w:val="false"/>
+                <w:color w:val="000000"/>
+                <w:sz w:val="18"/>
+                <w:szCs w:val="18"/>
+              </w:rPr>
+              <w:t xml:space="preserve">生物信息分析服务器</w:t>
             </w:r>
           </w:p>
         </w:tc>
@@ -12511,32 +18251,32 @@
             <w:tcBorders>
               <w:top w:val="none" w:color="FFFFFF" w:sz="0"/>
               <w:left w:val="none" w:color="FFFFFF" w:sz="0"/>
-              <w:bottom w:val="single" w:color="BFBFBF" w:sz="2"/>
-              <w:right w:val="none" w:color="FFFFFF" w:sz="0"/>
-            </w:tcBorders>
-            <w:tcMar>
-              <w:top w:type="dxa" w:w="60"/>
-              <w:left w:type="dxa" w:w="90"/>
-              <w:bottom w:type="dxa" w:w="60"/>
-              <w:right w:type="dxa" w:w="90"/>
-            </w:tcMar>
-            <w:vAlign w:val="top"/>
-          </w:tcPr>
-          <w:p>
-            <w:pPr>
-              <w:spacing w:line="280"/>
-              <w:jc w:val="left"/>
-            </w:pPr>
-            <w:r>
-              <w:rPr>
-                <w:rFonts w:ascii="Times New Roman" w:eastAsia="宋体" w:hAnsi="Times New Roman"/>
-                <w:b w:val="false"/>
-                <w:bCs w:val="false"/>
-                <w:color w:val="000000"/>
-                <w:sz w:val="18"/>
-                <w:szCs w:val="18"/>
-              </w:rPr>
-              <w:t xml:space="preserve">满足常规分子实验操作要求</w:t>
+              <w:bottom w:val="single" w:color="000000" w:sz="12"/>
+              <w:right w:val="none" w:color="FFFFFF" w:sz="0"/>
+            </w:tcBorders>
+            <w:tcMar>
+              <w:top w:type="dxa" w:w="60"/>
+              <w:left w:type="dxa" w:w="90"/>
+              <w:bottom w:type="dxa" w:w="60"/>
+              <w:right w:type="dxa" w:w="90"/>
+            </w:tcMar>
+            <w:vAlign w:val="top"/>
+          </w:tcPr>
+          <w:p>
+            <w:pPr>
+              <w:spacing w:line="280"/>
+              <w:jc w:val="left"/>
+            </w:pPr>
+            <w:r>
+              <w:rPr>
+                <w:rFonts w:ascii="Times New Roman" w:eastAsia="宋体" w:hAnsi="Times New Roman"/>
+                <w:b w:val="false"/>
+                <w:bCs w:val="false"/>
+                <w:color w:val="000000"/>
+                <w:sz w:val="18"/>
+                <w:szCs w:val="18"/>
+              </w:rPr>
+              <w:t xml:space="preserve">用于本平台生物信息分析与数据存储，支持院内本地化部署</w:t>
             </w:r>
           </w:p>
         </w:tc>
@@ -12546,7 +18286,7 @@
             <w:tcBorders>
               <w:top w:val="none" w:color="FFFFFF" w:sz="0"/>
               <w:left w:val="none" w:color="FFFFFF" w:sz="0"/>
-              <w:bottom w:val="single" w:color="BFBFBF" w:sz="2"/>
+              <w:bottom w:val="single" w:color="000000" w:sz="12"/>
               <w:right w:val="none" w:color="FFFFFF" w:sz="0"/>
             </w:tcBorders>
             <w:tcMar>
@@ -12581,2392 +18321,6 @@
             <w:tcBorders>
               <w:top w:val="none" w:color="FFFFFF" w:sz="0"/>
               <w:left w:val="none" w:color="FFFFFF" w:sz="0"/>
-              <w:bottom w:val="single" w:color="BFBFBF" w:sz="2"/>
-              <w:right w:val="none" w:color="FFFFFF" w:sz="0"/>
-            </w:tcBorders>
-            <w:tcMar>
-              <w:top w:type="dxa" w:w="60"/>
-              <w:left w:type="dxa" w:w="90"/>
-              <w:bottom w:type="dxa" w:w="60"/>
-              <w:right w:type="dxa" w:w="90"/>
-            </w:tcMar>
-            <w:vAlign w:val="top"/>
-          </w:tcPr>
-          <w:p>
-            <w:pPr>
-              <w:spacing w:line="280"/>
-              <w:jc w:val="left"/>
-            </w:pPr>
-            <w:r>
-              <w:rPr>
-                <w:rFonts w:ascii="Times New Roman" w:eastAsia="宋体" w:hAnsi="Times New Roman"/>
-                <w:b w:val="false"/>
-                <w:bCs w:val="false"/>
-                <w:color w:val="000000"/>
-                <w:sz w:val="18"/>
-                <w:szCs w:val="18"/>
-              </w:rPr>
-              <w:t xml:space="preserve">核酸与文库浓度测定</w:t>
-            </w:r>
-          </w:p>
-        </w:tc>
-      </w:tr>
-      <w:tr>
-        <w:tc>
-          <w:tcPr>
-            <w:tcW w:type="dxa" w:w="1200"/>
-            <w:vMerge w:val="continue"/>
-            <w:tcBorders>
-              <w:top w:val="none" w:color="FFFFFF" w:sz="0"/>
-              <w:left w:val="none" w:color="FFFFFF" w:sz="0"/>
-              <w:bottom w:val="single" w:color="BFBFBF" w:sz="2"/>
-              <w:right w:val="none" w:color="FFFFFF" w:sz="0"/>
-            </w:tcBorders>
-            <w:tcMar>
-              <w:top w:type="dxa" w:w="60"/>
-              <w:left w:type="dxa" w:w="90"/>
-              <w:bottom w:type="dxa" w:w="60"/>
-              <w:right w:type="dxa" w:w="90"/>
-            </w:tcMar>
-            <w:vAlign w:val="top"/>
-          </w:tcPr>
-          <w:p>
-            <w:pPr>
-              <w:spacing w:line="280"/>
-              <w:jc w:val="left"/>
-            </w:pPr>
-          </w:p>
-        </w:tc>
-        <w:tc>
-          <w:tcPr>
-            <w:tcW w:type="dxa" w:w="1400"/>
-            <w:vMerge w:val="continue"/>
-            <w:tcBorders>
-              <w:top w:val="none" w:color="FFFFFF" w:sz="0"/>
-              <w:left w:val="none" w:color="FFFFFF" w:sz="0"/>
-              <w:bottom w:val="single" w:color="BFBFBF" w:sz="2"/>
-              <w:right w:val="none" w:color="FFFFFF" w:sz="0"/>
-            </w:tcBorders>
-            <w:tcMar>
-              <w:top w:type="dxa" w:w="60"/>
-              <w:left w:type="dxa" w:w="90"/>
-              <w:bottom w:type="dxa" w:w="60"/>
-              <w:right w:type="dxa" w:w="90"/>
-            </w:tcMar>
-            <w:vAlign w:val="top"/>
-          </w:tcPr>
-          <w:p>
-            <w:pPr>
-              <w:spacing w:line="280"/>
-              <w:jc w:val="left"/>
-            </w:pPr>
-          </w:p>
-        </w:tc>
-        <w:tc>
-          <w:tcPr>
-            <w:tcW w:type="dxa" w:w="1600"/>
-            <w:tcBorders>
-              <w:top w:val="none" w:color="FFFFFF" w:sz="0"/>
-              <w:left w:val="none" w:color="FFFFFF" w:sz="0"/>
-              <w:bottom w:val="single" w:color="BFBFBF" w:sz="2"/>
-              <w:right w:val="none" w:color="FFFFFF" w:sz="0"/>
-            </w:tcBorders>
-            <w:tcMar>
-              <w:top w:type="dxa" w:w="60"/>
-              <w:left w:type="dxa" w:w="90"/>
-              <w:bottom w:type="dxa" w:w="60"/>
-              <w:right w:type="dxa" w:w="90"/>
-            </w:tcMar>
-            <w:vAlign w:val="top"/>
-          </w:tcPr>
-          <w:p>
-            <w:pPr>
-              <w:spacing w:line="280"/>
-              <w:jc w:val="left"/>
-            </w:pPr>
-            <w:r>
-              <w:rPr>
-                <w:rFonts w:ascii="Times New Roman" w:eastAsia="宋体" w:hAnsi="Times New Roman"/>
-                <w:b w:val="false"/>
-                <w:bCs w:val="false"/>
-                <w:color w:val="000000"/>
-                <w:sz w:val="18"/>
-                <w:szCs w:val="18"/>
-              </w:rPr>
-              <w:t xml:space="preserve">单道移液器</w:t>
-            </w:r>
-          </w:p>
-        </w:tc>
-        <w:tc>
-          <w:tcPr>
-            <w:tcW w:type="dxa" w:w="3660"/>
-            <w:tcBorders>
-              <w:top w:val="none" w:color="FFFFFF" w:sz="0"/>
-              <w:left w:val="none" w:color="FFFFFF" w:sz="0"/>
-              <w:bottom w:val="single" w:color="BFBFBF" w:sz="2"/>
-              <w:right w:val="none" w:color="FFFFFF" w:sz="0"/>
-            </w:tcBorders>
-            <w:tcMar>
-              <w:top w:type="dxa" w:w="60"/>
-              <w:left w:type="dxa" w:w="90"/>
-              <w:bottom w:type="dxa" w:w="60"/>
-              <w:right w:type="dxa" w:w="90"/>
-            </w:tcMar>
-            <w:vAlign w:val="top"/>
-          </w:tcPr>
-          <w:p>
-            <w:pPr>
-              <w:spacing w:line="280"/>
-              <w:jc w:val="left"/>
-            </w:pPr>
-            <w:r>
-              <w:rPr>
-                <w:rFonts w:ascii="Times New Roman" w:eastAsia="宋体" w:hAnsi="Times New Roman"/>
-                <w:b w:val="false"/>
-                <w:bCs w:val="false"/>
-                <w:color w:val="000000"/>
-                <w:sz w:val="18"/>
-                <w:szCs w:val="18"/>
-              </w:rPr>
-              <w:t xml:space="preserve">量程分档覆盖 0.1–1000 µL，精度符合 GB/T 39374；分档：0.1-2.0µl、0.5-10µl、2-20µl、10-100µl、20-200µl、100-1000µl</w:t>
-            </w:r>
-          </w:p>
-        </w:tc>
-        <w:tc>
-          <w:tcPr>
-            <w:tcW w:type="dxa" w:w="600"/>
-            <w:tcBorders>
-              <w:top w:val="none" w:color="FFFFFF" w:sz="0"/>
-              <w:left w:val="none" w:color="FFFFFF" w:sz="0"/>
-              <w:bottom w:val="single" w:color="BFBFBF" w:sz="2"/>
-              <w:right w:val="none" w:color="FFFFFF" w:sz="0"/>
-            </w:tcBorders>
-            <w:tcMar>
-              <w:top w:type="dxa" w:w="60"/>
-              <w:left w:type="dxa" w:w="90"/>
-              <w:bottom w:type="dxa" w:w="60"/>
-              <w:right w:type="dxa" w:w="90"/>
-            </w:tcMar>
-            <w:vAlign w:val="top"/>
-          </w:tcPr>
-          <w:p>
-            <w:pPr>
-              <w:spacing w:line="280"/>
-              <w:jc w:val="center"/>
-            </w:pPr>
-            <w:r>
-              <w:rPr>
-                <w:rFonts w:ascii="Times New Roman" w:eastAsia="宋体" w:hAnsi="Times New Roman"/>
-                <w:b w:val="false"/>
-                <w:bCs w:val="false"/>
-                <w:color w:val="000000"/>
-                <w:sz w:val="18"/>
-                <w:szCs w:val="18"/>
-              </w:rPr>
-              <w:t xml:space="preserve">6</w:t>
-            </w:r>
-          </w:p>
-        </w:tc>
-        <w:tc>
-          <w:tcPr>
-            <w:tcW w:type="dxa" w:w="1400"/>
-            <w:tcBorders>
-              <w:top w:val="none" w:color="FFFFFF" w:sz="0"/>
-              <w:left w:val="none" w:color="FFFFFF" w:sz="0"/>
-              <w:bottom w:val="single" w:color="BFBFBF" w:sz="2"/>
-              <w:right w:val="none" w:color="FFFFFF" w:sz="0"/>
-            </w:tcBorders>
-            <w:tcMar>
-              <w:top w:type="dxa" w:w="60"/>
-              <w:left w:type="dxa" w:w="90"/>
-              <w:bottom w:type="dxa" w:w="60"/>
-              <w:right w:type="dxa" w:w="90"/>
-            </w:tcMar>
-            <w:vAlign w:val="top"/>
-          </w:tcPr>
-          <w:p>
-            <w:pPr>
-              <w:spacing w:line="280"/>
-              <w:jc w:val="left"/>
-            </w:pPr>
-            <w:r>
-              <w:rPr>
-                <w:rFonts w:ascii="Times New Roman" w:eastAsia="宋体" w:hAnsi="Times New Roman"/>
-                <w:b w:val="false"/>
-                <w:bCs w:val="false"/>
-                <w:color w:val="000000"/>
-                <w:sz w:val="18"/>
-                <w:szCs w:val="18"/>
-              </w:rPr>
-              <w:t xml:space="preserve">分子实验常规器具</w:t>
-            </w:r>
-          </w:p>
-        </w:tc>
-      </w:tr>
-      <w:tr>
-        <w:tc>
-          <w:tcPr>
-            <w:tcW w:type="dxa" w:w="1200"/>
-            <w:vMerge w:val="continue"/>
-            <w:tcBorders>
-              <w:top w:val="none" w:color="FFFFFF" w:sz="0"/>
-              <w:left w:val="none" w:color="FFFFFF" w:sz="0"/>
-              <w:bottom w:val="single" w:color="BFBFBF" w:sz="2"/>
-              <w:right w:val="none" w:color="FFFFFF" w:sz="0"/>
-            </w:tcBorders>
-            <w:tcMar>
-              <w:top w:type="dxa" w:w="60"/>
-              <w:left w:type="dxa" w:w="90"/>
-              <w:bottom w:type="dxa" w:w="60"/>
-              <w:right w:type="dxa" w:w="90"/>
-            </w:tcMar>
-            <w:vAlign w:val="top"/>
-          </w:tcPr>
-          <w:p>
-            <w:pPr>
-              <w:spacing w:line="280"/>
-              <w:jc w:val="left"/>
-            </w:pPr>
-          </w:p>
-        </w:tc>
-        <w:tc>
-          <w:tcPr>
-            <w:tcW w:type="dxa" w:w="1400"/>
-            <w:vMerge w:val="continue"/>
-            <w:tcBorders>
-              <w:top w:val="none" w:color="FFFFFF" w:sz="0"/>
-              <w:left w:val="none" w:color="FFFFFF" w:sz="0"/>
-              <w:bottom w:val="single" w:color="BFBFBF" w:sz="2"/>
-              <w:right w:val="none" w:color="FFFFFF" w:sz="0"/>
-            </w:tcBorders>
-            <w:tcMar>
-              <w:top w:type="dxa" w:w="60"/>
-              <w:left w:type="dxa" w:w="90"/>
-              <w:bottom w:type="dxa" w:w="60"/>
-              <w:right w:type="dxa" w:w="90"/>
-            </w:tcMar>
-            <w:vAlign w:val="top"/>
-          </w:tcPr>
-          <w:p>
-            <w:pPr>
-              <w:spacing w:line="280"/>
-              <w:jc w:val="left"/>
-            </w:pPr>
-          </w:p>
-        </w:tc>
-        <w:tc>
-          <w:tcPr>
-            <w:tcW w:type="dxa" w:w="1600"/>
-            <w:tcBorders>
-              <w:top w:val="none" w:color="FFFFFF" w:sz="0"/>
-              <w:left w:val="none" w:color="FFFFFF" w:sz="0"/>
-              <w:bottom w:val="single" w:color="BFBFBF" w:sz="2"/>
-              <w:right w:val="none" w:color="FFFFFF" w:sz="0"/>
-            </w:tcBorders>
-            <w:tcMar>
-              <w:top w:type="dxa" w:w="60"/>
-              <w:left w:type="dxa" w:w="90"/>
-              <w:bottom w:type="dxa" w:w="60"/>
-              <w:right w:type="dxa" w:w="90"/>
-            </w:tcMar>
-            <w:vAlign w:val="top"/>
-          </w:tcPr>
-          <w:p>
-            <w:pPr>
-              <w:spacing w:line="280"/>
-              <w:jc w:val="left"/>
-            </w:pPr>
-            <w:r>
-              <w:rPr>
-                <w:rFonts w:ascii="Times New Roman" w:eastAsia="宋体" w:hAnsi="Times New Roman"/>
-                <w:b w:val="false"/>
-                <w:bCs w:val="false"/>
-                <w:color w:val="000000"/>
-                <w:sz w:val="18"/>
-                <w:szCs w:val="18"/>
-              </w:rPr>
-              <w:t xml:space="preserve">八道移液器</w:t>
-            </w:r>
-          </w:p>
-        </w:tc>
-        <w:tc>
-          <w:tcPr>
-            <w:tcW w:type="dxa" w:w="3660"/>
-            <w:tcBorders>
-              <w:top w:val="none" w:color="FFFFFF" w:sz="0"/>
-              <w:left w:val="none" w:color="FFFFFF" w:sz="0"/>
-              <w:bottom w:val="single" w:color="BFBFBF" w:sz="2"/>
-              <w:right w:val="none" w:color="FFFFFF" w:sz="0"/>
-            </w:tcBorders>
-            <w:tcMar>
-              <w:top w:type="dxa" w:w="60"/>
-              <w:left w:type="dxa" w:w="90"/>
-              <w:bottom w:type="dxa" w:w="60"/>
-              <w:right w:type="dxa" w:w="90"/>
-            </w:tcMar>
-            <w:vAlign w:val="top"/>
-          </w:tcPr>
-          <w:p>
-            <w:pPr>
-              <w:spacing w:line="280"/>
-              <w:jc w:val="left"/>
-            </w:pPr>
-            <w:r>
-              <w:rPr>
-                <w:rFonts w:ascii="Times New Roman" w:eastAsia="宋体" w:hAnsi="Times New Roman"/>
-                <w:b w:val="false"/>
-                <w:bCs w:val="false"/>
-                <w:color w:val="000000"/>
-                <w:sz w:val="18"/>
-                <w:szCs w:val="18"/>
-              </w:rPr>
-              <w:t xml:space="preserve">八通道，与八连管、96 孔板配套；分档：0.5-10 µl、5-50 µl、30-300 µl</w:t>
-            </w:r>
-          </w:p>
-        </w:tc>
-        <w:tc>
-          <w:tcPr>
-            <w:tcW w:type="dxa" w:w="600"/>
-            <w:tcBorders>
-              <w:top w:val="none" w:color="FFFFFF" w:sz="0"/>
-              <w:left w:val="none" w:color="FFFFFF" w:sz="0"/>
-              <w:bottom w:val="single" w:color="BFBFBF" w:sz="2"/>
-              <w:right w:val="none" w:color="FFFFFF" w:sz="0"/>
-            </w:tcBorders>
-            <w:tcMar>
-              <w:top w:type="dxa" w:w="60"/>
-              <w:left w:type="dxa" w:w="90"/>
-              <w:bottom w:type="dxa" w:w="60"/>
-              <w:right w:type="dxa" w:w="90"/>
-            </w:tcMar>
-            <w:vAlign w:val="top"/>
-          </w:tcPr>
-          <w:p>
-            <w:pPr>
-              <w:spacing w:line="280"/>
-              <w:jc w:val="center"/>
-            </w:pPr>
-            <w:r>
-              <w:rPr>
-                <w:rFonts w:ascii="Times New Roman" w:eastAsia="宋体" w:hAnsi="Times New Roman"/>
-                <w:b w:val="false"/>
-                <w:bCs w:val="false"/>
-                <w:color w:val="000000"/>
-                <w:sz w:val="18"/>
-                <w:szCs w:val="18"/>
-              </w:rPr>
-              <w:t xml:space="preserve">3</w:t>
-            </w:r>
-          </w:p>
-        </w:tc>
-        <w:tc>
-          <w:tcPr>
-            <w:tcW w:type="dxa" w:w="1400"/>
-            <w:tcBorders>
-              <w:top w:val="none" w:color="FFFFFF" w:sz="0"/>
-              <w:left w:val="none" w:color="FFFFFF" w:sz="0"/>
-              <w:bottom w:val="single" w:color="BFBFBF" w:sz="2"/>
-              <w:right w:val="none" w:color="FFFFFF" w:sz="0"/>
-            </w:tcBorders>
-            <w:tcMar>
-              <w:top w:type="dxa" w:w="60"/>
-              <w:left w:type="dxa" w:w="90"/>
-              <w:bottom w:type="dxa" w:w="60"/>
-              <w:right w:type="dxa" w:w="90"/>
-            </w:tcMar>
-            <w:vAlign w:val="top"/>
-          </w:tcPr>
-          <w:p>
-            <w:pPr>
-              <w:spacing w:line="280"/>
-              <w:jc w:val="left"/>
-            </w:pPr>
-            <w:r>
-              <w:rPr>
-                <w:rFonts w:ascii="Times New Roman" w:eastAsia="宋体" w:hAnsi="Times New Roman"/>
-                <w:b w:val="false"/>
-                <w:bCs w:val="false"/>
-                <w:color w:val="000000"/>
-                <w:sz w:val="18"/>
-                <w:szCs w:val="18"/>
-              </w:rPr>
-              <w:t xml:space="preserve">分子实验常规器具</w:t>
-            </w:r>
-          </w:p>
-        </w:tc>
-      </w:tr>
-      <w:tr>
-        <w:tc>
-          <w:tcPr>
-            <w:tcW w:type="dxa" w:w="1200"/>
-            <w:vMerge w:val="restart"/>
-            <w:tcBorders>
-              <w:top w:val="none" w:color="FFFFFF" w:sz="0"/>
-              <w:left w:val="none" w:color="FFFFFF" w:sz="0"/>
-              <w:bottom w:val="single" w:color="BFBFBF" w:sz="2"/>
-              <w:right w:val="none" w:color="FFFFFF" w:sz="0"/>
-            </w:tcBorders>
-            <w:tcMar>
-              <w:top w:type="dxa" w:w="60"/>
-              <w:left w:type="dxa" w:w="90"/>
-              <w:bottom w:type="dxa" w:w="60"/>
-              <w:right w:type="dxa" w:w="90"/>
-            </w:tcMar>
-            <w:vAlign w:val="top"/>
-          </w:tcPr>
-          <w:p>
-            <w:pPr>
-              <w:spacing w:line="280"/>
-              <w:jc w:val="left"/>
-            </w:pPr>
-            <w:r>
-              <w:rPr>
-                <w:rFonts w:ascii="Times New Roman" w:eastAsia="宋体" w:hAnsi="Times New Roman"/>
-                <w:b w:val="false"/>
-                <w:bCs w:val="false"/>
-                <w:color w:val="000000"/>
-                <w:sz w:val="18"/>
-                <w:szCs w:val="18"/>
-              </w:rPr>
-              <w:t xml:space="preserve">文库扩增与检测区</w:t>
-            </w:r>
-          </w:p>
-        </w:tc>
-        <w:tc>
-          <w:tcPr>
-            <w:tcW w:type="dxa" w:w="1400"/>
-            <w:vMerge w:val="restart"/>
-            <w:tcBorders>
-              <w:top w:val="none" w:color="FFFFFF" w:sz="0"/>
-              <w:left w:val="none" w:color="FFFFFF" w:sz="0"/>
-              <w:bottom w:val="single" w:color="BFBFBF" w:sz="2"/>
-              <w:right w:val="none" w:color="FFFFFF" w:sz="0"/>
-            </w:tcBorders>
-            <w:tcMar>
-              <w:top w:type="dxa" w:w="60"/>
-              <w:left w:type="dxa" w:w="90"/>
-              <w:bottom w:type="dxa" w:w="60"/>
-              <w:right w:type="dxa" w:w="90"/>
-            </w:tcMar>
-            <w:vAlign w:val="top"/>
-          </w:tcPr>
-          <w:p>
-            <w:pPr>
-              <w:spacing w:line="280"/>
-              <w:jc w:val="left"/>
-            </w:pPr>
-            <w:r>
-              <w:rPr>
-                <w:rFonts w:ascii="Times New Roman" w:eastAsia="宋体" w:hAnsi="Times New Roman"/>
-                <w:b w:val="false"/>
-                <w:bCs w:val="false"/>
-                <w:color w:val="000000"/>
-                <w:sz w:val="18"/>
-                <w:szCs w:val="18"/>
-              </w:rPr>
-              <w:t xml:space="preserve">捕获后扩增与上机前质检</w:t>
-            </w:r>
-          </w:p>
-        </w:tc>
-        <w:tc>
-          <w:tcPr>
-            <w:tcW w:type="dxa" w:w="1600"/>
-            <w:tcBorders>
-              <w:top w:val="none" w:color="FFFFFF" w:sz="0"/>
-              <w:left w:val="none" w:color="FFFFFF" w:sz="0"/>
-              <w:bottom w:val="single" w:color="BFBFBF" w:sz="2"/>
-              <w:right w:val="none" w:color="FFFFFF" w:sz="0"/>
-            </w:tcBorders>
-            <w:tcMar>
-              <w:top w:type="dxa" w:w="60"/>
-              <w:left w:type="dxa" w:w="90"/>
-              <w:bottom w:type="dxa" w:w="60"/>
-              <w:right w:type="dxa" w:w="90"/>
-            </w:tcMar>
-            <w:vAlign w:val="top"/>
-          </w:tcPr>
-          <w:p>
-            <w:pPr>
-              <w:spacing w:line="280"/>
-              <w:jc w:val="left"/>
-            </w:pPr>
-            <w:r>
-              <w:rPr>
-                <w:rFonts w:ascii="Times New Roman" w:eastAsia="宋体" w:hAnsi="Times New Roman"/>
-                <w:b w:val="false"/>
-                <w:bCs w:val="false"/>
-                <w:color w:val="000000"/>
-                <w:sz w:val="18"/>
-                <w:szCs w:val="18"/>
-              </w:rPr>
-              <w:t xml:space="preserve">冷藏冷冻箱</w:t>
-            </w:r>
-          </w:p>
-        </w:tc>
-        <w:tc>
-          <w:tcPr>
-            <w:tcW w:type="dxa" w:w="3660"/>
-            <w:tcBorders>
-              <w:top w:val="none" w:color="FFFFFF" w:sz="0"/>
-              <w:left w:val="none" w:color="FFFFFF" w:sz="0"/>
-              <w:bottom w:val="single" w:color="BFBFBF" w:sz="2"/>
-              <w:right w:val="none" w:color="FFFFFF" w:sz="0"/>
-            </w:tcBorders>
-            <w:tcMar>
-              <w:top w:type="dxa" w:w="60"/>
-              <w:left w:type="dxa" w:w="90"/>
-              <w:bottom w:type="dxa" w:w="60"/>
-              <w:right w:type="dxa" w:w="90"/>
-            </w:tcMar>
-            <w:vAlign w:val="top"/>
-          </w:tcPr>
-          <w:p>
-            <w:pPr>
-              <w:spacing w:line="280"/>
-              <w:jc w:val="left"/>
-            </w:pPr>
-            <w:r>
-              <w:rPr>
-                <w:rFonts w:ascii="Times New Roman" w:eastAsia="宋体" w:hAnsi="Times New Roman"/>
-                <w:b w:val="false"/>
-                <w:bCs w:val="false"/>
-                <w:color w:val="000000"/>
-                <w:sz w:val="18"/>
-                <w:szCs w:val="18"/>
-              </w:rPr>
-              <w:t xml:space="preserve">2-8℃&amp;-20℃</w:t>
-            </w:r>
-          </w:p>
-        </w:tc>
-        <w:tc>
-          <w:tcPr>
-            <w:tcW w:type="dxa" w:w="600"/>
-            <w:tcBorders>
-              <w:top w:val="none" w:color="FFFFFF" w:sz="0"/>
-              <w:left w:val="none" w:color="FFFFFF" w:sz="0"/>
-              <w:bottom w:val="single" w:color="BFBFBF" w:sz="2"/>
-              <w:right w:val="none" w:color="FFFFFF" w:sz="0"/>
-            </w:tcBorders>
-            <w:tcMar>
-              <w:top w:type="dxa" w:w="60"/>
-              <w:left w:type="dxa" w:w="90"/>
-              <w:bottom w:type="dxa" w:w="60"/>
-              <w:right w:type="dxa" w:w="90"/>
-            </w:tcMar>
-            <w:vAlign w:val="top"/>
-          </w:tcPr>
-          <w:p>
-            <w:pPr>
-              <w:spacing w:line="280"/>
-              <w:jc w:val="center"/>
-            </w:pPr>
-            <w:r>
-              <w:rPr>
-                <w:rFonts w:ascii="Times New Roman" w:eastAsia="宋体" w:hAnsi="Times New Roman"/>
-                <w:b w:val="false"/>
-                <w:bCs w:val="false"/>
-                <w:color w:val="000000"/>
-                <w:sz w:val="18"/>
-                <w:szCs w:val="18"/>
-              </w:rPr>
-              <w:t xml:space="preserve">1</w:t>
-            </w:r>
-          </w:p>
-        </w:tc>
-        <w:tc>
-          <w:tcPr>
-            <w:tcW w:type="dxa" w:w="1400"/>
-            <w:tcBorders>
-              <w:top w:val="none" w:color="FFFFFF" w:sz="0"/>
-              <w:left w:val="none" w:color="FFFFFF" w:sz="0"/>
-              <w:bottom w:val="single" w:color="BFBFBF" w:sz="2"/>
-              <w:right w:val="none" w:color="FFFFFF" w:sz="0"/>
-            </w:tcBorders>
-            <w:tcMar>
-              <w:top w:type="dxa" w:w="60"/>
-              <w:left w:type="dxa" w:w="90"/>
-              <w:bottom w:type="dxa" w:w="60"/>
-              <w:right w:type="dxa" w:w="90"/>
-            </w:tcMar>
-            <w:vAlign w:val="top"/>
-          </w:tcPr>
-          <w:p>
-            <w:pPr>
-              <w:spacing w:line="280"/>
-              <w:jc w:val="left"/>
-            </w:pPr>
-            <w:r>
-              <w:rPr>
-                <w:rFonts w:ascii="Times New Roman" w:eastAsia="宋体" w:hAnsi="Times New Roman"/>
-                <w:b w:val="false"/>
-                <w:bCs w:val="false"/>
-                <w:color w:val="000000"/>
-                <w:sz w:val="18"/>
-                <w:szCs w:val="18"/>
-              </w:rPr>
-              <w:t xml:space="preserve">试剂与样本暂存</w:t>
-            </w:r>
-          </w:p>
-        </w:tc>
-      </w:tr>
-      <w:tr>
-        <w:tc>
-          <w:tcPr>
-            <w:tcW w:type="dxa" w:w="1200"/>
-            <w:vMerge w:val="continue"/>
-            <w:tcBorders>
-              <w:top w:val="none" w:color="FFFFFF" w:sz="0"/>
-              <w:left w:val="none" w:color="FFFFFF" w:sz="0"/>
-              <w:bottom w:val="single" w:color="BFBFBF" w:sz="2"/>
-              <w:right w:val="none" w:color="FFFFFF" w:sz="0"/>
-            </w:tcBorders>
-            <w:tcMar>
-              <w:top w:type="dxa" w:w="60"/>
-              <w:left w:type="dxa" w:w="90"/>
-              <w:bottom w:type="dxa" w:w="60"/>
-              <w:right w:type="dxa" w:w="90"/>
-            </w:tcMar>
-            <w:vAlign w:val="top"/>
-          </w:tcPr>
-          <w:p>
-            <w:pPr>
-              <w:spacing w:line="280"/>
-              <w:jc w:val="left"/>
-            </w:pPr>
-          </w:p>
-        </w:tc>
-        <w:tc>
-          <w:tcPr>
-            <w:tcW w:type="dxa" w:w="1400"/>
-            <w:vMerge w:val="continue"/>
-            <w:tcBorders>
-              <w:top w:val="none" w:color="FFFFFF" w:sz="0"/>
-              <w:left w:val="none" w:color="FFFFFF" w:sz="0"/>
-              <w:bottom w:val="single" w:color="BFBFBF" w:sz="2"/>
-              <w:right w:val="none" w:color="FFFFFF" w:sz="0"/>
-            </w:tcBorders>
-            <w:tcMar>
-              <w:top w:type="dxa" w:w="60"/>
-              <w:left w:type="dxa" w:w="90"/>
-              <w:bottom w:type="dxa" w:w="60"/>
-              <w:right w:type="dxa" w:w="90"/>
-            </w:tcMar>
-            <w:vAlign w:val="top"/>
-          </w:tcPr>
-          <w:p>
-            <w:pPr>
-              <w:spacing w:line="280"/>
-              <w:jc w:val="left"/>
-            </w:pPr>
-          </w:p>
-        </w:tc>
-        <w:tc>
-          <w:tcPr>
-            <w:tcW w:type="dxa" w:w="1600"/>
-            <w:tcBorders>
-              <w:top w:val="none" w:color="FFFFFF" w:sz="0"/>
-              <w:left w:val="none" w:color="FFFFFF" w:sz="0"/>
-              <w:bottom w:val="single" w:color="BFBFBF" w:sz="2"/>
-              <w:right w:val="none" w:color="FFFFFF" w:sz="0"/>
-            </w:tcBorders>
-            <w:tcMar>
-              <w:top w:type="dxa" w:w="60"/>
-              <w:left w:type="dxa" w:w="90"/>
-              <w:bottom w:type="dxa" w:w="60"/>
-              <w:right w:type="dxa" w:w="90"/>
-            </w:tcMar>
-            <w:vAlign w:val="top"/>
-          </w:tcPr>
-          <w:p>
-            <w:pPr>
-              <w:spacing w:line="280"/>
-              <w:jc w:val="left"/>
-            </w:pPr>
-            <w:r>
-              <w:rPr>
-                <w:rFonts w:ascii="Times New Roman" w:eastAsia="宋体" w:hAnsi="Times New Roman"/>
-                <w:b w:val="false"/>
-                <w:bCs w:val="false"/>
-                <w:color w:val="000000"/>
-                <w:sz w:val="18"/>
-                <w:szCs w:val="18"/>
-              </w:rPr>
-              <w:t xml:space="preserve">计时器</w:t>
-            </w:r>
-          </w:p>
-        </w:tc>
-        <w:tc>
-          <w:tcPr>
-            <w:tcW w:type="dxa" w:w="3660"/>
-            <w:tcBorders>
-              <w:top w:val="none" w:color="FFFFFF" w:sz="0"/>
-              <w:left w:val="none" w:color="FFFFFF" w:sz="0"/>
-              <w:bottom w:val="single" w:color="BFBFBF" w:sz="2"/>
-              <w:right w:val="none" w:color="FFFFFF" w:sz="0"/>
-            </w:tcBorders>
-            <w:tcMar>
-              <w:top w:type="dxa" w:w="60"/>
-              <w:left w:type="dxa" w:w="90"/>
-              <w:bottom w:type="dxa" w:w="60"/>
-              <w:right w:type="dxa" w:w="90"/>
-            </w:tcMar>
-            <w:vAlign w:val="top"/>
-          </w:tcPr>
-          <w:p>
-            <w:pPr>
-              <w:spacing w:line="280"/>
-              <w:jc w:val="left"/>
-            </w:pPr>
-            <w:r>
-              <w:rPr>
-                <w:rFonts w:ascii="Times New Roman" w:eastAsia="宋体" w:hAnsi="Times New Roman"/>
-                <w:b w:val="false"/>
-                <w:bCs w:val="false"/>
-                <w:color w:val="000000"/>
-                <w:sz w:val="18"/>
-                <w:szCs w:val="18"/>
-              </w:rPr>
-              <w:t xml:space="preserve">量程覆盖常规孵育时长，具备定时提醒</w:t>
-            </w:r>
-          </w:p>
-        </w:tc>
-        <w:tc>
-          <w:tcPr>
-            <w:tcW w:type="dxa" w:w="600"/>
-            <w:tcBorders>
-              <w:top w:val="none" w:color="FFFFFF" w:sz="0"/>
-              <w:left w:val="none" w:color="FFFFFF" w:sz="0"/>
-              <w:bottom w:val="single" w:color="BFBFBF" w:sz="2"/>
-              <w:right w:val="none" w:color="FFFFFF" w:sz="0"/>
-            </w:tcBorders>
-            <w:tcMar>
-              <w:top w:type="dxa" w:w="60"/>
-              <w:left w:type="dxa" w:w="90"/>
-              <w:bottom w:type="dxa" w:w="60"/>
-              <w:right w:type="dxa" w:w="90"/>
-            </w:tcMar>
-            <w:vAlign w:val="top"/>
-          </w:tcPr>
-          <w:p>
-            <w:pPr>
-              <w:spacing w:line="280"/>
-              <w:jc w:val="center"/>
-            </w:pPr>
-            <w:r>
-              <w:rPr>
-                <w:rFonts w:ascii="Times New Roman" w:eastAsia="宋体" w:hAnsi="Times New Roman"/>
-                <w:b w:val="false"/>
-                <w:bCs w:val="false"/>
-                <w:color w:val="000000"/>
-                <w:sz w:val="18"/>
-                <w:szCs w:val="18"/>
-              </w:rPr>
-              <w:t xml:space="preserve">1</w:t>
-            </w:r>
-          </w:p>
-        </w:tc>
-        <w:tc>
-          <w:tcPr>
-            <w:tcW w:type="dxa" w:w="1400"/>
-            <w:tcBorders>
-              <w:top w:val="none" w:color="FFFFFF" w:sz="0"/>
-              <w:left w:val="none" w:color="FFFFFF" w:sz="0"/>
-              <w:bottom w:val="single" w:color="BFBFBF" w:sz="2"/>
-              <w:right w:val="none" w:color="FFFFFF" w:sz="0"/>
-            </w:tcBorders>
-            <w:tcMar>
-              <w:top w:type="dxa" w:w="60"/>
-              <w:left w:type="dxa" w:w="90"/>
-              <w:bottom w:type="dxa" w:w="60"/>
-              <w:right w:type="dxa" w:w="90"/>
-            </w:tcMar>
-            <w:vAlign w:val="top"/>
-          </w:tcPr>
-          <w:p>
-            <w:pPr>
-              <w:spacing w:line="280"/>
-              <w:jc w:val="left"/>
-            </w:pPr>
-            <w:r>
-              <w:rPr>
-                <w:rFonts w:ascii="Times New Roman" w:eastAsia="宋体" w:hAnsi="Times New Roman"/>
-                <w:b w:val="false"/>
-                <w:bCs w:val="false"/>
-                <w:color w:val="000000"/>
-                <w:sz w:val="18"/>
-                <w:szCs w:val="18"/>
-              </w:rPr>
-              <w:t xml:space="preserve">流程计时</w:t>
-            </w:r>
-          </w:p>
-        </w:tc>
-      </w:tr>
-      <w:tr>
-        <w:tc>
-          <w:tcPr>
-            <w:tcW w:type="dxa" w:w="1200"/>
-            <w:vMerge w:val="continue"/>
-            <w:tcBorders>
-              <w:top w:val="none" w:color="FFFFFF" w:sz="0"/>
-              <w:left w:val="none" w:color="FFFFFF" w:sz="0"/>
-              <w:bottom w:val="single" w:color="BFBFBF" w:sz="2"/>
-              <w:right w:val="none" w:color="FFFFFF" w:sz="0"/>
-            </w:tcBorders>
-            <w:tcMar>
-              <w:top w:type="dxa" w:w="60"/>
-              <w:left w:type="dxa" w:w="90"/>
-              <w:bottom w:type="dxa" w:w="60"/>
-              <w:right w:type="dxa" w:w="90"/>
-            </w:tcMar>
-            <w:vAlign w:val="top"/>
-          </w:tcPr>
-          <w:p>
-            <w:pPr>
-              <w:spacing w:line="280"/>
-              <w:jc w:val="left"/>
-            </w:pPr>
-          </w:p>
-        </w:tc>
-        <w:tc>
-          <w:tcPr>
-            <w:tcW w:type="dxa" w:w="1400"/>
-            <w:vMerge w:val="continue"/>
-            <w:tcBorders>
-              <w:top w:val="none" w:color="FFFFFF" w:sz="0"/>
-              <w:left w:val="none" w:color="FFFFFF" w:sz="0"/>
-              <w:bottom w:val="single" w:color="BFBFBF" w:sz="2"/>
-              <w:right w:val="none" w:color="FFFFFF" w:sz="0"/>
-            </w:tcBorders>
-            <w:tcMar>
-              <w:top w:type="dxa" w:w="60"/>
-              <w:left w:type="dxa" w:w="90"/>
-              <w:bottom w:type="dxa" w:w="60"/>
-              <w:right w:type="dxa" w:w="90"/>
-            </w:tcMar>
-            <w:vAlign w:val="top"/>
-          </w:tcPr>
-          <w:p>
-            <w:pPr>
-              <w:spacing w:line="280"/>
-              <w:jc w:val="left"/>
-            </w:pPr>
-          </w:p>
-        </w:tc>
-        <w:tc>
-          <w:tcPr>
-            <w:tcW w:type="dxa" w:w="1600"/>
-            <w:tcBorders>
-              <w:top w:val="none" w:color="FFFFFF" w:sz="0"/>
-              <w:left w:val="none" w:color="FFFFFF" w:sz="0"/>
-              <w:bottom w:val="single" w:color="BFBFBF" w:sz="2"/>
-              <w:right w:val="none" w:color="FFFFFF" w:sz="0"/>
-            </w:tcBorders>
-            <w:tcMar>
-              <w:top w:type="dxa" w:w="60"/>
-              <w:left w:type="dxa" w:w="90"/>
-              <w:bottom w:type="dxa" w:w="60"/>
-              <w:right w:type="dxa" w:w="90"/>
-            </w:tcMar>
-            <w:vAlign w:val="top"/>
-          </w:tcPr>
-          <w:p>
-            <w:pPr>
-              <w:spacing w:line="280"/>
-              <w:jc w:val="left"/>
-            </w:pPr>
-            <w:r>
-              <w:rPr>
-                <w:rFonts w:ascii="Times New Roman" w:eastAsia="宋体" w:hAnsi="Times New Roman"/>
-                <w:b w:val="false"/>
-                <w:bCs w:val="false"/>
-                <w:color w:val="000000"/>
-                <w:sz w:val="18"/>
-                <w:szCs w:val="18"/>
-              </w:rPr>
-              <w:t xml:space="preserve">温湿度计</w:t>
-            </w:r>
-          </w:p>
-        </w:tc>
-        <w:tc>
-          <w:tcPr>
-            <w:tcW w:type="dxa" w:w="3660"/>
-            <w:tcBorders>
-              <w:top w:val="none" w:color="FFFFFF" w:sz="0"/>
-              <w:left w:val="none" w:color="FFFFFF" w:sz="0"/>
-              <w:bottom w:val="single" w:color="BFBFBF" w:sz="2"/>
-              <w:right w:val="none" w:color="FFFFFF" w:sz="0"/>
-            </w:tcBorders>
-            <w:tcMar>
-              <w:top w:type="dxa" w:w="60"/>
-              <w:left w:type="dxa" w:w="90"/>
-              <w:bottom w:type="dxa" w:w="60"/>
-              <w:right w:type="dxa" w:w="90"/>
-            </w:tcMar>
-            <w:vAlign w:val="top"/>
-          </w:tcPr>
-          <w:p>
-            <w:pPr>
-              <w:spacing w:line="280"/>
-              <w:jc w:val="left"/>
-            </w:pPr>
-            <w:r>
-              <w:rPr>
-                <w:rFonts w:ascii="Times New Roman" w:eastAsia="宋体" w:hAnsi="Times New Roman"/>
-                <w:b w:val="false"/>
-                <w:bCs w:val="false"/>
-                <w:color w:val="000000"/>
-                <w:sz w:val="18"/>
-                <w:szCs w:val="18"/>
-              </w:rPr>
-              <w:t xml:space="preserve">可显示环境温湿度，具备最值记录</w:t>
-            </w:r>
-          </w:p>
-        </w:tc>
-        <w:tc>
-          <w:tcPr>
-            <w:tcW w:type="dxa" w:w="600"/>
-            <w:tcBorders>
-              <w:top w:val="none" w:color="FFFFFF" w:sz="0"/>
-              <w:left w:val="none" w:color="FFFFFF" w:sz="0"/>
-              <w:bottom w:val="single" w:color="BFBFBF" w:sz="2"/>
-              <w:right w:val="none" w:color="FFFFFF" w:sz="0"/>
-            </w:tcBorders>
-            <w:tcMar>
-              <w:top w:type="dxa" w:w="60"/>
-              <w:left w:type="dxa" w:w="90"/>
-              <w:bottom w:type="dxa" w:w="60"/>
-              <w:right w:type="dxa" w:w="90"/>
-            </w:tcMar>
-            <w:vAlign w:val="top"/>
-          </w:tcPr>
-          <w:p>
-            <w:pPr>
-              <w:spacing w:line="280"/>
-              <w:jc w:val="center"/>
-            </w:pPr>
-            <w:r>
-              <w:rPr>
-                <w:rFonts w:ascii="Times New Roman" w:eastAsia="宋体" w:hAnsi="Times New Roman"/>
-                <w:b w:val="false"/>
-                <w:bCs w:val="false"/>
-                <w:color w:val="000000"/>
-                <w:sz w:val="18"/>
-                <w:szCs w:val="18"/>
-              </w:rPr>
-              <w:t xml:space="preserve">1</w:t>
-            </w:r>
-          </w:p>
-        </w:tc>
-        <w:tc>
-          <w:tcPr>
-            <w:tcW w:type="dxa" w:w="1400"/>
-            <w:tcBorders>
-              <w:top w:val="none" w:color="FFFFFF" w:sz="0"/>
-              <w:left w:val="none" w:color="FFFFFF" w:sz="0"/>
-              <w:bottom w:val="single" w:color="BFBFBF" w:sz="2"/>
-              <w:right w:val="none" w:color="FFFFFF" w:sz="0"/>
-            </w:tcBorders>
-            <w:tcMar>
-              <w:top w:type="dxa" w:w="60"/>
-              <w:left w:type="dxa" w:w="90"/>
-              <w:bottom w:type="dxa" w:w="60"/>
-              <w:right w:type="dxa" w:w="90"/>
-            </w:tcMar>
-            <w:vAlign w:val="top"/>
-          </w:tcPr>
-          <w:p>
-            <w:pPr>
-              <w:spacing w:line="280"/>
-              <w:jc w:val="left"/>
-            </w:pPr>
-            <w:r>
-              <w:rPr>
-                <w:rFonts w:ascii="Times New Roman" w:eastAsia="宋体" w:hAnsi="Times New Roman"/>
-                <w:b w:val="false"/>
-                <w:bCs w:val="false"/>
-                <w:color w:val="000000"/>
-                <w:sz w:val="18"/>
-                <w:szCs w:val="18"/>
-              </w:rPr>
-              <w:t xml:space="preserve">环境监测</w:t>
-            </w:r>
-          </w:p>
-        </w:tc>
-      </w:tr>
-      <w:tr>
-        <w:tc>
-          <w:tcPr>
-            <w:tcW w:type="dxa" w:w="1200"/>
-            <w:vMerge w:val="continue"/>
-            <w:tcBorders>
-              <w:top w:val="none" w:color="FFFFFF" w:sz="0"/>
-              <w:left w:val="none" w:color="FFFFFF" w:sz="0"/>
-              <w:bottom w:val="single" w:color="BFBFBF" w:sz="2"/>
-              <w:right w:val="none" w:color="FFFFFF" w:sz="0"/>
-            </w:tcBorders>
-            <w:tcMar>
-              <w:top w:type="dxa" w:w="60"/>
-              <w:left w:type="dxa" w:w="90"/>
-              <w:bottom w:type="dxa" w:w="60"/>
-              <w:right w:type="dxa" w:w="90"/>
-            </w:tcMar>
-            <w:vAlign w:val="top"/>
-          </w:tcPr>
-          <w:p>
-            <w:pPr>
-              <w:spacing w:line="280"/>
-              <w:jc w:val="left"/>
-            </w:pPr>
-          </w:p>
-        </w:tc>
-        <w:tc>
-          <w:tcPr>
-            <w:tcW w:type="dxa" w:w="1400"/>
-            <w:vMerge w:val="continue"/>
-            <w:tcBorders>
-              <w:top w:val="none" w:color="FFFFFF" w:sz="0"/>
-              <w:left w:val="none" w:color="FFFFFF" w:sz="0"/>
-              <w:bottom w:val="single" w:color="BFBFBF" w:sz="2"/>
-              <w:right w:val="none" w:color="FFFFFF" w:sz="0"/>
-            </w:tcBorders>
-            <w:tcMar>
-              <w:top w:type="dxa" w:w="60"/>
-              <w:left w:type="dxa" w:w="90"/>
-              <w:bottom w:type="dxa" w:w="60"/>
-              <w:right w:type="dxa" w:w="90"/>
-            </w:tcMar>
-            <w:vAlign w:val="top"/>
-          </w:tcPr>
-          <w:p>
-            <w:pPr>
-              <w:spacing w:line="280"/>
-              <w:jc w:val="left"/>
-            </w:pPr>
-          </w:p>
-        </w:tc>
-        <w:tc>
-          <w:tcPr>
-            <w:tcW w:type="dxa" w:w="1600"/>
-            <w:tcBorders>
-              <w:top w:val="none" w:color="FFFFFF" w:sz="0"/>
-              <w:left w:val="none" w:color="FFFFFF" w:sz="0"/>
-              <w:bottom w:val="single" w:color="BFBFBF" w:sz="2"/>
-              <w:right w:val="none" w:color="FFFFFF" w:sz="0"/>
-            </w:tcBorders>
-            <w:tcMar>
-              <w:top w:type="dxa" w:w="60"/>
-              <w:left w:type="dxa" w:w="90"/>
-              <w:bottom w:type="dxa" w:w="60"/>
-              <w:right w:type="dxa" w:w="90"/>
-            </w:tcMar>
-            <w:vAlign w:val="top"/>
-          </w:tcPr>
-          <w:p>
-            <w:pPr>
-              <w:spacing w:line="280"/>
-              <w:jc w:val="left"/>
-            </w:pPr>
-            <w:r>
-              <w:rPr>
-                <w:rFonts w:ascii="Times New Roman" w:eastAsia="宋体" w:hAnsi="Times New Roman"/>
-                <w:b w:val="false"/>
-                <w:bCs w:val="false"/>
-                <w:color w:val="000000"/>
-                <w:sz w:val="18"/>
-                <w:szCs w:val="18"/>
-              </w:rPr>
-              <w:t xml:space="preserve">漩涡振荡器</w:t>
-            </w:r>
-          </w:p>
-        </w:tc>
-        <w:tc>
-          <w:tcPr>
-            <w:tcW w:type="dxa" w:w="3660"/>
-            <w:tcBorders>
-              <w:top w:val="none" w:color="FFFFFF" w:sz="0"/>
-              <w:left w:val="none" w:color="FFFFFF" w:sz="0"/>
-              <w:bottom w:val="single" w:color="BFBFBF" w:sz="2"/>
-              <w:right w:val="none" w:color="FFFFFF" w:sz="0"/>
-            </w:tcBorders>
-            <w:tcMar>
-              <w:top w:type="dxa" w:w="60"/>
-              <w:left w:type="dxa" w:w="90"/>
-              <w:bottom w:type="dxa" w:w="60"/>
-              <w:right w:type="dxa" w:w="90"/>
-            </w:tcMar>
-            <w:vAlign w:val="top"/>
-          </w:tcPr>
-          <w:p>
-            <w:pPr>
-              <w:spacing w:line="280"/>
-              <w:jc w:val="left"/>
-            </w:pPr>
-            <w:r>
-              <w:rPr>
-                <w:rFonts w:ascii="Times New Roman" w:eastAsia="宋体" w:hAnsi="Times New Roman"/>
-                <w:b w:val="false"/>
-                <w:bCs w:val="false"/>
-                <w:color w:val="000000"/>
-                <w:sz w:val="18"/>
-                <w:szCs w:val="18"/>
-              </w:rPr>
-              <w:t xml:space="preserve">转速可调，支持点动与连续两种模式</w:t>
-            </w:r>
-          </w:p>
-        </w:tc>
-        <w:tc>
-          <w:tcPr>
-            <w:tcW w:type="dxa" w:w="600"/>
-            <w:tcBorders>
-              <w:top w:val="none" w:color="FFFFFF" w:sz="0"/>
-              <w:left w:val="none" w:color="FFFFFF" w:sz="0"/>
-              <w:bottom w:val="single" w:color="BFBFBF" w:sz="2"/>
-              <w:right w:val="none" w:color="FFFFFF" w:sz="0"/>
-            </w:tcBorders>
-            <w:tcMar>
-              <w:top w:type="dxa" w:w="60"/>
-              <w:left w:type="dxa" w:w="90"/>
-              <w:bottom w:type="dxa" w:w="60"/>
-              <w:right w:type="dxa" w:w="90"/>
-            </w:tcMar>
-            <w:vAlign w:val="top"/>
-          </w:tcPr>
-          <w:p>
-            <w:pPr>
-              <w:spacing w:line="280"/>
-              <w:jc w:val="center"/>
-            </w:pPr>
-            <w:r>
-              <w:rPr>
-                <w:rFonts w:ascii="Times New Roman" w:eastAsia="宋体" w:hAnsi="Times New Roman"/>
-                <w:b w:val="false"/>
-                <w:bCs w:val="false"/>
-                <w:color w:val="000000"/>
-                <w:sz w:val="18"/>
-                <w:szCs w:val="18"/>
-              </w:rPr>
-              <w:t xml:space="preserve">1</w:t>
-            </w:r>
-          </w:p>
-        </w:tc>
-        <w:tc>
-          <w:tcPr>
-            <w:tcW w:type="dxa" w:w="1400"/>
-            <w:tcBorders>
-              <w:top w:val="none" w:color="FFFFFF" w:sz="0"/>
-              <w:left w:val="none" w:color="FFFFFF" w:sz="0"/>
-              <w:bottom w:val="single" w:color="BFBFBF" w:sz="2"/>
-              <w:right w:val="none" w:color="FFFFFF" w:sz="0"/>
-            </w:tcBorders>
-            <w:tcMar>
-              <w:top w:type="dxa" w:w="60"/>
-              <w:left w:type="dxa" w:w="90"/>
-              <w:bottom w:type="dxa" w:w="60"/>
-              <w:right w:type="dxa" w:w="90"/>
-            </w:tcMar>
-            <w:vAlign w:val="top"/>
-          </w:tcPr>
-          <w:p>
-            <w:pPr>
-              <w:spacing w:line="280"/>
-              <w:jc w:val="left"/>
-            </w:pPr>
-            <w:r>
-              <w:rPr>
-                <w:rFonts w:ascii="Times New Roman" w:eastAsia="宋体" w:hAnsi="Times New Roman"/>
-                <w:b w:val="false"/>
-                <w:bCs w:val="false"/>
-                <w:color w:val="000000"/>
-                <w:sz w:val="18"/>
-                <w:szCs w:val="18"/>
-              </w:rPr>
-              <w:t xml:space="preserve">混匀</w:t>
-            </w:r>
-          </w:p>
-        </w:tc>
-      </w:tr>
-      <w:tr>
-        <w:tc>
-          <w:tcPr>
-            <w:tcW w:type="dxa" w:w="1200"/>
-            <w:vMerge w:val="continue"/>
-            <w:tcBorders>
-              <w:top w:val="none" w:color="FFFFFF" w:sz="0"/>
-              <w:left w:val="none" w:color="FFFFFF" w:sz="0"/>
-              <w:bottom w:val="single" w:color="BFBFBF" w:sz="2"/>
-              <w:right w:val="none" w:color="FFFFFF" w:sz="0"/>
-            </w:tcBorders>
-            <w:tcMar>
-              <w:top w:type="dxa" w:w="60"/>
-              <w:left w:type="dxa" w:w="90"/>
-              <w:bottom w:type="dxa" w:w="60"/>
-              <w:right w:type="dxa" w:w="90"/>
-            </w:tcMar>
-            <w:vAlign w:val="top"/>
-          </w:tcPr>
-          <w:p>
-            <w:pPr>
-              <w:spacing w:line="280"/>
-              <w:jc w:val="left"/>
-            </w:pPr>
-          </w:p>
-        </w:tc>
-        <w:tc>
-          <w:tcPr>
-            <w:tcW w:type="dxa" w:w="1400"/>
-            <w:vMerge w:val="continue"/>
-            <w:tcBorders>
-              <w:top w:val="none" w:color="FFFFFF" w:sz="0"/>
-              <w:left w:val="none" w:color="FFFFFF" w:sz="0"/>
-              <w:bottom w:val="single" w:color="BFBFBF" w:sz="2"/>
-              <w:right w:val="none" w:color="FFFFFF" w:sz="0"/>
-            </w:tcBorders>
-            <w:tcMar>
-              <w:top w:type="dxa" w:w="60"/>
-              <w:left w:type="dxa" w:w="90"/>
-              <w:bottom w:type="dxa" w:w="60"/>
-              <w:right w:type="dxa" w:w="90"/>
-            </w:tcMar>
-            <w:vAlign w:val="top"/>
-          </w:tcPr>
-          <w:p>
-            <w:pPr>
-              <w:spacing w:line="280"/>
-              <w:jc w:val="left"/>
-            </w:pPr>
-          </w:p>
-        </w:tc>
-        <w:tc>
-          <w:tcPr>
-            <w:tcW w:type="dxa" w:w="1600"/>
-            <w:tcBorders>
-              <w:top w:val="none" w:color="FFFFFF" w:sz="0"/>
-              <w:left w:val="none" w:color="FFFFFF" w:sz="0"/>
-              <w:bottom w:val="single" w:color="BFBFBF" w:sz="2"/>
-              <w:right w:val="none" w:color="FFFFFF" w:sz="0"/>
-            </w:tcBorders>
-            <w:tcMar>
-              <w:top w:type="dxa" w:w="60"/>
-              <w:left w:type="dxa" w:w="90"/>
-              <w:bottom w:type="dxa" w:w="60"/>
-              <w:right w:type="dxa" w:w="90"/>
-            </w:tcMar>
-            <w:vAlign w:val="top"/>
-          </w:tcPr>
-          <w:p>
-            <w:pPr>
-              <w:spacing w:line="280"/>
-              <w:jc w:val="left"/>
-            </w:pPr>
-            <w:r>
-              <w:rPr>
-                <w:rFonts w:ascii="Times New Roman" w:eastAsia="宋体" w:hAnsi="Times New Roman"/>
-                <w:b w:val="false"/>
-                <w:bCs w:val="false"/>
-                <w:color w:val="000000"/>
-                <w:sz w:val="18"/>
-                <w:szCs w:val="18"/>
-              </w:rPr>
-              <w:t xml:space="preserve">掌式离心机</w:t>
-            </w:r>
-          </w:p>
-        </w:tc>
-        <w:tc>
-          <w:tcPr>
-            <w:tcW w:type="dxa" w:w="3660"/>
-            <w:tcBorders>
-              <w:top w:val="none" w:color="FFFFFF" w:sz="0"/>
-              <w:left w:val="none" w:color="FFFFFF" w:sz="0"/>
-              <w:bottom w:val="single" w:color="BFBFBF" w:sz="2"/>
-              <w:right w:val="none" w:color="FFFFFF" w:sz="0"/>
-            </w:tcBorders>
-            <w:tcMar>
-              <w:top w:type="dxa" w:w="60"/>
-              <w:left w:type="dxa" w:w="90"/>
-              <w:bottom w:type="dxa" w:w="60"/>
-              <w:right w:type="dxa" w:w="90"/>
-            </w:tcMar>
-            <w:vAlign w:val="top"/>
-          </w:tcPr>
-          <w:p>
-            <w:pPr>
-              <w:spacing w:line="280"/>
-              <w:jc w:val="left"/>
-            </w:pPr>
-            <w:r>
-              <w:rPr>
-                <w:rFonts w:ascii="Times New Roman" w:eastAsia="宋体" w:hAnsi="Times New Roman"/>
-                <w:b w:val="false"/>
-                <w:bCs w:val="false"/>
-                <w:color w:val="000000"/>
-                <w:sz w:val="18"/>
-                <w:szCs w:val="18"/>
-              </w:rPr>
-              <w:t xml:space="preserve">适配 1.5 mL 离心管与八排管，两种转子</w:t>
-            </w:r>
-          </w:p>
-        </w:tc>
-        <w:tc>
-          <w:tcPr>
-            <w:tcW w:type="dxa" w:w="600"/>
-            <w:tcBorders>
-              <w:top w:val="none" w:color="FFFFFF" w:sz="0"/>
-              <w:left w:val="none" w:color="FFFFFF" w:sz="0"/>
-              <w:bottom w:val="single" w:color="BFBFBF" w:sz="2"/>
-              <w:right w:val="none" w:color="FFFFFF" w:sz="0"/>
-            </w:tcBorders>
-            <w:tcMar>
-              <w:top w:type="dxa" w:w="60"/>
-              <w:left w:type="dxa" w:w="90"/>
-              <w:bottom w:type="dxa" w:w="60"/>
-              <w:right w:type="dxa" w:w="90"/>
-            </w:tcMar>
-            <w:vAlign w:val="top"/>
-          </w:tcPr>
-          <w:p>
-            <w:pPr>
-              <w:spacing w:line="280"/>
-              <w:jc w:val="center"/>
-            </w:pPr>
-            <w:r>
-              <w:rPr>
-                <w:rFonts w:ascii="Times New Roman" w:eastAsia="宋体" w:hAnsi="Times New Roman"/>
-                <w:b w:val="false"/>
-                <w:bCs w:val="false"/>
-                <w:color w:val="000000"/>
-                <w:sz w:val="18"/>
-                <w:szCs w:val="18"/>
-              </w:rPr>
-              <w:t xml:space="preserve">1</w:t>
-            </w:r>
-          </w:p>
-        </w:tc>
-        <w:tc>
-          <w:tcPr>
-            <w:tcW w:type="dxa" w:w="1400"/>
-            <w:tcBorders>
-              <w:top w:val="none" w:color="FFFFFF" w:sz="0"/>
-              <w:left w:val="none" w:color="FFFFFF" w:sz="0"/>
-              <w:bottom w:val="single" w:color="BFBFBF" w:sz="2"/>
-              <w:right w:val="none" w:color="FFFFFF" w:sz="0"/>
-            </w:tcBorders>
-            <w:tcMar>
-              <w:top w:type="dxa" w:w="60"/>
-              <w:left w:type="dxa" w:w="90"/>
-              <w:bottom w:type="dxa" w:w="60"/>
-              <w:right w:type="dxa" w:w="90"/>
-            </w:tcMar>
-            <w:vAlign w:val="top"/>
-          </w:tcPr>
-          <w:p>
-            <w:pPr>
-              <w:spacing w:line="280"/>
-              <w:jc w:val="left"/>
-            </w:pPr>
-            <w:r>
-              <w:rPr>
-                <w:rFonts w:ascii="Times New Roman" w:eastAsia="宋体" w:hAnsi="Times New Roman"/>
-                <w:b w:val="false"/>
-                <w:bCs w:val="false"/>
-                <w:color w:val="000000"/>
-                <w:sz w:val="18"/>
-                <w:szCs w:val="18"/>
-              </w:rPr>
-              <w:t xml:space="preserve">瞬时离心</w:t>
-            </w:r>
-          </w:p>
-        </w:tc>
-      </w:tr>
-      <w:tr>
-        <w:tc>
-          <w:tcPr>
-            <w:tcW w:type="dxa" w:w="1200"/>
-            <w:vMerge w:val="continue"/>
-            <w:tcBorders>
-              <w:top w:val="none" w:color="FFFFFF" w:sz="0"/>
-              <w:left w:val="none" w:color="FFFFFF" w:sz="0"/>
-              <w:bottom w:val="single" w:color="BFBFBF" w:sz="2"/>
-              <w:right w:val="none" w:color="FFFFFF" w:sz="0"/>
-            </w:tcBorders>
-            <w:tcMar>
-              <w:top w:type="dxa" w:w="60"/>
-              <w:left w:type="dxa" w:w="90"/>
-              <w:bottom w:type="dxa" w:w="60"/>
-              <w:right w:type="dxa" w:w="90"/>
-            </w:tcMar>
-            <w:vAlign w:val="top"/>
-          </w:tcPr>
-          <w:p>
-            <w:pPr>
-              <w:spacing w:line="280"/>
-              <w:jc w:val="left"/>
-            </w:pPr>
-          </w:p>
-        </w:tc>
-        <w:tc>
-          <w:tcPr>
-            <w:tcW w:type="dxa" w:w="1400"/>
-            <w:vMerge w:val="continue"/>
-            <w:tcBorders>
-              <w:top w:val="none" w:color="FFFFFF" w:sz="0"/>
-              <w:left w:val="none" w:color="FFFFFF" w:sz="0"/>
-              <w:bottom w:val="single" w:color="BFBFBF" w:sz="2"/>
-              <w:right w:val="none" w:color="FFFFFF" w:sz="0"/>
-            </w:tcBorders>
-            <w:tcMar>
-              <w:top w:type="dxa" w:w="60"/>
-              <w:left w:type="dxa" w:w="90"/>
-              <w:bottom w:type="dxa" w:w="60"/>
-              <w:right w:type="dxa" w:w="90"/>
-            </w:tcMar>
-            <w:vAlign w:val="top"/>
-          </w:tcPr>
-          <w:p>
-            <w:pPr>
-              <w:spacing w:line="280"/>
-              <w:jc w:val="left"/>
-            </w:pPr>
-          </w:p>
-        </w:tc>
-        <w:tc>
-          <w:tcPr>
-            <w:tcW w:type="dxa" w:w="1600"/>
-            <w:tcBorders>
-              <w:top w:val="none" w:color="FFFFFF" w:sz="0"/>
-              <w:left w:val="none" w:color="FFFFFF" w:sz="0"/>
-              <w:bottom w:val="single" w:color="BFBFBF" w:sz="2"/>
-              <w:right w:val="none" w:color="FFFFFF" w:sz="0"/>
-            </w:tcBorders>
-            <w:tcMar>
-              <w:top w:type="dxa" w:w="60"/>
-              <w:left w:type="dxa" w:w="90"/>
-              <w:bottom w:type="dxa" w:w="60"/>
-              <w:right w:type="dxa" w:w="90"/>
-            </w:tcMar>
-            <w:vAlign w:val="top"/>
-          </w:tcPr>
-          <w:p>
-            <w:pPr>
-              <w:spacing w:line="280"/>
-              <w:jc w:val="left"/>
-            </w:pPr>
-            <w:r>
-              <w:rPr>
-                <w:rFonts w:ascii="Times New Roman" w:eastAsia="宋体" w:hAnsi="Times New Roman"/>
-                <w:b w:val="false"/>
-                <w:bCs w:val="false"/>
-                <w:color w:val="000000"/>
-                <w:sz w:val="18"/>
-                <w:szCs w:val="18"/>
-              </w:rPr>
-              <w:t xml:space="preserve">PCR扩增仪</w:t>
-            </w:r>
-          </w:p>
-        </w:tc>
-        <w:tc>
-          <w:tcPr>
-            <w:tcW w:type="dxa" w:w="3660"/>
-            <w:tcBorders>
-              <w:top w:val="none" w:color="FFFFFF" w:sz="0"/>
-              <w:left w:val="none" w:color="FFFFFF" w:sz="0"/>
-              <w:bottom w:val="single" w:color="BFBFBF" w:sz="2"/>
-              <w:right w:val="none" w:color="FFFFFF" w:sz="0"/>
-            </w:tcBorders>
-            <w:tcMar>
-              <w:top w:type="dxa" w:w="60"/>
-              <w:left w:type="dxa" w:w="90"/>
-              <w:bottom w:type="dxa" w:w="60"/>
-              <w:right w:type="dxa" w:w="90"/>
-            </w:tcMar>
-            <w:vAlign w:val="top"/>
-          </w:tcPr>
-          <w:p>
-            <w:pPr>
-              <w:spacing w:line="280"/>
-              <w:jc w:val="left"/>
-            </w:pPr>
-            <w:r>
-              <w:rPr>
-                <w:rFonts w:ascii="Times New Roman" w:eastAsia="宋体" w:hAnsi="Times New Roman"/>
-                <w:b w:val="false"/>
-                <w:bCs w:val="false"/>
-                <w:color w:val="000000"/>
-                <w:sz w:val="18"/>
-                <w:szCs w:val="18"/>
-              </w:rPr>
-              <w:t xml:space="preserve">≥96 孔，具备梯度扩增功能</w:t>
-            </w:r>
-          </w:p>
-        </w:tc>
-        <w:tc>
-          <w:tcPr>
-            <w:tcW w:type="dxa" w:w="600"/>
-            <w:tcBorders>
-              <w:top w:val="none" w:color="FFFFFF" w:sz="0"/>
-              <w:left w:val="none" w:color="FFFFFF" w:sz="0"/>
-              <w:bottom w:val="single" w:color="BFBFBF" w:sz="2"/>
-              <w:right w:val="none" w:color="FFFFFF" w:sz="0"/>
-            </w:tcBorders>
-            <w:tcMar>
-              <w:top w:type="dxa" w:w="60"/>
-              <w:left w:type="dxa" w:w="90"/>
-              <w:bottom w:type="dxa" w:w="60"/>
-              <w:right w:type="dxa" w:w="90"/>
-            </w:tcMar>
-            <w:vAlign w:val="top"/>
-          </w:tcPr>
-          <w:p>
-            <w:pPr>
-              <w:spacing w:line="280"/>
-              <w:jc w:val="center"/>
-            </w:pPr>
-            <w:r>
-              <w:rPr>
-                <w:rFonts w:ascii="Times New Roman" w:eastAsia="宋体" w:hAnsi="Times New Roman"/>
-                <w:b w:val="false"/>
-                <w:bCs w:val="false"/>
-                <w:color w:val="000000"/>
-                <w:sz w:val="18"/>
-                <w:szCs w:val="18"/>
-              </w:rPr>
-              <w:t xml:space="preserve">1</w:t>
-            </w:r>
-          </w:p>
-        </w:tc>
-        <w:tc>
-          <w:tcPr>
-            <w:tcW w:type="dxa" w:w="1400"/>
-            <w:tcBorders>
-              <w:top w:val="none" w:color="FFFFFF" w:sz="0"/>
-              <w:left w:val="none" w:color="FFFFFF" w:sz="0"/>
-              <w:bottom w:val="single" w:color="BFBFBF" w:sz="2"/>
-              <w:right w:val="none" w:color="FFFFFF" w:sz="0"/>
-            </w:tcBorders>
-            <w:tcMar>
-              <w:top w:type="dxa" w:w="60"/>
-              <w:left w:type="dxa" w:w="90"/>
-              <w:bottom w:type="dxa" w:w="60"/>
-              <w:right w:type="dxa" w:w="90"/>
-            </w:tcMar>
-            <w:vAlign w:val="top"/>
-          </w:tcPr>
-          <w:p>
-            <w:pPr>
-              <w:spacing w:line="280"/>
-              <w:jc w:val="left"/>
-            </w:pPr>
-            <w:r>
-              <w:rPr>
-                <w:rFonts w:ascii="Times New Roman" w:eastAsia="宋体" w:hAnsi="Times New Roman"/>
-                <w:b w:val="false"/>
-                <w:bCs w:val="false"/>
-                <w:color w:val="000000"/>
-                <w:sz w:val="18"/>
-                <w:szCs w:val="18"/>
-              </w:rPr>
-              <w:t xml:space="preserve">文库孵育与扩增</w:t>
-            </w:r>
-          </w:p>
-        </w:tc>
-      </w:tr>
-      <w:tr>
-        <w:tc>
-          <w:tcPr>
-            <w:tcW w:type="dxa" w:w="1200"/>
-            <w:vMerge w:val="continue"/>
-            <w:tcBorders>
-              <w:top w:val="none" w:color="FFFFFF" w:sz="0"/>
-              <w:left w:val="none" w:color="FFFFFF" w:sz="0"/>
-              <w:bottom w:val="single" w:color="BFBFBF" w:sz="2"/>
-              <w:right w:val="none" w:color="FFFFFF" w:sz="0"/>
-            </w:tcBorders>
-            <w:tcMar>
-              <w:top w:type="dxa" w:w="60"/>
-              <w:left w:type="dxa" w:w="90"/>
-              <w:bottom w:type="dxa" w:w="60"/>
-              <w:right w:type="dxa" w:w="90"/>
-            </w:tcMar>
-            <w:vAlign w:val="top"/>
-          </w:tcPr>
-          <w:p>
-            <w:pPr>
-              <w:spacing w:line="280"/>
-              <w:jc w:val="left"/>
-            </w:pPr>
-          </w:p>
-        </w:tc>
-        <w:tc>
-          <w:tcPr>
-            <w:tcW w:type="dxa" w:w="1400"/>
-            <w:vMerge w:val="continue"/>
-            <w:tcBorders>
-              <w:top w:val="none" w:color="FFFFFF" w:sz="0"/>
-              <w:left w:val="none" w:color="FFFFFF" w:sz="0"/>
-              <w:bottom w:val="single" w:color="BFBFBF" w:sz="2"/>
-              <w:right w:val="none" w:color="FFFFFF" w:sz="0"/>
-            </w:tcBorders>
-            <w:tcMar>
-              <w:top w:type="dxa" w:w="60"/>
-              <w:left w:type="dxa" w:w="90"/>
-              <w:bottom w:type="dxa" w:w="60"/>
-              <w:right w:type="dxa" w:w="90"/>
-            </w:tcMar>
-            <w:vAlign w:val="top"/>
-          </w:tcPr>
-          <w:p>
-            <w:pPr>
-              <w:spacing w:line="280"/>
-              <w:jc w:val="left"/>
-            </w:pPr>
-          </w:p>
-        </w:tc>
-        <w:tc>
-          <w:tcPr>
-            <w:tcW w:type="dxa" w:w="1600"/>
-            <w:tcBorders>
-              <w:top w:val="none" w:color="FFFFFF" w:sz="0"/>
-              <w:left w:val="none" w:color="FFFFFF" w:sz="0"/>
-              <w:bottom w:val="single" w:color="BFBFBF" w:sz="2"/>
-              <w:right w:val="none" w:color="FFFFFF" w:sz="0"/>
-            </w:tcBorders>
-            <w:tcMar>
-              <w:top w:type="dxa" w:w="60"/>
-              <w:left w:type="dxa" w:w="90"/>
-              <w:bottom w:type="dxa" w:w="60"/>
-              <w:right w:type="dxa" w:w="90"/>
-            </w:tcMar>
-            <w:vAlign w:val="top"/>
-          </w:tcPr>
-          <w:p>
-            <w:pPr>
-              <w:spacing w:line="280"/>
-              <w:jc w:val="left"/>
-            </w:pPr>
-            <w:r>
-              <w:rPr>
-                <w:rFonts w:ascii="Times New Roman" w:eastAsia="宋体" w:hAnsi="Times New Roman"/>
-                <w:b w:val="false"/>
-                <w:bCs w:val="false"/>
-                <w:color w:val="000000"/>
-                <w:sz w:val="18"/>
-                <w:szCs w:val="18"/>
-              </w:rPr>
-              <w:t xml:space="preserve">荧光定量仪</w:t>
-            </w:r>
-          </w:p>
-        </w:tc>
-        <w:tc>
-          <w:tcPr>
-            <w:tcW w:type="dxa" w:w="3660"/>
-            <w:tcBorders>
-              <w:top w:val="none" w:color="FFFFFF" w:sz="0"/>
-              <w:left w:val="none" w:color="FFFFFF" w:sz="0"/>
-              <w:bottom w:val="single" w:color="BFBFBF" w:sz="2"/>
-              <w:right w:val="none" w:color="FFFFFF" w:sz="0"/>
-            </w:tcBorders>
-            <w:tcMar>
-              <w:top w:type="dxa" w:w="60"/>
-              <w:left w:type="dxa" w:w="90"/>
-              <w:bottom w:type="dxa" w:w="60"/>
-              <w:right w:type="dxa" w:w="90"/>
-            </w:tcMar>
-            <w:vAlign w:val="top"/>
-          </w:tcPr>
-          <w:p>
-            <w:pPr>
-              <w:spacing w:line="280"/>
-              <w:jc w:val="left"/>
-            </w:pPr>
-            <w:r>
-              <w:rPr>
-                <w:rFonts w:ascii="Times New Roman" w:eastAsia="宋体" w:hAnsi="Times New Roman"/>
-                <w:b w:val="false"/>
-                <w:bCs w:val="false"/>
-                <w:color w:val="000000"/>
-                <w:sz w:val="18"/>
-                <w:szCs w:val="18"/>
-              </w:rPr>
-              <w:t xml:space="preserve">满足常规分子实验操作要求</w:t>
-            </w:r>
-          </w:p>
-        </w:tc>
-        <w:tc>
-          <w:tcPr>
-            <w:tcW w:type="dxa" w:w="600"/>
-            <w:tcBorders>
-              <w:top w:val="none" w:color="FFFFFF" w:sz="0"/>
-              <w:left w:val="none" w:color="FFFFFF" w:sz="0"/>
-              <w:bottom w:val="single" w:color="BFBFBF" w:sz="2"/>
-              <w:right w:val="none" w:color="FFFFFF" w:sz="0"/>
-            </w:tcBorders>
-            <w:tcMar>
-              <w:top w:type="dxa" w:w="60"/>
-              <w:left w:type="dxa" w:w="90"/>
-              <w:bottom w:type="dxa" w:w="60"/>
-              <w:right w:type="dxa" w:w="90"/>
-            </w:tcMar>
-            <w:vAlign w:val="top"/>
-          </w:tcPr>
-          <w:p>
-            <w:pPr>
-              <w:spacing w:line="280"/>
-              <w:jc w:val="center"/>
-            </w:pPr>
-            <w:r>
-              <w:rPr>
-                <w:rFonts w:ascii="Times New Roman" w:eastAsia="宋体" w:hAnsi="Times New Roman"/>
-                <w:b w:val="false"/>
-                <w:bCs w:val="false"/>
-                <w:color w:val="000000"/>
-                <w:sz w:val="18"/>
-                <w:szCs w:val="18"/>
-              </w:rPr>
-              <w:t xml:space="preserve">1</w:t>
-            </w:r>
-          </w:p>
-        </w:tc>
-        <w:tc>
-          <w:tcPr>
-            <w:tcW w:type="dxa" w:w="1400"/>
-            <w:tcBorders>
-              <w:top w:val="none" w:color="FFFFFF" w:sz="0"/>
-              <w:left w:val="none" w:color="FFFFFF" w:sz="0"/>
-              <w:bottom w:val="single" w:color="BFBFBF" w:sz="2"/>
-              <w:right w:val="none" w:color="FFFFFF" w:sz="0"/>
-            </w:tcBorders>
-            <w:tcMar>
-              <w:top w:type="dxa" w:w="60"/>
-              <w:left w:type="dxa" w:w="90"/>
-              <w:bottom w:type="dxa" w:w="60"/>
-              <w:right w:type="dxa" w:w="90"/>
-            </w:tcMar>
-            <w:vAlign w:val="top"/>
-          </w:tcPr>
-          <w:p>
-            <w:pPr>
-              <w:spacing w:line="280"/>
-              <w:jc w:val="left"/>
-            </w:pPr>
-            <w:r>
-              <w:rPr>
-                <w:rFonts w:ascii="Times New Roman" w:eastAsia="宋体" w:hAnsi="Times New Roman"/>
-                <w:b w:val="false"/>
-                <w:bCs w:val="false"/>
-                <w:color w:val="000000"/>
-                <w:sz w:val="18"/>
-                <w:szCs w:val="18"/>
-              </w:rPr>
-              <w:t xml:space="preserve">核酸与文库浓度测定</w:t>
-            </w:r>
-          </w:p>
-        </w:tc>
-      </w:tr>
-      <w:tr>
-        <w:tc>
-          <w:tcPr>
-            <w:tcW w:type="dxa" w:w="1200"/>
-            <w:vMerge w:val="continue"/>
-            <w:tcBorders>
-              <w:top w:val="none" w:color="FFFFFF" w:sz="0"/>
-              <w:left w:val="none" w:color="FFFFFF" w:sz="0"/>
-              <w:bottom w:val="single" w:color="BFBFBF" w:sz="2"/>
-              <w:right w:val="none" w:color="FFFFFF" w:sz="0"/>
-            </w:tcBorders>
-            <w:tcMar>
-              <w:top w:type="dxa" w:w="60"/>
-              <w:left w:type="dxa" w:w="90"/>
-              <w:bottom w:type="dxa" w:w="60"/>
-              <w:right w:type="dxa" w:w="90"/>
-            </w:tcMar>
-            <w:vAlign w:val="top"/>
-          </w:tcPr>
-          <w:p>
-            <w:pPr>
-              <w:spacing w:line="280"/>
-              <w:jc w:val="left"/>
-            </w:pPr>
-          </w:p>
-        </w:tc>
-        <w:tc>
-          <w:tcPr>
-            <w:tcW w:type="dxa" w:w="1400"/>
-            <w:vMerge w:val="continue"/>
-            <w:tcBorders>
-              <w:top w:val="none" w:color="FFFFFF" w:sz="0"/>
-              <w:left w:val="none" w:color="FFFFFF" w:sz="0"/>
-              <w:bottom w:val="single" w:color="BFBFBF" w:sz="2"/>
-              <w:right w:val="none" w:color="FFFFFF" w:sz="0"/>
-            </w:tcBorders>
-            <w:tcMar>
-              <w:top w:type="dxa" w:w="60"/>
-              <w:left w:type="dxa" w:w="90"/>
-              <w:bottom w:type="dxa" w:w="60"/>
-              <w:right w:type="dxa" w:w="90"/>
-            </w:tcMar>
-            <w:vAlign w:val="top"/>
-          </w:tcPr>
-          <w:p>
-            <w:pPr>
-              <w:spacing w:line="280"/>
-              <w:jc w:val="left"/>
-            </w:pPr>
-          </w:p>
-        </w:tc>
-        <w:tc>
-          <w:tcPr>
-            <w:tcW w:type="dxa" w:w="1600"/>
-            <w:tcBorders>
-              <w:top w:val="none" w:color="FFFFFF" w:sz="0"/>
-              <w:left w:val="none" w:color="FFFFFF" w:sz="0"/>
-              <w:bottom w:val="single" w:color="BFBFBF" w:sz="2"/>
-              <w:right w:val="none" w:color="FFFFFF" w:sz="0"/>
-            </w:tcBorders>
-            <w:tcMar>
-              <w:top w:type="dxa" w:w="60"/>
-              <w:left w:type="dxa" w:w="90"/>
-              <w:bottom w:type="dxa" w:w="60"/>
-              <w:right w:type="dxa" w:w="90"/>
-            </w:tcMar>
-            <w:vAlign w:val="top"/>
-          </w:tcPr>
-          <w:p>
-            <w:pPr>
-              <w:spacing w:line="280"/>
-              <w:jc w:val="left"/>
-            </w:pPr>
-            <w:r>
-              <w:rPr>
-                <w:rFonts w:ascii="Times New Roman" w:eastAsia="宋体" w:hAnsi="Times New Roman"/>
-                <w:b w:val="false"/>
-                <w:bCs w:val="false"/>
-                <w:color w:val="000000"/>
-                <w:sz w:val="18"/>
-                <w:szCs w:val="18"/>
-              </w:rPr>
-              <w:t xml:space="preserve">全自动毛细管电泳仪</w:t>
-            </w:r>
-          </w:p>
-        </w:tc>
-        <w:tc>
-          <w:tcPr>
-            <w:tcW w:type="dxa" w:w="3660"/>
-            <w:tcBorders>
-              <w:top w:val="none" w:color="FFFFFF" w:sz="0"/>
-              <w:left w:val="none" w:color="FFFFFF" w:sz="0"/>
-              <w:bottom w:val="single" w:color="BFBFBF" w:sz="2"/>
-              <w:right w:val="none" w:color="FFFFFF" w:sz="0"/>
-            </w:tcBorders>
-            <w:tcMar>
-              <w:top w:type="dxa" w:w="60"/>
-              <w:left w:type="dxa" w:w="90"/>
-              <w:bottom w:type="dxa" w:w="60"/>
-              <w:right w:type="dxa" w:w="90"/>
-            </w:tcMar>
-            <w:vAlign w:val="top"/>
-          </w:tcPr>
-          <w:p>
-            <w:pPr>
-              <w:spacing w:line="280"/>
-              <w:jc w:val="left"/>
-            </w:pPr>
-            <w:r>
-              <w:rPr>
-                <w:rFonts w:ascii="Times New Roman" w:eastAsia="宋体" w:hAnsi="Times New Roman"/>
-                <w:b w:val="false"/>
-                <w:bCs w:val="false"/>
-                <w:color w:val="000000"/>
-                <w:sz w:val="18"/>
-                <w:szCs w:val="18"/>
-              </w:rPr>
-              <w:t xml:space="preserve">满足常规分子实验操作要求</w:t>
-            </w:r>
-          </w:p>
-        </w:tc>
-        <w:tc>
-          <w:tcPr>
-            <w:tcW w:type="dxa" w:w="600"/>
-            <w:tcBorders>
-              <w:top w:val="none" w:color="FFFFFF" w:sz="0"/>
-              <w:left w:val="none" w:color="FFFFFF" w:sz="0"/>
-              <w:bottom w:val="single" w:color="BFBFBF" w:sz="2"/>
-              <w:right w:val="none" w:color="FFFFFF" w:sz="0"/>
-            </w:tcBorders>
-            <w:tcMar>
-              <w:top w:type="dxa" w:w="60"/>
-              <w:left w:type="dxa" w:w="90"/>
-              <w:bottom w:type="dxa" w:w="60"/>
-              <w:right w:type="dxa" w:w="90"/>
-            </w:tcMar>
-            <w:vAlign w:val="top"/>
-          </w:tcPr>
-          <w:p>
-            <w:pPr>
-              <w:spacing w:line="280"/>
-              <w:jc w:val="center"/>
-            </w:pPr>
-            <w:r>
-              <w:rPr>
-                <w:rFonts w:ascii="Times New Roman" w:eastAsia="宋体" w:hAnsi="Times New Roman"/>
-                <w:b w:val="false"/>
-                <w:bCs w:val="false"/>
-                <w:color w:val="000000"/>
-                <w:sz w:val="18"/>
-                <w:szCs w:val="18"/>
-              </w:rPr>
-              <w:t xml:space="preserve">1</w:t>
-            </w:r>
-          </w:p>
-        </w:tc>
-        <w:tc>
-          <w:tcPr>
-            <w:tcW w:type="dxa" w:w="1400"/>
-            <w:tcBorders>
-              <w:top w:val="none" w:color="FFFFFF" w:sz="0"/>
-              <w:left w:val="none" w:color="FFFFFF" w:sz="0"/>
-              <w:bottom w:val="single" w:color="BFBFBF" w:sz="2"/>
-              <w:right w:val="none" w:color="FFFFFF" w:sz="0"/>
-            </w:tcBorders>
-            <w:tcMar>
-              <w:top w:type="dxa" w:w="60"/>
-              <w:left w:type="dxa" w:w="90"/>
-              <w:bottom w:type="dxa" w:w="60"/>
-              <w:right w:type="dxa" w:w="90"/>
-            </w:tcMar>
-            <w:vAlign w:val="top"/>
-          </w:tcPr>
-          <w:p>
-            <w:pPr>
-              <w:spacing w:line="280"/>
-              <w:jc w:val="left"/>
-            </w:pPr>
-            <w:r>
-              <w:rPr>
-                <w:rFonts w:ascii="Times New Roman" w:eastAsia="宋体" w:hAnsi="Times New Roman"/>
-                <w:b w:val="false"/>
-                <w:bCs w:val="false"/>
-                <w:color w:val="000000"/>
-                <w:sz w:val="18"/>
-                <w:szCs w:val="18"/>
-              </w:rPr>
-              <w:t xml:space="preserve">文库片段分布分析</w:t>
-            </w:r>
-          </w:p>
-        </w:tc>
-      </w:tr>
-      <w:tr>
-        <w:tc>
-          <w:tcPr>
-            <w:tcW w:type="dxa" w:w="1200"/>
-            <w:vMerge w:val="continue"/>
-            <w:tcBorders>
-              <w:top w:val="none" w:color="FFFFFF" w:sz="0"/>
-              <w:left w:val="none" w:color="FFFFFF" w:sz="0"/>
-              <w:bottom w:val="single" w:color="BFBFBF" w:sz="2"/>
-              <w:right w:val="none" w:color="FFFFFF" w:sz="0"/>
-            </w:tcBorders>
-            <w:tcMar>
-              <w:top w:type="dxa" w:w="60"/>
-              <w:left w:type="dxa" w:w="90"/>
-              <w:bottom w:type="dxa" w:w="60"/>
-              <w:right w:type="dxa" w:w="90"/>
-            </w:tcMar>
-            <w:vAlign w:val="top"/>
-          </w:tcPr>
-          <w:p>
-            <w:pPr>
-              <w:spacing w:line="280"/>
-              <w:jc w:val="left"/>
-            </w:pPr>
-          </w:p>
-        </w:tc>
-        <w:tc>
-          <w:tcPr>
-            <w:tcW w:type="dxa" w:w="1400"/>
-            <w:vMerge w:val="continue"/>
-            <w:tcBorders>
-              <w:top w:val="none" w:color="FFFFFF" w:sz="0"/>
-              <w:left w:val="none" w:color="FFFFFF" w:sz="0"/>
-              <w:bottom w:val="single" w:color="BFBFBF" w:sz="2"/>
-              <w:right w:val="none" w:color="FFFFFF" w:sz="0"/>
-            </w:tcBorders>
-            <w:tcMar>
-              <w:top w:type="dxa" w:w="60"/>
-              <w:left w:type="dxa" w:w="90"/>
-              <w:bottom w:type="dxa" w:w="60"/>
-              <w:right w:type="dxa" w:w="90"/>
-            </w:tcMar>
-            <w:vAlign w:val="top"/>
-          </w:tcPr>
-          <w:p>
-            <w:pPr>
-              <w:spacing w:line="280"/>
-              <w:jc w:val="left"/>
-            </w:pPr>
-          </w:p>
-        </w:tc>
-        <w:tc>
-          <w:tcPr>
-            <w:tcW w:type="dxa" w:w="1600"/>
-            <w:tcBorders>
-              <w:top w:val="none" w:color="FFFFFF" w:sz="0"/>
-              <w:left w:val="none" w:color="FFFFFF" w:sz="0"/>
-              <w:bottom w:val="single" w:color="BFBFBF" w:sz="2"/>
-              <w:right w:val="none" w:color="FFFFFF" w:sz="0"/>
-            </w:tcBorders>
-            <w:tcMar>
-              <w:top w:type="dxa" w:w="60"/>
-              <w:left w:type="dxa" w:w="90"/>
-              <w:bottom w:type="dxa" w:w="60"/>
-              <w:right w:type="dxa" w:w="90"/>
-            </w:tcMar>
-            <w:vAlign w:val="top"/>
-          </w:tcPr>
-          <w:p>
-            <w:pPr>
-              <w:spacing w:line="280"/>
-              <w:jc w:val="left"/>
-            </w:pPr>
-            <w:r>
-              <w:rPr>
-                <w:rFonts w:ascii="Times New Roman" w:eastAsia="宋体" w:hAnsi="Times New Roman"/>
-                <w:b w:val="false"/>
-                <w:bCs w:val="false"/>
-                <w:color w:val="000000"/>
-                <w:sz w:val="18"/>
-                <w:szCs w:val="18"/>
-              </w:rPr>
-              <w:t xml:space="preserve">单道移液器</w:t>
-            </w:r>
-          </w:p>
-        </w:tc>
-        <w:tc>
-          <w:tcPr>
-            <w:tcW w:type="dxa" w:w="3660"/>
-            <w:tcBorders>
-              <w:top w:val="none" w:color="FFFFFF" w:sz="0"/>
-              <w:left w:val="none" w:color="FFFFFF" w:sz="0"/>
-              <w:bottom w:val="single" w:color="BFBFBF" w:sz="2"/>
-              <w:right w:val="none" w:color="FFFFFF" w:sz="0"/>
-            </w:tcBorders>
-            <w:tcMar>
-              <w:top w:type="dxa" w:w="60"/>
-              <w:left w:type="dxa" w:w="90"/>
-              <w:bottom w:type="dxa" w:w="60"/>
-              <w:right w:type="dxa" w:w="90"/>
-            </w:tcMar>
-            <w:vAlign w:val="top"/>
-          </w:tcPr>
-          <w:p>
-            <w:pPr>
-              <w:spacing w:line="280"/>
-              <w:jc w:val="left"/>
-            </w:pPr>
-            <w:r>
-              <w:rPr>
-                <w:rFonts w:ascii="Times New Roman" w:eastAsia="宋体" w:hAnsi="Times New Roman"/>
-                <w:b w:val="false"/>
-                <w:bCs w:val="false"/>
-                <w:color w:val="000000"/>
-                <w:sz w:val="18"/>
-                <w:szCs w:val="18"/>
-              </w:rPr>
-              <w:t xml:space="preserve">量程分档覆盖 0.1–1000 µL，精度符合 GB/T 39374；分档：0.1-2.0µl、0.5-10µl、2-20µl、10-100µl、20-200µl、100-1000µl</w:t>
-            </w:r>
-          </w:p>
-        </w:tc>
-        <w:tc>
-          <w:tcPr>
-            <w:tcW w:type="dxa" w:w="600"/>
-            <w:tcBorders>
-              <w:top w:val="none" w:color="FFFFFF" w:sz="0"/>
-              <w:left w:val="none" w:color="FFFFFF" w:sz="0"/>
-              <w:bottom w:val="single" w:color="BFBFBF" w:sz="2"/>
-              <w:right w:val="none" w:color="FFFFFF" w:sz="0"/>
-            </w:tcBorders>
-            <w:tcMar>
-              <w:top w:type="dxa" w:w="60"/>
-              <w:left w:type="dxa" w:w="90"/>
-              <w:bottom w:type="dxa" w:w="60"/>
-              <w:right w:type="dxa" w:w="90"/>
-            </w:tcMar>
-            <w:vAlign w:val="top"/>
-          </w:tcPr>
-          <w:p>
-            <w:pPr>
-              <w:spacing w:line="280"/>
-              <w:jc w:val="center"/>
-            </w:pPr>
-            <w:r>
-              <w:rPr>
-                <w:rFonts w:ascii="Times New Roman" w:eastAsia="宋体" w:hAnsi="Times New Roman"/>
-                <w:b w:val="false"/>
-                <w:bCs w:val="false"/>
-                <w:color w:val="000000"/>
-                <w:sz w:val="18"/>
-                <w:szCs w:val="18"/>
-              </w:rPr>
-              <w:t xml:space="preserve">6</w:t>
-            </w:r>
-          </w:p>
-        </w:tc>
-        <w:tc>
-          <w:tcPr>
-            <w:tcW w:type="dxa" w:w="1400"/>
-            <w:tcBorders>
-              <w:top w:val="none" w:color="FFFFFF" w:sz="0"/>
-              <w:left w:val="none" w:color="FFFFFF" w:sz="0"/>
-              <w:bottom w:val="single" w:color="BFBFBF" w:sz="2"/>
-              <w:right w:val="none" w:color="FFFFFF" w:sz="0"/>
-            </w:tcBorders>
-            <w:tcMar>
-              <w:top w:type="dxa" w:w="60"/>
-              <w:left w:type="dxa" w:w="90"/>
-              <w:bottom w:type="dxa" w:w="60"/>
-              <w:right w:type="dxa" w:w="90"/>
-            </w:tcMar>
-            <w:vAlign w:val="top"/>
-          </w:tcPr>
-          <w:p>
-            <w:pPr>
-              <w:spacing w:line="280"/>
-              <w:jc w:val="left"/>
-            </w:pPr>
-            <w:r>
-              <w:rPr>
-                <w:rFonts w:ascii="Times New Roman" w:eastAsia="宋体" w:hAnsi="Times New Roman"/>
-                <w:b w:val="false"/>
-                <w:bCs w:val="false"/>
-                <w:color w:val="000000"/>
-                <w:sz w:val="18"/>
-                <w:szCs w:val="18"/>
-              </w:rPr>
-              <w:t xml:space="preserve">分子实验常规器具</w:t>
-            </w:r>
-          </w:p>
-        </w:tc>
-      </w:tr>
-      <w:tr>
-        <w:tc>
-          <w:tcPr>
-            <w:tcW w:type="dxa" w:w="1200"/>
-            <w:vMerge w:val="restart"/>
-            <w:tcBorders>
-              <w:top w:val="none" w:color="FFFFFF" w:sz="0"/>
-              <w:left w:val="none" w:color="FFFFFF" w:sz="0"/>
-              <w:bottom w:val="single" w:color="BFBFBF" w:sz="2"/>
-              <w:right w:val="none" w:color="FFFFFF" w:sz="0"/>
-            </w:tcBorders>
-            <w:tcMar>
-              <w:top w:type="dxa" w:w="60"/>
-              <w:left w:type="dxa" w:w="90"/>
-              <w:bottom w:type="dxa" w:w="60"/>
-              <w:right w:type="dxa" w:w="90"/>
-            </w:tcMar>
-            <w:vAlign w:val="top"/>
-          </w:tcPr>
-          <w:p>
-            <w:pPr>
-              <w:spacing w:line="280"/>
-              <w:jc w:val="left"/>
-            </w:pPr>
-            <w:r>
-              <w:rPr>
-                <w:rFonts w:ascii="Times New Roman" w:eastAsia="宋体" w:hAnsi="Times New Roman"/>
-                <w:b w:val="false"/>
-                <w:bCs w:val="false"/>
-                <w:color w:val="000000"/>
-                <w:sz w:val="18"/>
-                <w:szCs w:val="18"/>
-              </w:rPr>
-              <w:t xml:space="preserve">测序区</w:t>
-            </w:r>
-          </w:p>
-        </w:tc>
-        <w:tc>
-          <w:tcPr>
-            <w:tcW w:type="dxa" w:w="1400"/>
-            <w:vMerge w:val="restart"/>
-            <w:tcBorders>
-              <w:top w:val="none" w:color="FFFFFF" w:sz="0"/>
-              <w:left w:val="none" w:color="FFFFFF" w:sz="0"/>
-              <w:bottom w:val="single" w:color="BFBFBF" w:sz="2"/>
-              <w:right w:val="none" w:color="FFFFFF" w:sz="0"/>
-            </w:tcBorders>
-            <w:tcMar>
-              <w:top w:type="dxa" w:w="60"/>
-              <w:left w:type="dxa" w:w="90"/>
-              <w:bottom w:type="dxa" w:w="60"/>
-              <w:right w:type="dxa" w:w="90"/>
-            </w:tcMar>
-            <w:vAlign w:val="top"/>
-          </w:tcPr>
-          <w:p>
-            <w:pPr>
-              <w:spacing w:line="280"/>
-              <w:jc w:val="left"/>
-            </w:pPr>
-            <w:r>
-              <w:rPr>
-                <w:rFonts w:ascii="Times New Roman" w:eastAsia="宋体" w:hAnsi="Times New Roman"/>
-                <w:b w:val="false"/>
-                <w:bCs w:val="false"/>
-                <w:color w:val="000000"/>
-                <w:sz w:val="18"/>
-                <w:szCs w:val="18"/>
-              </w:rPr>
-              <w:t xml:space="preserve">上机测序与数据分析</w:t>
-            </w:r>
-          </w:p>
-        </w:tc>
-        <w:tc>
-          <w:tcPr>
-            <w:tcW w:type="dxa" w:w="1600"/>
-            <w:tcBorders>
-              <w:top w:val="none" w:color="FFFFFF" w:sz="0"/>
-              <w:left w:val="none" w:color="FFFFFF" w:sz="0"/>
-              <w:bottom w:val="single" w:color="BFBFBF" w:sz="2"/>
-              <w:right w:val="none" w:color="FFFFFF" w:sz="0"/>
-            </w:tcBorders>
-            <w:tcMar>
-              <w:top w:type="dxa" w:w="60"/>
-              <w:left w:type="dxa" w:w="90"/>
-              <w:bottom w:type="dxa" w:w="60"/>
-              <w:right w:type="dxa" w:w="90"/>
-            </w:tcMar>
-            <w:vAlign w:val="top"/>
-          </w:tcPr>
-          <w:p>
-            <w:pPr>
-              <w:spacing w:line="280"/>
-              <w:jc w:val="left"/>
-            </w:pPr>
-            <w:r>
-              <w:rPr>
-                <w:rFonts w:ascii="Times New Roman" w:eastAsia="宋体" w:hAnsi="Times New Roman"/>
-                <w:b w:val="false"/>
-                <w:bCs w:val="false"/>
-                <w:color w:val="000000"/>
-                <w:sz w:val="18"/>
-                <w:szCs w:val="18"/>
-              </w:rPr>
-              <w:t xml:space="preserve">抽湿机</w:t>
-            </w:r>
-          </w:p>
-        </w:tc>
-        <w:tc>
-          <w:tcPr>
-            <w:tcW w:type="dxa" w:w="3660"/>
-            <w:tcBorders>
-              <w:top w:val="none" w:color="FFFFFF" w:sz="0"/>
-              <w:left w:val="none" w:color="FFFFFF" w:sz="0"/>
-              <w:bottom w:val="single" w:color="BFBFBF" w:sz="2"/>
-              <w:right w:val="none" w:color="FFFFFF" w:sz="0"/>
-            </w:tcBorders>
-            <w:tcMar>
-              <w:top w:type="dxa" w:w="60"/>
-              <w:left w:type="dxa" w:w="90"/>
-              <w:bottom w:type="dxa" w:w="60"/>
-              <w:right w:type="dxa" w:w="90"/>
-            </w:tcMar>
-            <w:vAlign w:val="top"/>
-          </w:tcPr>
-          <w:p>
-            <w:pPr>
-              <w:spacing w:line="280"/>
-              <w:jc w:val="left"/>
-            </w:pPr>
-            <w:r>
-              <w:rPr>
-                <w:rFonts w:ascii="Times New Roman" w:eastAsia="宋体" w:hAnsi="Times New Roman"/>
-                <w:b w:val="false"/>
-                <w:bCs w:val="false"/>
-                <w:color w:val="000000"/>
-                <w:sz w:val="18"/>
-                <w:szCs w:val="18"/>
-              </w:rPr>
-              <w:t xml:space="preserve">根据实验室实际情况来进行配置</w:t>
-            </w:r>
-          </w:p>
-        </w:tc>
-        <w:tc>
-          <w:tcPr>
-            <w:tcW w:type="dxa" w:w="600"/>
-            <w:tcBorders>
-              <w:top w:val="none" w:color="FFFFFF" w:sz="0"/>
-              <w:left w:val="none" w:color="FFFFFF" w:sz="0"/>
-              <w:bottom w:val="single" w:color="BFBFBF" w:sz="2"/>
-              <w:right w:val="none" w:color="FFFFFF" w:sz="0"/>
-            </w:tcBorders>
-            <w:tcMar>
-              <w:top w:type="dxa" w:w="60"/>
-              <w:left w:type="dxa" w:w="90"/>
-              <w:bottom w:type="dxa" w:w="60"/>
-              <w:right w:type="dxa" w:w="90"/>
-            </w:tcMar>
-            <w:vAlign w:val="top"/>
-          </w:tcPr>
-          <w:p>
-            <w:pPr>
-              <w:spacing w:line="280"/>
-              <w:jc w:val="center"/>
-            </w:pPr>
-            <w:r>
-              <w:rPr>
-                <w:rFonts w:ascii="Times New Roman" w:eastAsia="宋体" w:hAnsi="Times New Roman"/>
-                <w:b w:val="false"/>
-                <w:bCs w:val="false"/>
-                <w:color w:val="000000"/>
-                <w:sz w:val="18"/>
-                <w:szCs w:val="18"/>
-              </w:rPr>
-              <w:t xml:space="preserve">1</w:t>
-            </w:r>
-          </w:p>
-        </w:tc>
-        <w:tc>
-          <w:tcPr>
-            <w:tcW w:type="dxa" w:w="1400"/>
-            <w:tcBorders>
-              <w:top w:val="none" w:color="FFFFFF" w:sz="0"/>
-              <w:left w:val="none" w:color="FFFFFF" w:sz="0"/>
-              <w:bottom w:val="single" w:color="BFBFBF" w:sz="2"/>
-              <w:right w:val="none" w:color="FFFFFF" w:sz="0"/>
-            </w:tcBorders>
-            <w:tcMar>
-              <w:top w:type="dxa" w:w="60"/>
-              <w:left w:type="dxa" w:w="90"/>
-              <w:bottom w:type="dxa" w:w="60"/>
-              <w:right w:type="dxa" w:w="90"/>
-            </w:tcMar>
-            <w:vAlign w:val="top"/>
-          </w:tcPr>
-          <w:p>
-            <w:pPr>
-              <w:spacing w:line="280"/>
-              <w:jc w:val="left"/>
-            </w:pPr>
-            <w:r>
-              <w:rPr>
-                <w:rFonts w:ascii="Times New Roman" w:eastAsia="宋体" w:hAnsi="Times New Roman"/>
-                <w:b w:val="false"/>
-                <w:bCs w:val="false"/>
-                <w:color w:val="000000"/>
-                <w:sz w:val="18"/>
-                <w:szCs w:val="18"/>
-              </w:rPr>
-              <w:t xml:space="preserve">环境湿度控制</w:t>
-            </w:r>
-          </w:p>
-        </w:tc>
-      </w:tr>
-      <w:tr>
-        <w:tc>
-          <w:tcPr>
-            <w:tcW w:type="dxa" w:w="1200"/>
-            <w:vMerge w:val="continue"/>
-            <w:tcBorders>
-              <w:top w:val="none" w:color="FFFFFF" w:sz="0"/>
-              <w:left w:val="none" w:color="FFFFFF" w:sz="0"/>
               <w:bottom w:val="single" w:color="000000" w:sz="12"/>
               <w:right w:val="none" w:color="FFFFFF" w:sz="0"/>
             </w:tcBorders>
@@ -14983,170 +18337,16 @@
               <w:spacing w:line="280"/>
               <w:jc w:val="left"/>
             </w:pPr>
-          </w:p>
-        </w:tc>
-        <w:tc>
-          <w:tcPr>
-            <w:tcW w:type="dxa" w:w="1400"/>
-            <w:vMerge w:val="continue"/>
-            <w:tcBorders>
-              <w:top w:val="none" w:color="FFFFFF" w:sz="0"/>
-              <w:left w:val="none" w:color="FFFFFF" w:sz="0"/>
-              <w:bottom w:val="single" w:color="000000" w:sz="12"/>
-              <w:right w:val="none" w:color="FFFFFF" w:sz="0"/>
-            </w:tcBorders>
-            <w:tcMar>
-              <w:top w:type="dxa" w:w="60"/>
-              <w:left w:type="dxa" w:w="90"/>
-              <w:bottom w:type="dxa" w:w="60"/>
-              <w:right w:type="dxa" w:w="90"/>
-            </w:tcMar>
-            <w:vAlign w:val="top"/>
-          </w:tcPr>
-          <w:p>
-            <w:pPr>
-              <w:spacing w:line="280"/>
-              <w:jc w:val="left"/>
-            </w:pPr>
-          </w:p>
-        </w:tc>
-        <w:tc>
-          <w:tcPr>
-            <w:tcW w:type="dxa" w:w="1600"/>
-            <w:tcBorders>
-              <w:top w:val="none" w:color="FFFFFF" w:sz="0"/>
-              <w:left w:val="none" w:color="FFFFFF" w:sz="0"/>
-              <w:bottom w:val="single" w:color="000000" w:sz="12"/>
-              <w:right w:val="none" w:color="FFFFFF" w:sz="0"/>
-            </w:tcBorders>
-            <w:tcMar>
-              <w:top w:type="dxa" w:w="60"/>
-              <w:left w:type="dxa" w:w="90"/>
-              <w:bottom w:type="dxa" w:w="60"/>
-              <w:right w:type="dxa" w:w="90"/>
-            </w:tcMar>
-            <w:vAlign w:val="top"/>
-          </w:tcPr>
-          <w:p>
-            <w:pPr>
-              <w:spacing w:line="280"/>
-              <w:jc w:val="left"/>
-            </w:pPr>
-            <w:r>
-              <w:rPr>
-                <w:rFonts w:ascii="Times New Roman" w:eastAsia="宋体" w:hAnsi="Times New Roman"/>
-                <w:b w:val="false"/>
-                <w:bCs w:val="false"/>
-                <w:color w:val="000000"/>
-                <w:sz w:val="18"/>
-                <w:szCs w:val="18"/>
-              </w:rPr>
-              <w:t xml:space="preserve">分析解读一体机</w:t>
-            </w:r>
-          </w:p>
-        </w:tc>
-        <w:tc>
-          <w:tcPr>
-            <w:tcW w:type="dxa" w:w="3660"/>
-            <w:tcBorders>
-              <w:top w:val="none" w:color="FFFFFF" w:sz="0"/>
-              <w:left w:val="none" w:color="FFFFFF" w:sz="0"/>
-              <w:bottom w:val="single" w:color="000000" w:sz="12"/>
-              <w:right w:val="none" w:color="FFFFFF" w:sz="0"/>
-            </w:tcBorders>
-            <w:tcMar>
-              <w:top w:type="dxa" w:w="60"/>
-              <w:left w:type="dxa" w:w="90"/>
-              <w:bottom w:type="dxa" w:w="60"/>
-              <w:right w:type="dxa" w:w="90"/>
-            </w:tcMar>
-            <w:vAlign w:val="top"/>
-          </w:tcPr>
-          <w:p>
-            <w:pPr>
-              <w:spacing w:line="280"/>
-              <w:jc w:val="left"/>
-            </w:pPr>
-            <w:r>
-              <w:rPr>
-                <w:rFonts w:ascii="Times New Roman" w:eastAsia="宋体" w:hAnsi="Times New Roman"/>
-                <w:b w:val="false"/>
-                <w:bCs w:val="false"/>
-                <w:color w:val="000000"/>
-                <w:sz w:val="18"/>
-                <w:szCs w:val="18"/>
-              </w:rPr>
-              <w:t xml:space="preserve">分析解读服务器或一体机，支持院内本地化部署，与所投试剂盒配套的生物信息分析与报告解读</w:t>
-            </w:r>
-          </w:p>
-        </w:tc>
-        <w:tc>
-          <w:tcPr>
-            <w:tcW w:type="dxa" w:w="600"/>
-            <w:tcBorders>
-              <w:top w:val="none" w:color="FFFFFF" w:sz="0"/>
-              <w:left w:val="none" w:color="FFFFFF" w:sz="0"/>
-              <w:bottom w:val="single" w:color="000000" w:sz="12"/>
-              <w:right w:val="none" w:color="FFFFFF" w:sz="0"/>
-            </w:tcBorders>
-            <w:tcMar>
-              <w:top w:type="dxa" w:w="60"/>
-              <w:left w:type="dxa" w:w="90"/>
-              <w:bottom w:type="dxa" w:w="60"/>
-              <w:right w:type="dxa" w:w="90"/>
-            </w:tcMar>
-            <w:vAlign w:val="top"/>
-          </w:tcPr>
-          <w:p>
-            <w:pPr>
-              <w:spacing w:line="280"/>
-              <w:jc w:val="center"/>
-            </w:pPr>
-            <w:r>
-              <w:rPr>
-                <w:rFonts w:ascii="Times New Roman" w:eastAsia="宋体" w:hAnsi="Times New Roman"/>
-                <w:b w:val="false"/>
-                <w:bCs w:val="false"/>
-                <w:color w:val="000000"/>
-                <w:sz w:val="18"/>
-                <w:szCs w:val="18"/>
-              </w:rPr>
-              <w:t xml:space="preserve">1</w:t>
-            </w:r>
-          </w:p>
-        </w:tc>
-        <w:tc>
-          <w:tcPr>
-            <w:tcW w:type="dxa" w:w="1400"/>
-            <w:tcBorders>
-              <w:top w:val="none" w:color="FFFFFF" w:sz="0"/>
-              <w:left w:val="none" w:color="FFFFFF" w:sz="0"/>
-              <w:bottom w:val="single" w:color="000000" w:sz="12"/>
-              <w:right w:val="none" w:color="FFFFFF" w:sz="0"/>
-            </w:tcBorders>
-            <w:tcMar>
-              <w:top w:type="dxa" w:w="60"/>
-              <w:left w:type="dxa" w:w="90"/>
-              <w:bottom w:type="dxa" w:w="60"/>
-              <w:right w:type="dxa" w:w="90"/>
-            </w:tcMar>
-            <w:vAlign w:val="top"/>
-          </w:tcPr>
-          <w:p>
-            <w:pPr>
-              <w:spacing w:line="280"/>
-              <w:jc w:val="left"/>
-            </w:pPr>
-            <w:r>
-              <w:rPr>
-                <w:rFonts w:ascii="Times New Roman" w:eastAsia="宋体" w:hAnsi="Times New Roman"/>
-                <w:b w:val="false"/>
-                <w:bCs w:val="false"/>
-                <w:color w:val="000000"/>
-                <w:sz w:val="18"/>
-                <w:szCs w:val="18"/>
-              </w:rPr>
-              <w:t xml:space="preserve">数据分析与报告解读</w:t>
+            <w:r>
+              <w:rPr>
+                <w:rFonts w:ascii="Times New Roman" w:eastAsia="宋体" w:hAnsi="Times New Roman"/>
+                <w:b w:val="false"/>
+                <w:bCs w:val="false"/>
+                <w:color w:val="000000"/>
+                <w:sz w:val="18"/>
+                <w:szCs w:val="18"/>
+              </w:rPr>
+              <w:t xml:space="preserve">数据分析与存储</w:t>
             </w:r>
           </w:p>
         </w:tc>
@@ -15185,7 +18385,7 @@
           <w:sz w:val="21"/>
           <w:szCs w:val="21"/>
         </w:rPr>
-        <w:t xml:space="preserve">二〇二六年九月十日</w:t>
+        <w:t xml:space="preserve">二〇二六年九月十一日</w:t>
       </w:r>
     </w:p>
     <w:sectPr>
